--- a/Информатика/Лабораторные работы/ЛБ4/ЛБ4.docx
+++ b/Информатика/Лабораторные работы/ЛБ4/ЛБ4.docx
@@ -386,6 +386,7 @@
       <w:sdtContent>
         <w:p>
           <w:pPr>
+            <w:spacing w:line="360" w:lineRule="auto"/>
             <w:jc w:val="center"/>
             <w:rPr>
               <w:rFonts w:ascii="Times New Roman" w:hAnsi="Times New Roman" w:cs="Times New Roman"/>
@@ -458,7 +459,7 @@
             </w:rPr>
             <w:fldChar w:fldCharType="separate"/>
           </w:r>
-          <w:hyperlink w:anchor="_Toc210001179" w:history="1">
+          <w:hyperlink w:anchor="_Toc212929822" w:history="1">
             <w:r>
               <w:rPr>
                 <w:rStyle w:val="ad"/>
@@ -497,7 +498,7 @@
                 <w:sz w:val="28"/>
                 <w:szCs w:val="28"/>
               </w:rPr>
-              <w:instrText xml:space="preserve"> PAGEREF _Toc210001179 \h </w:instrText>
+              <w:instrText xml:space="preserve"> PAGEREF _Toc212929822 \h </w:instrText>
             </w:r>
             <w:r>
               <w:rPr>
@@ -526,7 +527,7 @@
                 <w:sz w:val="28"/>
                 <w:szCs w:val="28"/>
               </w:rPr>
-              <w:t>3</w:t>
+              <w:t>2</w:t>
             </w:r>
             <w:r>
               <w:rPr>
@@ -555,16 +556,19 @@
               <w:lang w:eastAsia="ru-RU"/>
             </w:rPr>
           </w:pPr>
-          <w:hyperlink w:anchor="_Toc210001180" w:history="1">
+          <w:hyperlink w:anchor="_Toc212929823" w:history="1">
             <w:r>
               <w:rPr>
                 <w:rStyle w:val="ad"/>
-                <w:rFonts w:ascii="Times New Roman" w:hAnsi="Times New Roman" w:cs="Times New Roman"/>
+                <w:rFonts w:ascii="Times New Roman" w:eastAsia="Times New Roman" w:hAnsi="Times New Roman" w:cs="Times New Roman"/>
                 <w:noProof/>
+                <w:kern w:val="0"/>
                 <w:sz w:val="28"/>
                 <w:szCs w:val="28"/>
+                <w:lang w:eastAsia="ru-RU"/>
+                <w14:ligatures w14:val="none"/>
               </w:rPr>
-              <w:t>2. Решение задач</w:t>
+              <w:t>2. Выполнение задачи</w:t>
             </w:r>
             <w:r>
               <w:rPr>
@@ -594,7 +598,7 @@
                 <w:sz w:val="28"/>
                 <w:szCs w:val="28"/>
               </w:rPr>
-              <w:instrText xml:space="preserve"> PAGEREF _Toc210001180 \h </w:instrText>
+              <w:instrText xml:space="preserve"> PAGEREF _Toc212929823 \h </w:instrText>
             </w:r>
             <w:r>
               <w:rPr>
@@ -652,56 +656,32 @@
               <w:lang w:eastAsia="ru-RU"/>
             </w:rPr>
           </w:pPr>
-          <w:hyperlink w:anchor="_Toc210001181" w:history="1">
+          <w:hyperlink w:anchor="_Toc212929824" w:history="1">
             <w:r>
               <w:rPr>
                 <w:rStyle w:val="ad"/>
-                <w:rFonts w:ascii="Times New Roman" w:hAnsi="Times New Roman" w:cs="Times New Roman"/>
-                <w:i/>
-                <w:iCs/>
+                <w:rFonts w:ascii="Times New Roman" w:eastAsia="Times New Roman" w:hAnsi="Times New Roman" w:cs="Times New Roman"/>
                 <w:noProof/>
+                <w:kern w:val="0"/>
                 <w:sz w:val="28"/>
                 <w:szCs w:val="28"/>
+                <w:lang w:eastAsia="ru-RU"/>
+                <w14:ligatures w14:val="none"/>
               </w:rPr>
-              <w:t>Задание 1</w:t>
+              <w:t>Обязательное задание</w:t>
             </w:r>
             <w:r>
               <w:rPr>
                 <w:rStyle w:val="ad"/>
-                <w:rFonts w:ascii="Times New Roman" w:hAnsi="Times New Roman" w:cs="Times New Roman"/>
-                <w:i/>
-                <w:iCs/>
+                <w:rFonts w:ascii="Times New Roman" w:eastAsia="Times New Roman" w:hAnsi="Times New Roman" w:cs="Times New Roman"/>
                 <w:noProof/>
+                <w:kern w:val="0"/>
                 <w:sz w:val="28"/>
                 <w:szCs w:val="28"/>
-                <w:lang w:val="en-US"/>
+                <w:lang w:val="en-US" w:eastAsia="ru-RU"/>
+                <w14:ligatures w14:val="none"/>
               </w:rPr>
-              <w:t xml:space="preserve"> (</w:t>
-            </w:r>
-            <w:r>
-              <w:rPr>
-                <w:rStyle w:val="ad"/>
-                <w:rFonts w:ascii="Times New Roman" w:hAnsi="Times New Roman" w:cs="Times New Roman"/>
-                <w:i/>
-                <w:iCs/>
-                <w:noProof/>
-                <w:sz w:val="28"/>
-                <w:szCs w:val="28"/>
-              </w:rPr>
-              <w:t>№ 44</w:t>
-            </w:r>
-            <w:r>
-              <w:rPr>
-                <w:rStyle w:val="ad"/>
-                <w:rFonts w:ascii="Times New Roman" w:hAnsi="Times New Roman" w:cs="Times New Roman"/>
-                <w:i/>
-                <w:iCs/>
-                <w:noProof/>
-                <w:sz w:val="28"/>
-                <w:szCs w:val="28"/>
-                <w:lang w:val="en-US"/>
-              </w:rPr>
-              <w:t>)</w:t>
+              <w:t>:</w:t>
             </w:r>
             <w:r>
               <w:rPr>
@@ -731,7 +711,7 @@
                 <w:sz w:val="28"/>
                 <w:szCs w:val="28"/>
               </w:rPr>
-              <w:instrText xml:space="preserve"> PAGEREF _Toc210001181 \h </w:instrText>
+              <w:instrText xml:space="preserve"> PAGEREF _Toc212929824 \h </w:instrText>
             </w:r>
             <w:r>
               <w:rPr>
@@ -789,56 +769,19 @@
               <w:lang w:eastAsia="ru-RU"/>
             </w:rPr>
           </w:pPr>
-          <w:hyperlink w:anchor="_Toc210001182" w:history="1">
+          <w:hyperlink w:anchor="_Toc212929825" w:history="1">
             <w:r>
               <w:rPr>
                 <w:rStyle w:val="ad"/>
-                <w:rFonts w:ascii="Times New Roman" w:hAnsi="Times New Roman" w:cs="Times New Roman"/>
-                <w:i/>
-                <w:iCs/>
+                <w:rFonts w:ascii="Times New Roman" w:eastAsia="Times New Roman" w:hAnsi="Times New Roman" w:cs="Times New Roman"/>
                 <w:noProof/>
+                <w:kern w:val="0"/>
                 <w:sz w:val="28"/>
                 <w:szCs w:val="28"/>
+                <w:lang w:eastAsia="ru-RU"/>
+                <w14:ligatures w14:val="none"/>
               </w:rPr>
-              <w:t>Задание 2</w:t>
-            </w:r>
-            <w:r>
-              <w:rPr>
-                <w:rStyle w:val="ad"/>
-                <w:rFonts w:ascii="Times New Roman" w:hAnsi="Times New Roman" w:cs="Times New Roman"/>
-                <w:i/>
-                <w:iCs/>
-                <w:noProof/>
-                <w:sz w:val="28"/>
-                <w:szCs w:val="28"/>
-                <w:lang w:val="en-US"/>
-              </w:rPr>
-              <w:t xml:space="preserve"> (</w:t>
-            </w:r>
-            <w:r>
-              <w:rPr>
-                <w:rStyle w:val="ad"/>
-                <w:rFonts w:ascii="Times New Roman" w:hAnsi="Times New Roman" w:cs="Times New Roman"/>
-                <w:i/>
-                <w:iCs/>
-                <w:noProof/>
-                <w:sz w:val="28"/>
-                <w:szCs w:val="28"/>
-              </w:rPr>
-              <w:t>№ 76</w:t>
-            </w:r>
-            <w:r>
-              <w:rPr>
-                <w:rStyle w:val="ad"/>
-                <w:rFonts w:ascii="Times New Roman" w:hAnsi="Times New Roman" w:cs="Times New Roman"/>
-                <w:i/>
-                <w:iCs/>
-                <w:noProof/>
-                <w:sz w:val="28"/>
-                <w:szCs w:val="28"/>
-                <w:lang w:val="en-US"/>
-              </w:rPr>
-              <w:t>)</w:t>
+              <w:t>Дополнительное задание №1:</w:t>
             </w:r>
             <w:r>
               <w:rPr>
@@ -868,7 +811,107 @@
                 <w:sz w:val="28"/>
                 <w:szCs w:val="28"/>
               </w:rPr>
-              <w:instrText xml:space="preserve"> PAGEREF _Toc210001182 \h </w:instrText>
+              <w:instrText xml:space="preserve"> PAGEREF _Toc212929825 \h </w:instrText>
+            </w:r>
+            <w:r>
+              <w:rPr>
+                <w:rFonts w:ascii="Times New Roman" w:hAnsi="Times New Roman" w:cs="Times New Roman"/>
+                <w:noProof/>
+                <w:webHidden/>
+                <w:sz w:val="28"/>
+                <w:szCs w:val="28"/>
+              </w:rPr>
+            </w:r>
+            <w:r>
+              <w:rPr>
+                <w:rFonts w:ascii="Times New Roman" w:hAnsi="Times New Roman" w:cs="Times New Roman"/>
+                <w:noProof/>
+                <w:webHidden/>
+                <w:sz w:val="28"/>
+                <w:szCs w:val="28"/>
+              </w:rPr>
+              <w:fldChar w:fldCharType="separate"/>
+            </w:r>
+            <w:r>
+              <w:rPr>
+                <w:rFonts w:ascii="Times New Roman" w:hAnsi="Times New Roman" w:cs="Times New Roman"/>
+                <w:noProof/>
+                <w:webHidden/>
+                <w:sz w:val="28"/>
+                <w:szCs w:val="28"/>
+              </w:rPr>
+              <w:t>5</w:t>
+            </w:r>
+            <w:r>
+              <w:rPr>
+                <w:rFonts w:ascii="Times New Roman" w:hAnsi="Times New Roman" w:cs="Times New Roman"/>
+                <w:noProof/>
+                <w:webHidden/>
+                <w:sz w:val="28"/>
+                <w:szCs w:val="28"/>
+              </w:rPr>
+              <w:fldChar w:fldCharType="end"/>
+            </w:r>
+          </w:hyperlink>
+        </w:p>
+        <w:p>
+          <w:pPr>
+            <w:pStyle w:val="23"/>
+            <w:tabs>
+              <w:tab w:val="right" w:leader="dot" w:pos="9345"/>
+            </w:tabs>
+            <w:spacing w:line="360" w:lineRule="auto"/>
+            <w:rPr>
+              <w:rFonts w:ascii="Times New Roman" w:eastAsiaTheme="minorEastAsia" w:hAnsi="Times New Roman" w:cs="Times New Roman"/>
+              <w:noProof/>
+              <w:sz w:val="28"/>
+              <w:szCs w:val="28"/>
+              <w:lang w:eastAsia="ru-RU"/>
+            </w:rPr>
+          </w:pPr>
+          <w:hyperlink w:anchor="_Toc212929826" w:history="1">
+            <w:r>
+              <w:rPr>
+                <w:rStyle w:val="ad"/>
+                <w:rFonts w:ascii="Times New Roman" w:eastAsia="Times New Roman" w:hAnsi="Times New Roman" w:cs="Times New Roman"/>
+                <w:noProof/>
+                <w:kern w:val="0"/>
+                <w:sz w:val="28"/>
+                <w:szCs w:val="28"/>
+                <w:lang w:eastAsia="ru-RU"/>
+                <w14:ligatures w14:val="none"/>
+              </w:rPr>
+              <w:t>Дополнительное задание №2:</w:t>
+            </w:r>
+            <w:r>
+              <w:rPr>
+                <w:rFonts w:ascii="Times New Roman" w:hAnsi="Times New Roman" w:cs="Times New Roman"/>
+                <w:noProof/>
+                <w:webHidden/>
+                <w:sz w:val="28"/>
+                <w:szCs w:val="28"/>
+              </w:rPr>
+              <w:tab/>
+            </w:r>
+            <w:r>
+              <w:rPr>
+                <w:rFonts w:ascii="Times New Roman" w:hAnsi="Times New Roman" w:cs="Times New Roman"/>
+                <w:noProof/>
+                <w:webHidden/>
+                <w:sz w:val="28"/>
+                <w:szCs w:val="28"/>
+              </w:rPr>
+              <w:fldChar w:fldCharType="begin"/>
+            </w:r>
+            <w:r>
+              <w:rPr>
+                <w:rFonts w:ascii="Times New Roman" w:hAnsi="Times New Roman" w:cs="Times New Roman"/>
+                <w:noProof/>
+                <w:webHidden/>
+                <w:sz w:val="28"/>
+                <w:szCs w:val="28"/>
+              </w:rPr>
+              <w:instrText xml:space="preserve"> PAGEREF _Toc212929826 \h </w:instrText>
             </w:r>
             <w:r>
               <w:rPr>
@@ -926,18 +969,32 @@
               <w:lang w:eastAsia="ru-RU"/>
             </w:rPr>
           </w:pPr>
-          <w:hyperlink w:anchor="_Toc210001183" w:history="1">
+          <w:hyperlink w:anchor="_Toc212929827" w:history="1">
             <w:r>
               <w:rPr>
                 <w:rStyle w:val="ad"/>
-                <w:rFonts w:ascii="Times New Roman" w:hAnsi="Times New Roman" w:cs="Times New Roman"/>
-                <w:i/>
-                <w:iCs/>
+                <w:rFonts w:ascii="Times New Roman" w:eastAsia="Times New Roman" w:hAnsi="Times New Roman" w:cs="Times New Roman"/>
                 <w:noProof/>
+                <w:kern w:val="0"/>
                 <w:sz w:val="28"/>
                 <w:szCs w:val="28"/>
+                <w:lang w:eastAsia="ru-RU"/>
+                <w14:ligatures w14:val="none"/>
               </w:rPr>
-              <w:t>Задание 3 (№ 108)</w:t>
+              <w:t>Дополнительное задание №3</w:t>
+            </w:r>
+            <w:r>
+              <w:rPr>
+                <w:rStyle w:val="ad"/>
+                <w:rFonts w:ascii="Times New Roman" w:eastAsia="Times New Roman" w:hAnsi="Times New Roman" w:cs="Times New Roman"/>
+                <w:noProof/>
+                <w:kern w:val="0"/>
+                <w:sz w:val="28"/>
+                <w:szCs w:val="28"/>
+                <w:lang w:val="en-US" w:eastAsia="ru-RU"/>
+                <w14:ligatures w14:val="none"/>
+              </w:rPr>
+              <w:t>:</w:t>
             </w:r>
             <w:r>
               <w:rPr>
@@ -967,7 +1024,107 @@
                 <w:sz w:val="28"/>
                 <w:szCs w:val="28"/>
               </w:rPr>
-              <w:instrText xml:space="preserve"> PAGEREF _Toc210001183 \h </w:instrText>
+              <w:instrText xml:space="preserve"> PAGEREF _Toc212929827 \h </w:instrText>
+            </w:r>
+            <w:r>
+              <w:rPr>
+                <w:rFonts w:ascii="Times New Roman" w:hAnsi="Times New Roman" w:cs="Times New Roman"/>
+                <w:noProof/>
+                <w:webHidden/>
+                <w:sz w:val="28"/>
+                <w:szCs w:val="28"/>
+              </w:rPr>
+            </w:r>
+            <w:r>
+              <w:rPr>
+                <w:rFonts w:ascii="Times New Roman" w:hAnsi="Times New Roman" w:cs="Times New Roman"/>
+                <w:noProof/>
+                <w:webHidden/>
+                <w:sz w:val="28"/>
+                <w:szCs w:val="28"/>
+              </w:rPr>
+              <w:fldChar w:fldCharType="separate"/>
+            </w:r>
+            <w:r>
+              <w:rPr>
+                <w:rFonts w:ascii="Times New Roman" w:hAnsi="Times New Roman" w:cs="Times New Roman"/>
+                <w:noProof/>
+                <w:webHidden/>
+                <w:sz w:val="28"/>
+                <w:szCs w:val="28"/>
+              </w:rPr>
+              <w:t>6</w:t>
+            </w:r>
+            <w:r>
+              <w:rPr>
+                <w:rFonts w:ascii="Times New Roman" w:hAnsi="Times New Roman" w:cs="Times New Roman"/>
+                <w:noProof/>
+                <w:webHidden/>
+                <w:sz w:val="28"/>
+                <w:szCs w:val="28"/>
+              </w:rPr>
+              <w:fldChar w:fldCharType="end"/>
+            </w:r>
+          </w:hyperlink>
+        </w:p>
+        <w:p>
+          <w:pPr>
+            <w:pStyle w:val="23"/>
+            <w:tabs>
+              <w:tab w:val="right" w:leader="dot" w:pos="9345"/>
+            </w:tabs>
+            <w:spacing w:line="360" w:lineRule="auto"/>
+            <w:rPr>
+              <w:rFonts w:ascii="Times New Roman" w:eastAsiaTheme="minorEastAsia" w:hAnsi="Times New Roman" w:cs="Times New Roman"/>
+              <w:noProof/>
+              <w:sz w:val="28"/>
+              <w:szCs w:val="28"/>
+              <w:lang w:eastAsia="ru-RU"/>
+            </w:rPr>
+          </w:pPr>
+          <w:hyperlink w:anchor="_Toc212929828" w:history="1">
+            <w:r>
+              <w:rPr>
+                <w:rStyle w:val="ad"/>
+                <w:rFonts w:ascii="Times New Roman" w:eastAsia="Times New Roman" w:hAnsi="Times New Roman" w:cs="Times New Roman"/>
+                <w:noProof/>
+                <w:kern w:val="0"/>
+                <w:sz w:val="28"/>
+                <w:szCs w:val="28"/>
+                <w:lang w:eastAsia="ru-RU"/>
+                <w14:ligatures w14:val="none"/>
+              </w:rPr>
+              <w:t>Дополнительное задание №4</w:t>
+            </w:r>
+            <w:r>
+              <w:rPr>
+                <w:rFonts w:ascii="Times New Roman" w:hAnsi="Times New Roman" w:cs="Times New Roman"/>
+                <w:noProof/>
+                <w:webHidden/>
+                <w:sz w:val="28"/>
+                <w:szCs w:val="28"/>
+              </w:rPr>
+              <w:tab/>
+            </w:r>
+            <w:r>
+              <w:rPr>
+                <w:rFonts w:ascii="Times New Roman" w:hAnsi="Times New Roman" w:cs="Times New Roman"/>
+                <w:noProof/>
+                <w:webHidden/>
+                <w:sz w:val="28"/>
+                <w:szCs w:val="28"/>
+              </w:rPr>
+              <w:fldChar w:fldCharType="begin"/>
+            </w:r>
+            <w:r>
+              <w:rPr>
+                <w:rFonts w:ascii="Times New Roman" w:hAnsi="Times New Roman" w:cs="Times New Roman"/>
+                <w:noProof/>
+                <w:webHidden/>
+                <w:sz w:val="28"/>
+                <w:szCs w:val="28"/>
+              </w:rPr>
+              <w:instrText xml:space="preserve"> PAGEREF _Toc212929828 \h </w:instrText>
             </w:r>
             <w:r>
               <w:rPr>
@@ -1012,7 +1169,7 @@
         </w:p>
         <w:p>
           <w:pPr>
-            <w:pStyle w:val="23"/>
+            <w:pStyle w:val="11"/>
             <w:tabs>
               <w:tab w:val="right" w:leader="dot" w:pos="9345"/>
             </w:tabs>
@@ -1025,18 +1182,19 @@
               <w:lang w:eastAsia="ru-RU"/>
             </w:rPr>
           </w:pPr>
-          <w:hyperlink w:anchor="_Toc210001184" w:history="1">
+          <w:hyperlink w:anchor="_Toc212929829" w:history="1">
             <w:r>
               <w:rPr>
                 <w:rStyle w:val="ad"/>
-                <w:rFonts w:ascii="Times New Roman" w:hAnsi="Times New Roman" w:cs="Times New Roman"/>
-                <w:i/>
-                <w:iCs/>
+                <w:rFonts w:ascii="Times New Roman" w:eastAsia="Times New Roman" w:hAnsi="Times New Roman" w:cs="Times New Roman"/>
                 <w:noProof/>
+                <w:kern w:val="0"/>
                 <w:sz w:val="28"/>
                 <w:szCs w:val="28"/>
+                <w:lang w:eastAsia="ru-RU"/>
+                <w14:ligatures w14:val="none"/>
               </w:rPr>
-              <w:t>Задание 4 (№ 28)</w:t>
+              <w:t>3. Заключение</w:t>
             </w:r>
             <w:r>
               <w:rPr>
@@ -1066,7 +1224,7 @@
                 <w:sz w:val="28"/>
                 <w:szCs w:val="28"/>
               </w:rPr>
-              <w:instrText xml:space="preserve"> PAGEREF _Toc210001184 \h </w:instrText>
+              <w:instrText xml:space="preserve"> PAGEREF _Toc212929829 \h </w:instrText>
             </w:r>
             <w:r>
               <w:rPr>
@@ -1111,7 +1269,7 @@
         </w:p>
         <w:p>
           <w:pPr>
-            <w:pStyle w:val="23"/>
+            <w:pStyle w:val="11"/>
             <w:tabs>
               <w:tab w:val="right" w:leader="dot" w:pos="9345"/>
             </w:tabs>
@@ -1124,18 +1282,19 @@
               <w:lang w:eastAsia="ru-RU"/>
             </w:rPr>
           </w:pPr>
-          <w:hyperlink w:anchor="_Toc210001185" w:history="1">
+          <w:hyperlink w:anchor="_Toc212929830" w:history="1">
             <w:r>
               <w:rPr>
                 <w:rStyle w:val="ad"/>
-                <w:rFonts w:ascii="Times New Roman" w:hAnsi="Times New Roman" w:cs="Times New Roman"/>
-                <w:i/>
-                <w:iCs/>
+                <w:rFonts w:ascii="Times New Roman" w:eastAsia="Times New Roman" w:hAnsi="Times New Roman" w:cs="Times New Roman"/>
                 <w:noProof/>
+                <w:kern w:val="0"/>
                 <w:sz w:val="28"/>
                 <w:szCs w:val="28"/>
+                <w:lang w:eastAsia="ru-RU"/>
+                <w14:ligatures w14:val="none"/>
               </w:rPr>
-              <w:t>Задание 5 (№ 59)</w:t>
+              <w:t>4. Список использованной литературы</w:t>
             </w:r>
             <w:r>
               <w:rPr>
@@ -1165,7 +1324,7 @@
                 <w:sz w:val="28"/>
                 <w:szCs w:val="28"/>
               </w:rPr>
-              <w:instrText xml:space="preserve"> PAGEREF _Toc210001185 \h </w:instrText>
+              <w:instrText xml:space="preserve"> PAGEREF _Toc212929830 \h </w:instrText>
             </w:r>
             <w:r>
               <w:rPr>
@@ -1210,407 +1369,6 @@
         </w:p>
         <w:p>
           <w:pPr>
-            <w:pStyle w:val="23"/>
-            <w:tabs>
-              <w:tab w:val="right" w:leader="dot" w:pos="9345"/>
-            </w:tabs>
-            <w:spacing w:line="360" w:lineRule="auto"/>
-            <w:rPr>
-              <w:rFonts w:ascii="Times New Roman" w:eastAsiaTheme="minorEastAsia" w:hAnsi="Times New Roman" w:cs="Times New Roman"/>
-              <w:noProof/>
-              <w:sz w:val="28"/>
-              <w:szCs w:val="28"/>
-              <w:lang w:eastAsia="ru-RU"/>
-            </w:rPr>
-          </w:pPr>
-          <w:hyperlink w:anchor="_Toc210001186" w:history="1">
-            <w:r>
-              <w:rPr>
-                <w:rStyle w:val="ad"/>
-                <w:rFonts w:ascii="Times New Roman" w:hAnsi="Times New Roman" w:cs="Times New Roman"/>
-                <w:i/>
-                <w:iCs/>
-                <w:noProof/>
-                <w:sz w:val="28"/>
-                <w:szCs w:val="28"/>
-              </w:rPr>
-              <w:t>Задание 6 (№ 1260)</w:t>
-            </w:r>
-            <w:r>
-              <w:rPr>
-                <w:rFonts w:ascii="Times New Roman" w:hAnsi="Times New Roman" w:cs="Times New Roman"/>
-                <w:noProof/>
-                <w:webHidden/>
-                <w:sz w:val="28"/>
-                <w:szCs w:val="28"/>
-              </w:rPr>
-              <w:tab/>
-            </w:r>
-            <w:r>
-              <w:rPr>
-                <w:rFonts w:ascii="Times New Roman" w:hAnsi="Times New Roman" w:cs="Times New Roman"/>
-                <w:noProof/>
-                <w:webHidden/>
-                <w:sz w:val="28"/>
-                <w:szCs w:val="28"/>
-              </w:rPr>
-              <w:fldChar w:fldCharType="begin"/>
-            </w:r>
-            <w:r>
-              <w:rPr>
-                <w:rFonts w:ascii="Times New Roman" w:hAnsi="Times New Roman" w:cs="Times New Roman"/>
-                <w:noProof/>
-                <w:webHidden/>
-                <w:sz w:val="28"/>
-                <w:szCs w:val="28"/>
-              </w:rPr>
-              <w:instrText xml:space="preserve"> PAGEREF _Toc210001186 \h </w:instrText>
-            </w:r>
-            <w:r>
-              <w:rPr>
-                <w:rFonts w:ascii="Times New Roman" w:hAnsi="Times New Roman" w:cs="Times New Roman"/>
-                <w:noProof/>
-                <w:webHidden/>
-                <w:sz w:val="28"/>
-                <w:szCs w:val="28"/>
-              </w:rPr>
-            </w:r>
-            <w:r>
-              <w:rPr>
-                <w:rFonts w:ascii="Times New Roman" w:hAnsi="Times New Roman" w:cs="Times New Roman"/>
-                <w:noProof/>
-                <w:webHidden/>
-                <w:sz w:val="28"/>
-                <w:szCs w:val="28"/>
-              </w:rPr>
-              <w:fldChar w:fldCharType="separate"/>
-            </w:r>
-            <w:r>
-              <w:rPr>
-                <w:rFonts w:ascii="Times New Roman" w:hAnsi="Times New Roman" w:cs="Times New Roman"/>
-                <w:noProof/>
-                <w:webHidden/>
-                <w:sz w:val="28"/>
-                <w:szCs w:val="28"/>
-              </w:rPr>
-              <w:t>11</w:t>
-            </w:r>
-            <w:r>
-              <w:rPr>
-                <w:rFonts w:ascii="Times New Roman" w:hAnsi="Times New Roman" w:cs="Times New Roman"/>
-                <w:noProof/>
-                <w:webHidden/>
-                <w:sz w:val="28"/>
-                <w:szCs w:val="28"/>
-              </w:rPr>
-              <w:fldChar w:fldCharType="end"/>
-            </w:r>
-          </w:hyperlink>
-        </w:p>
-        <w:p>
-          <w:pPr>
-            <w:pStyle w:val="23"/>
-            <w:tabs>
-              <w:tab w:val="right" w:leader="dot" w:pos="9345"/>
-            </w:tabs>
-            <w:spacing w:line="360" w:lineRule="auto"/>
-            <w:rPr>
-              <w:rFonts w:ascii="Times New Roman" w:eastAsiaTheme="minorEastAsia" w:hAnsi="Times New Roman" w:cs="Times New Roman"/>
-              <w:noProof/>
-              <w:sz w:val="28"/>
-              <w:szCs w:val="28"/>
-              <w:lang w:eastAsia="ru-RU"/>
-            </w:rPr>
-          </w:pPr>
-          <w:hyperlink w:anchor="_Toc210001187" w:history="1">
-            <w:r>
-              <w:rPr>
-                <w:rStyle w:val="ad"/>
-                <w:rFonts w:ascii="Times New Roman" w:eastAsia="Times New Roman" w:hAnsi="Times New Roman" w:cs="Times New Roman"/>
-                <w:i/>
-                <w:iCs/>
-                <w:noProof/>
-                <w:kern w:val="0"/>
-                <w:sz w:val="28"/>
-                <w:szCs w:val="28"/>
-                <w:lang w:eastAsia="ru-RU"/>
-                <w14:ligatures w14:val="none"/>
-              </w:rPr>
-              <w:t>Дополнительное задание №1</w:t>
-            </w:r>
-            <w:r>
-              <w:rPr>
-                <w:rFonts w:ascii="Times New Roman" w:hAnsi="Times New Roman" w:cs="Times New Roman"/>
-                <w:noProof/>
-                <w:webHidden/>
-                <w:sz w:val="28"/>
-                <w:szCs w:val="28"/>
-              </w:rPr>
-              <w:tab/>
-            </w:r>
-            <w:r>
-              <w:rPr>
-                <w:rFonts w:ascii="Times New Roman" w:hAnsi="Times New Roman" w:cs="Times New Roman"/>
-                <w:noProof/>
-                <w:webHidden/>
-                <w:sz w:val="28"/>
-                <w:szCs w:val="28"/>
-              </w:rPr>
-              <w:fldChar w:fldCharType="begin"/>
-            </w:r>
-            <w:r>
-              <w:rPr>
-                <w:rFonts w:ascii="Times New Roman" w:hAnsi="Times New Roman" w:cs="Times New Roman"/>
-                <w:noProof/>
-                <w:webHidden/>
-                <w:sz w:val="28"/>
-                <w:szCs w:val="28"/>
-              </w:rPr>
-              <w:instrText xml:space="preserve"> PAGEREF _Toc210001187 \h </w:instrText>
-            </w:r>
-            <w:r>
-              <w:rPr>
-                <w:rFonts w:ascii="Times New Roman" w:hAnsi="Times New Roman" w:cs="Times New Roman"/>
-                <w:noProof/>
-                <w:webHidden/>
-                <w:sz w:val="28"/>
-                <w:szCs w:val="28"/>
-              </w:rPr>
-            </w:r>
-            <w:r>
-              <w:rPr>
-                <w:rFonts w:ascii="Times New Roman" w:hAnsi="Times New Roman" w:cs="Times New Roman"/>
-                <w:noProof/>
-                <w:webHidden/>
-                <w:sz w:val="28"/>
-                <w:szCs w:val="28"/>
-              </w:rPr>
-              <w:fldChar w:fldCharType="separate"/>
-            </w:r>
-            <w:r>
-              <w:rPr>
-                <w:rFonts w:ascii="Times New Roman" w:hAnsi="Times New Roman" w:cs="Times New Roman"/>
-                <w:noProof/>
-                <w:webHidden/>
-                <w:sz w:val="28"/>
-                <w:szCs w:val="28"/>
-              </w:rPr>
-              <w:t>12</w:t>
-            </w:r>
-            <w:r>
-              <w:rPr>
-                <w:rFonts w:ascii="Times New Roman" w:hAnsi="Times New Roman" w:cs="Times New Roman"/>
-                <w:noProof/>
-                <w:webHidden/>
-                <w:sz w:val="28"/>
-                <w:szCs w:val="28"/>
-              </w:rPr>
-              <w:fldChar w:fldCharType="end"/>
-            </w:r>
-          </w:hyperlink>
-        </w:p>
-        <w:p>
-          <w:pPr>
-            <w:pStyle w:val="11"/>
-            <w:tabs>
-              <w:tab w:val="right" w:leader="dot" w:pos="9345"/>
-            </w:tabs>
-            <w:spacing w:line="360" w:lineRule="auto"/>
-            <w:rPr>
-              <w:rFonts w:ascii="Times New Roman" w:eastAsiaTheme="minorEastAsia" w:hAnsi="Times New Roman" w:cs="Times New Roman"/>
-              <w:noProof/>
-              <w:sz w:val="28"/>
-              <w:szCs w:val="28"/>
-              <w:lang w:eastAsia="ru-RU"/>
-            </w:rPr>
-          </w:pPr>
-          <w:hyperlink w:anchor="_Toc210001188" w:history="1">
-            <w:r>
-              <w:rPr>
-                <w:rStyle w:val="ad"/>
-                <w:rFonts w:ascii="Times New Roman" w:eastAsia="Times New Roman" w:hAnsi="Times New Roman" w:cs="Times New Roman"/>
-                <w:noProof/>
-                <w:kern w:val="0"/>
-                <w:sz w:val="28"/>
-                <w:szCs w:val="28"/>
-                <w:lang w:eastAsia="ru-RU"/>
-                <w14:ligatures w14:val="none"/>
-              </w:rPr>
-              <w:t>3. Заключение</w:t>
-            </w:r>
-            <w:r>
-              <w:rPr>
-                <w:rFonts w:ascii="Times New Roman" w:hAnsi="Times New Roman" w:cs="Times New Roman"/>
-                <w:noProof/>
-                <w:webHidden/>
-                <w:sz w:val="28"/>
-                <w:szCs w:val="28"/>
-              </w:rPr>
-              <w:tab/>
-            </w:r>
-            <w:r>
-              <w:rPr>
-                <w:rFonts w:ascii="Times New Roman" w:hAnsi="Times New Roman" w:cs="Times New Roman"/>
-                <w:noProof/>
-                <w:webHidden/>
-                <w:sz w:val="28"/>
-                <w:szCs w:val="28"/>
-              </w:rPr>
-              <w:fldChar w:fldCharType="begin"/>
-            </w:r>
-            <w:r>
-              <w:rPr>
-                <w:rFonts w:ascii="Times New Roman" w:hAnsi="Times New Roman" w:cs="Times New Roman"/>
-                <w:noProof/>
-                <w:webHidden/>
-                <w:sz w:val="28"/>
-                <w:szCs w:val="28"/>
-              </w:rPr>
-              <w:instrText xml:space="preserve"> PAGEREF _Toc210001188 \h </w:instrText>
-            </w:r>
-            <w:r>
-              <w:rPr>
-                <w:rFonts w:ascii="Times New Roman" w:hAnsi="Times New Roman" w:cs="Times New Roman"/>
-                <w:noProof/>
-                <w:webHidden/>
-                <w:sz w:val="28"/>
-                <w:szCs w:val="28"/>
-              </w:rPr>
-            </w:r>
-            <w:r>
-              <w:rPr>
-                <w:rFonts w:ascii="Times New Roman" w:hAnsi="Times New Roman" w:cs="Times New Roman"/>
-                <w:noProof/>
-                <w:webHidden/>
-                <w:sz w:val="28"/>
-                <w:szCs w:val="28"/>
-              </w:rPr>
-              <w:fldChar w:fldCharType="separate"/>
-            </w:r>
-            <w:r>
-              <w:rPr>
-                <w:rFonts w:ascii="Times New Roman" w:hAnsi="Times New Roman" w:cs="Times New Roman"/>
-                <w:noProof/>
-                <w:webHidden/>
-                <w:sz w:val="28"/>
-                <w:szCs w:val="28"/>
-              </w:rPr>
-              <w:t>13</w:t>
-            </w:r>
-            <w:r>
-              <w:rPr>
-                <w:rFonts w:ascii="Times New Roman" w:hAnsi="Times New Roman" w:cs="Times New Roman"/>
-                <w:noProof/>
-                <w:webHidden/>
-                <w:sz w:val="28"/>
-                <w:szCs w:val="28"/>
-              </w:rPr>
-              <w:fldChar w:fldCharType="end"/>
-            </w:r>
-          </w:hyperlink>
-        </w:p>
-        <w:p>
-          <w:pPr>
-            <w:pStyle w:val="11"/>
-            <w:tabs>
-              <w:tab w:val="right" w:leader="dot" w:pos="9345"/>
-            </w:tabs>
-            <w:spacing w:line="360" w:lineRule="auto"/>
-            <w:rPr>
-              <w:rFonts w:ascii="Times New Roman" w:eastAsiaTheme="minorEastAsia" w:hAnsi="Times New Roman" w:cs="Times New Roman"/>
-              <w:noProof/>
-              <w:sz w:val="28"/>
-              <w:szCs w:val="28"/>
-              <w:lang w:eastAsia="ru-RU"/>
-            </w:rPr>
-          </w:pPr>
-          <w:hyperlink w:anchor="_Toc210001189" w:history="1">
-            <w:r>
-              <w:rPr>
-                <w:rStyle w:val="ad"/>
-                <w:rFonts w:ascii="Times New Roman" w:eastAsia="Times New Roman" w:hAnsi="Times New Roman" w:cs="Times New Roman"/>
-                <w:noProof/>
-                <w:kern w:val="0"/>
-                <w:sz w:val="28"/>
-                <w:szCs w:val="28"/>
-                <w:lang w:eastAsia="ru-RU"/>
-                <w14:ligatures w14:val="none"/>
-              </w:rPr>
-              <w:t>4. Список Литературы</w:t>
-            </w:r>
-            <w:r>
-              <w:rPr>
-                <w:rFonts w:ascii="Times New Roman" w:hAnsi="Times New Roman" w:cs="Times New Roman"/>
-                <w:noProof/>
-                <w:webHidden/>
-                <w:sz w:val="28"/>
-                <w:szCs w:val="28"/>
-              </w:rPr>
-              <w:tab/>
-            </w:r>
-            <w:r>
-              <w:rPr>
-                <w:rFonts w:ascii="Times New Roman" w:hAnsi="Times New Roman" w:cs="Times New Roman"/>
-                <w:noProof/>
-                <w:webHidden/>
-                <w:sz w:val="28"/>
-                <w:szCs w:val="28"/>
-              </w:rPr>
-              <w:fldChar w:fldCharType="begin"/>
-            </w:r>
-            <w:r>
-              <w:rPr>
-                <w:rFonts w:ascii="Times New Roman" w:hAnsi="Times New Roman" w:cs="Times New Roman"/>
-                <w:noProof/>
-                <w:webHidden/>
-                <w:sz w:val="28"/>
-                <w:szCs w:val="28"/>
-              </w:rPr>
-              <w:instrText xml:space="preserve"> PAGEREF _Toc210001189 \h </w:instrText>
-            </w:r>
-            <w:r>
-              <w:rPr>
-                <w:rFonts w:ascii="Times New Roman" w:hAnsi="Times New Roman" w:cs="Times New Roman"/>
-                <w:noProof/>
-                <w:webHidden/>
-                <w:sz w:val="28"/>
-                <w:szCs w:val="28"/>
-              </w:rPr>
-            </w:r>
-            <w:r>
-              <w:rPr>
-                <w:rFonts w:ascii="Times New Roman" w:hAnsi="Times New Roman" w:cs="Times New Roman"/>
-                <w:noProof/>
-                <w:webHidden/>
-                <w:sz w:val="28"/>
-                <w:szCs w:val="28"/>
-              </w:rPr>
-              <w:fldChar w:fldCharType="separate"/>
-            </w:r>
-            <w:r>
-              <w:rPr>
-                <w:rFonts w:ascii="Times New Roman" w:hAnsi="Times New Roman" w:cs="Times New Roman"/>
-                <w:noProof/>
-                <w:webHidden/>
-                <w:sz w:val="28"/>
-                <w:szCs w:val="28"/>
-              </w:rPr>
-              <w:t>14</w:t>
-            </w:r>
-            <w:r>
-              <w:rPr>
-                <w:rFonts w:ascii="Times New Roman" w:hAnsi="Times New Roman" w:cs="Times New Roman"/>
-                <w:noProof/>
-                <w:webHidden/>
-                <w:sz w:val="28"/>
-                <w:szCs w:val="28"/>
-              </w:rPr>
-              <w:fldChar w:fldCharType="end"/>
-            </w:r>
-          </w:hyperlink>
-        </w:p>
-        <w:p>
-          <w:pPr>
             <w:spacing w:line="360" w:lineRule="auto"/>
           </w:pPr>
           <w:r>
@@ -1626,18 +1384,3619 @@
     </w:sdt>
     <w:p>
       <w:pPr>
+        <w:rPr>
+          <w:rFonts w:ascii="Times New Roman" w:eastAsiaTheme="majorEastAsia" w:hAnsi="Times New Roman" w:cs="Times New Roman"/>
+          <w:b/>
+          <w:bCs/>
+          <w:color w:val="000000" w:themeColor="text1"/>
+          <w:sz w:val="28"/>
+          <w:szCs w:val="28"/>
+        </w:rPr>
+      </w:pPr>
+      <w:bookmarkStart w:id="1" w:name="_Toc212929822"/>
+      <w:r>
+        <w:rPr>
+          <w:rFonts w:ascii="Times New Roman" w:hAnsi="Times New Roman" w:cs="Times New Roman"/>
+          <w:b/>
+          <w:bCs/>
+          <w:color w:val="000000" w:themeColor="text1"/>
+          <w:sz w:val="28"/>
+          <w:szCs w:val="28"/>
+        </w:rPr>
+        <w:br w:type="page"/>
+      </w:r>
+    </w:p>
+    <w:p>
+      <w:pPr>
+        <w:pStyle w:val="1"/>
+        <w:jc w:val="center"/>
+        <w:rPr>
+          <w:rFonts w:ascii="Times New Roman" w:hAnsi="Times New Roman" w:cs="Times New Roman"/>
+          <w:b/>
+          <w:bCs/>
+          <w:color w:val="000000" w:themeColor="text1"/>
+          <w:sz w:val="28"/>
+          <w:szCs w:val="28"/>
+        </w:rPr>
+      </w:pPr>
+      <w:r>
+        <w:rPr>
+          <w:rFonts w:ascii="Times New Roman" w:hAnsi="Times New Roman" w:cs="Times New Roman"/>
+          <w:b/>
+          <w:bCs/>
+          <w:color w:val="000000" w:themeColor="text1"/>
+          <w:sz w:val="28"/>
+          <w:szCs w:val="28"/>
+        </w:rPr>
+        <w:lastRenderedPageBreak/>
+        <w:t>1. Порядок выполнения работы</w:t>
+      </w:r>
+      <w:bookmarkEnd w:id="0"/>
+      <w:bookmarkEnd w:id="1"/>
+    </w:p>
+    <w:p>
+      <w:pPr>
+        <w:spacing w:before="300" w:after="0" w:line="276" w:lineRule="auto"/>
+        <w:ind w:right="850"/>
+        <w:jc w:val="both"/>
+        <w:rPr>
+          <w:rFonts w:ascii="Times New Roman" w:hAnsi="Times New Roman" w:cs="Times New Roman"/>
+          <w:sz w:val="28"/>
+          <w:szCs w:val="28"/>
+        </w:rPr>
+      </w:pPr>
+      <w:r>
+        <w:rPr>
+          <w:rFonts w:ascii="Times New Roman" w:hAnsi="Times New Roman" w:cs="Times New Roman"/>
+          <w:sz w:val="28"/>
+          <w:szCs w:val="28"/>
+        </w:rPr>
+        <w:t>1. Определить номер варианта как остаток деления на 132 своего</w:t>
+      </w:r>
+      <w:r>
+        <w:rPr>
+          <w:rFonts w:ascii="Times New Roman" w:hAnsi="Times New Roman" w:cs="Times New Roman"/>
+          <w:sz w:val="28"/>
+          <w:szCs w:val="28"/>
+        </w:rPr>
+        <w:t xml:space="preserve"> </w:t>
+      </w:r>
+      <w:r>
+        <w:rPr>
+          <w:rFonts w:ascii="Times New Roman" w:hAnsi="Times New Roman" w:cs="Times New Roman"/>
+          <w:sz w:val="28"/>
+          <w:szCs w:val="28"/>
+        </w:rPr>
+        <w:t>идентификационного номера в ISU: например, 125598 / 132 = 16. В</w:t>
+      </w:r>
+      <w:r>
+        <w:rPr>
+          <w:rFonts w:ascii="Times New Roman" w:hAnsi="Times New Roman" w:cs="Times New Roman"/>
+          <w:sz w:val="28"/>
+          <w:szCs w:val="28"/>
+        </w:rPr>
+        <w:t xml:space="preserve"> </w:t>
+      </w:r>
+      <w:r>
+        <w:rPr>
+          <w:rFonts w:ascii="Times New Roman" w:hAnsi="Times New Roman" w:cs="Times New Roman"/>
+          <w:sz w:val="28"/>
+          <w:szCs w:val="28"/>
+        </w:rPr>
+        <w:t>случае, если в обоих указанных днях недели нет занятий, то</w:t>
+      </w:r>
+      <w:r>
+        <w:rPr>
+          <w:rFonts w:ascii="Times New Roman" w:hAnsi="Times New Roman" w:cs="Times New Roman"/>
+          <w:sz w:val="28"/>
+          <w:szCs w:val="28"/>
+        </w:rPr>
+        <w:t xml:space="preserve"> </w:t>
+      </w:r>
+      <w:r>
+        <w:rPr>
+          <w:rFonts w:ascii="Times New Roman" w:hAnsi="Times New Roman" w:cs="Times New Roman"/>
+          <w:sz w:val="28"/>
+          <w:szCs w:val="28"/>
+        </w:rPr>
+        <w:t>увеличить номер варианта на восемь. В случае, если занятий нет и в</w:t>
+      </w:r>
+      <w:r>
+        <w:rPr>
+          <w:rFonts w:ascii="Times New Roman" w:hAnsi="Times New Roman" w:cs="Times New Roman"/>
+          <w:sz w:val="28"/>
+          <w:szCs w:val="28"/>
+        </w:rPr>
+        <w:t xml:space="preserve"> </w:t>
+      </w:r>
+      <w:r>
+        <w:rPr>
+          <w:rFonts w:ascii="Times New Roman" w:hAnsi="Times New Roman" w:cs="Times New Roman"/>
+          <w:sz w:val="28"/>
+          <w:szCs w:val="28"/>
+        </w:rPr>
+        <w:t>новом наборе дней, то продолжать увеличивать на восемь.</w:t>
+      </w:r>
+    </w:p>
+    <w:p>
+      <w:pPr>
+        <w:spacing w:before="300" w:after="0" w:line="276" w:lineRule="auto"/>
+        <w:ind w:right="850"/>
+        <w:jc w:val="both"/>
+        <w:rPr>
+          <w:rFonts w:ascii="Times New Roman" w:hAnsi="Times New Roman" w:cs="Times New Roman"/>
+          <w:sz w:val="28"/>
+          <w:szCs w:val="28"/>
+        </w:rPr>
+      </w:pPr>
+      <w:r>
+        <w:rPr>
+          <w:rFonts w:ascii="Times New Roman" w:hAnsi="Times New Roman" w:cs="Times New Roman"/>
+          <w:sz w:val="28"/>
+          <w:szCs w:val="28"/>
+        </w:rPr>
+        <w:t>2. Изучить форму Бэкуса-Наура.</w:t>
+      </w:r>
+    </w:p>
+    <w:p>
+      <w:pPr>
+        <w:spacing w:before="300" w:after="0" w:line="276" w:lineRule="auto"/>
+        <w:ind w:right="850"/>
+        <w:jc w:val="both"/>
+        <w:rPr>
+          <w:rFonts w:ascii="Times New Roman" w:hAnsi="Times New Roman" w:cs="Times New Roman"/>
+          <w:sz w:val="28"/>
+          <w:szCs w:val="28"/>
+        </w:rPr>
+      </w:pPr>
+      <w:r>
+        <w:rPr>
+          <w:rFonts w:ascii="Times New Roman" w:hAnsi="Times New Roman" w:cs="Times New Roman"/>
+          <w:sz w:val="28"/>
+          <w:szCs w:val="28"/>
+        </w:rPr>
+        <w:t>3. Изучить основные принципы организации формальных грамматик.</w:t>
+      </w:r>
+    </w:p>
+    <w:p>
+      <w:pPr>
+        <w:spacing w:before="300" w:after="0" w:line="276" w:lineRule="auto"/>
+        <w:ind w:right="850"/>
+        <w:jc w:val="both"/>
+        <w:rPr>
+          <w:rFonts w:ascii="Times New Roman" w:hAnsi="Times New Roman" w:cs="Times New Roman"/>
+          <w:sz w:val="28"/>
+          <w:szCs w:val="28"/>
+        </w:rPr>
+      </w:pPr>
+      <w:r>
+        <w:rPr>
+          <w:rFonts w:ascii="Times New Roman" w:hAnsi="Times New Roman" w:cs="Times New Roman"/>
+          <w:sz w:val="28"/>
+          <w:szCs w:val="28"/>
+        </w:rPr>
+        <w:t>4. Изучить особенности языков разметки/форматов JSON, RON, HCL,</w:t>
+      </w:r>
+      <w:r>
+        <w:rPr>
+          <w:rFonts w:ascii="Times New Roman" w:hAnsi="Times New Roman" w:cs="Times New Roman"/>
+          <w:sz w:val="28"/>
+          <w:szCs w:val="28"/>
+        </w:rPr>
+        <w:t xml:space="preserve"> </w:t>
+      </w:r>
+      <w:r>
+        <w:rPr>
+          <w:rFonts w:ascii="Times New Roman" w:hAnsi="Times New Roman" w:cs="Times New Roman"/>
+          <w:sz w:val="28"/>
+          <w:szCs w:val="28"/>
+        </w:rPr>
+        <w:t>YAML, TOML, INI, XML.</w:t>
+      </w:r>
+    </w:p>
+    <w:p>
+      <w:pPr>
+        <w:spacing w:before="300" w:after="0" w:line="276" w:lineRule="auto"/>
+        <w:ind w:right="850"/>
+        <w:jc w:val="both"/>
+        <w:rPr>
+          <w:rFonts w:ascii="Times New Roman" w:hAnsi="Times New Roman" w:cs="Times New Roman"/>
+          <w:sz w:val="28"/>
+          <w:szCs w:val="28"/>
+        </w:rPr>
+      </w:pPr>
+      <w:r>
+        <w:rPr>
+          <w:rFonts w:ascii="Times New Roman" w:hAnsi="Times New Roman" w:cs="Times New Roman"/>
+          <w:sz w:val="28"/>
+          <w:szCs w:val="28"/>
+        </w:rPr>
+        <w:t>5. Понять устройство страницы с расписанием на примере расписания</w:t>
+      </w:r>
+      <w:r>
+        <w:rPr>
+          <w:rFonts w:ascii="Times New Roman" w:hAnsi="Times New Roman" w:cs="Times New Roman"/>
+          <w:sz w:val="28"/>
+          <w:szCs w:val="28"/>
+        </w:rPr>
+        <w:t xml:space="preserve"> </w:t>
+      </w:r>
+      <w:r>
+        <w:rPr>
+          <w:rFonts w:ascii="Times New Roman" w:hAnsi="Times New Roman" w:cs="Times New Roman"/>
+          <w:sz w:val="28"/>
+          <w:szCs w:val="28"/>
+        </w:rPr>
+        <w:t>лектора: https://itmo.ru/ru/schedule/3/125598/raspisanie_zanyatiy.htm</w:t>
+      </w:r>
+    </w:p>
+    <w:p>
+      <w:pPr>
+        <w:spacing w:before="300" w:after="0" w:line="276" w:lineRule="auto"/>
+        <w:ind w:right="850"/>
+        <w:jc w:val="both"/>
+        <w:rPr>
+          <w:rFonts w:ascii="Times New Roman" w:hAnsi="Times New Roman" w:cs="Times New Roman"/>
+          <w:sz w:val="28"/>
+          <w:szCs w:val="28"/>
+        </w:rPr>
+      </w:pPr>
+      <w:r>
+        <w:rPr>
+          <w:rFonts w:ascii="Times New Roman" w:hAnsi="Times New Roman" w:cs="Times New Roman"/>
+          <w:sz w:val="28"/>
+          <w:szCs w:val="28"/>
+        </w:rPr>
+        <w:t>6. Исходя из структуры расписания конкретного дня, сформировать файл с расписанием в формате, указанном в задании в качестве исходного. При этом необходимо, чтобы хотя бы в одной из выбранных дней было не менее двух занятий (можно использовать своё персональное). В случае, если в данный день недели нет таких занятий, то увеличить номер варианта ещё на восемь.</w:t>
+      </w:r>
+    </w:p>
+    <w:p>
+      <w:pPr>
+        <w:spacing w:before="300" w:after="0" w:line="276" w:lineRule="auto"/>
+        <w:ind w:right="850"/>
+        <w:jc w:val="both"/>
+        <w:rPr>
+          <w:rFonts w:ascii="Times New Roman" w:hAnsi="Times New Roman" w:cs="Times New Roman"/>
+          <w:sz w:val="28"/>
+          <w:szCs w:val="28"/>
+        </w:rPr>
+      </w:pPr>
+      <w:r>
+        <w:rPr>
+          <w:rFonts w:ascii="Times New Roman" w:hAnsi="Times New Roman" w:cs="Times New Roman"/>
+          <w:sz w:val="28"/>
+          <w:szCs w:val="28"/>
+        </w:rPr>
+        <w:t xml:space="preserve">7. </w:t>
+      </w:r>
+      <w:r>
+        <w:rPr>
+          <w:rFonts w:ascii="Times New Roman" w:hAnsi="Times New Roman" w:cs="Times New Roman"/>
+          <w:b/>
+          <w:bCs/>
+          <w:sz w:val="28"/>
+          <w:szCs w:val="28"/>
+        </w:rPr>
+        <w:t>Обязательное задание</w:t>
+      </w:r>
+      <w:r>
+        <w:rPr>
+          <w:rFonts w:ascii="Times New Roman" w:hAnsi="Times New Roman" w:cs="Times New Roman"/>
+          <w:sz w:val="28"/>
+          <w:szCs w:val="28"/>
+        </w:rPr>
+        <w:t xml:space="preserve"> (позволяет набрать до 50 процентов от максимального числа баллов </w:t>
+      </w:r>
+      <w:proofErr w:type="spellStart"/>
+      <w:r>
+        <w:rPr>
+          <w:rFonts w:ascii="Times New Roman" w:hAnsi="Times New Roman" w:cs="Times New Roman"/>
+          <w:sz w:val="28"/>
+          <w:szCs w:val="28"/>
+        </w:rPr>
+        <w:t>БаРС</w:t>
+      </w:r>
+      <w:proofErr w:type="spellEnd"/>
+      <w:r>
+        <w:rPr>
+          <w:rFonts w:ascii="Times New Roman" w:hAnsi="Times New Roman" w:cs="Times New Roman"/>
+          <w:sz w:val="28"/>
+          <w:szCs w:val="28"/>
+        </w:rPr>
+        <w:t xml:space="preserve"> за данную лабораторную). Написать программу на языке Python 3.x или любом другом, которая:</w:t>
+      </w:r>
+    </w:p>
+    <w:p>
+      <w:pPr>
+        <w:spacing w:before="300" w:after="0" w:line="276" w:lineRule="auto"/>
+        <w:ind w:right="850"/>
+        <w:jc w:val="both"/>
+        <w:rPr>
+          <w:rFonts w:ascii="Times New Roman" w:hAnsi="Times New Roman" w:cs="Times New Roman"/>
+          <w:sz w:val="28"/>
+          <w:szCs w:val="28"/>
+        </w:rPr>
+      </w:pPr>
+      <w:r>
+        <w:rPr>
+          <w:rFonts w:ascii="Times New Roman" w:hAnsi="Times New Roman" w:cs="Times New Roman"/>
+          <w:sz w:val="28"/>
+          <w:szCs w:val="28"/>
+        </w:rPr>
+        <w:t>• осуществляет парсинг и конвертацию исходного файла в</w:t>
+      </w:r>
+      <w:r>
+        <w:rPr>
+          <w:rFonts w:ascii="Times New Roman" w:hAnsi="Times New Roman" w:cs="Times New Roman"/>
+          <w:sz w:val="28"/>
+          <w:szCs w:val="28"/>
+        </w:rPr>
+        <w:t xml:space="preserve"> </w:t>
+      </w:r>
+      <w:r>
+        <w:rPr>
+          <w:rFonts w:ascii="Times New Roman" w:hAnsi="Times New Roman" w:cs="Times New Roman"/>
+          <w:sz w:val="28"/>
+          <w:szCs w:val="28"/>
+        </w:rPr>
+        <w:t>бинарный объект (=</w:t>
+      </w:r>
+      <w:proofErr w:type="spellStart"/>
+      <w:r>
+        <w:rPr>
+          <w:rFonts w:ascii="Times New Roman" w:hAnsi="Times New Roman" w:cs="Times New Roman"/>
+          <w:sz w:val="28"/>
+          <w:szCs w:val="28"/>
+        </w:rPr>
+        <w:t>десериализацию</w:t>
+      </w:r>
+      <w:proofErr w:type="spellEnd"/>
+      <w:r>
+        <w:rPr>
+          <w:rFonts w:ascii="Times New Roman" w:hAnsi="Times New Roman" w:cs="Times New Roman"/>
+          <w:sz w:val="28"/>
+          <w:szCs w:val="28"/>
+        </w:rPr>
+        <w:t>);</w:t>
+      </w:r>
+    </w:p>
+    <w:p>
+      <w:pPr>
+        <w:spacing w:before="300" w:after="0" w:line="276" w:lineRule="auto"/>
+        <w:ind w:right="850"/>
+        <w:jc w:val="both"/>
+        <w:rPr>
+          <w:rFonts w:ascii="Times New Roman" w:hAnsi="Times New Roman" w:cs="Times New Roman"/>
+          <w:sz w:val="28"/>
+          <w:szCs w:val="28"/>
+        </w:rPr>
+      </w:pPr>
+      <w:r>
+        <w:rPr>
+          <w:rFonts w:ascii="Times New Roman" w:hAnsi="Times New Roman" w:cs="Times New Roman"/>
+          <w:sz w:val="28"/>
+          <w:szCs w:val="28"/>
+        </w:rPr>
+        <w:t>• для решения задачи использует формальные грамматики; то есть</w:t>
+      </w:r>
+      <w:r>
+        <w:rPr>
+          <w:rFonts w:ascii="Times New Roman" w:hAnsi="Times New Roman" w:cs="Times New Roman"/>
+          <w:sz w:val="28"/>
+          <w:szCs w:val="28"/>
+        </w:rPr>
+        <w:t xml:space="preserve"> </w:t>
+      </w:r>
+      <w:r>
+        <w:rPr>
+          <w:rFonts w:ascii="Times New Roman" w:hAnsi="Times New Roman" w:cs="Times New Roman"/>
+          <w:sz w:val="28"/>
+          <w:szCs w:val="28"/>
+        </w:rPr>
+        <w:t>ваш</w:t>
+      </w:r>
+      <w:r>
+        <w:rPr>
+          <w:rFonts w:ascii="Times New Roman" w:hAnsi="Times New Roman" w:cs="Times New Roman"/>
+          <w:sz w:val="28"/>
+          <w:szCs w:val="28"/>
+        </w:rPr>
+        <w:t xml:space="preserve"> </w:t>
+      </w:r>
+      <w:r>
+        <w:rPr>
+          <w:rFonts w:ascii="Times New Roman" w:hAnsi="Times New Roman" w:cs="Times New Roman"/>
+          <w:sz w:val="28"/>
+          <w:szCs w:val="28"/>
+        </w:rPr>
+        <w:t>код должен уметь осуществлять парсинг и конвертацию</w:t>
+      </w:r>
+      <w:r>
+        <w:rPr>
+          <w:rFonts w:ascii="Times New Roman" w:hAnsi="Times New Roman" w:cs="Times New Roman"/>
+          <w:sz w:val="28"/>
+          <w:szCs w:val="28"/>
+        </w:rPr>
+        <w:t xml:space="preserve"> </w:t>
+      </w:r>
+      <w:r>
+        <w:rPr>
+          <w:rFonts w:ascii="Times New Roman" w:hAnsi="Times New Roman" w:cs="Times New Roman"/>
+          <w:sz w:val="28"/>
+          <w:szCs w:val="28"/>
+        </w:rPr>
+        <w:t>любых данных, представленных в исходном формате, в данные,</w:t>
+      </w:r>
+      <w:r>
+        <w:rPr>
+          <w:rFonts w:ascii="Times New Roman" w:hAnsi="Times New Roman" w:cs="Times New Roman"/>
+          <w:sz w:val="28"/>
+          <w:szCs w:val="28"/>
+        </w:rPr>
+        <w:t xml:space="preserve"> </w:t>
+      </w:r>
+      <w:r>
+        <w:rPr>
+          <w:rFonts w:ascii="Times New Roman" w:hAnsi="Times New Roman" w:cs="Times New Roman"/>
+          <w:sz w:val="28"/>
+          <w:szCs w:val="28"/>
+        </w:rPr>
+        <w:t>представленные в результирующем формате (как с готовыми</w:t>
+      </w:r>
+      <w:r>
+        <w:rPr>
+          <w:rFonts w:ascii="Times New Roman" w:hAnsi="Times New Roman" w:cs="Times New Roman"/>
+          <w:sz w:val="28"/>
+          <w:szCs w:val="28"/>
+        </w:rPr>
+        <w:t xml:space="preserve"> </w:t>
+      </w:r>
+      <w:r>
+        <w:rPr>
+          <w:rFonts w:ascii="Times New Roman" w:hAnsi="Times New Roman" w:cs="Times New Roman"/>
+          <w:sz w:val="28"/>
+          <w:szCs w:val="28"/>
+        </w:rPr>
+        <w:t>библиотеками из дополнительного задания №2);</w:t>
+      </w:r>
+    </w:p>
+    <w:p>
+      <w:pPr>
+        <w:spacing w:before="300" w:after="0" w:line="276" w:lineRule="auto"/>
+        <w:ind w:right="850"/>
+        <w:jc w:val="both"/>
+        <w:rPr>
+          <w:rFonts w:ascii="Times New Roman" w:hAnsi="Times New Roman" w:cs="Times New Roman"/>
+          <w:sz w:val="28"/>
+          <w:szCs w:val="28"/>
+        </w:rPr>
+      </w:pPr>
+      <w:r>
+        <w:rPr>
+          <w:rFonts w:ascii="Times New Roman" w:hAnsi="Times New Roman" w:cs="Times New Roman"/>
+          <w:sz w:val="28"/>
+          <w:szCs w:val="28"/>
+        </w:rPr>
+        <w:t>• не использует готовые библиотеки, в том числе регулярные</w:t>
+      </w:r>
+      <w:r>
+        <w:rPr>
+          <w:rFonts w:ascii="Times New Roman" w:hAnsi="Times New Roman" w:cs="Times New Roman"/>
+          <w:sz w:val="28"/>
+          <w:szCs w:val="28"/>
+        </w:rPr>
+        <w:t xml:space="preserve"> </w:t>
+      </w:r>
+      <w:r>
+        <w:rPr>
+          <w:rFonts w:ascii="Times New Roman" w:hAnsi="Times New Roman" w:cs="Times New Roman"/>
+          <w:sz w:val="28"/>
+          <w:szCs w:val="28"/>
+        </w:rPr>
+        <w:t>выражения в Python и библиотеки для загрузки файлов.</w:t>
+      </w:r>
+    </w:p>
+    <w:p>
+      <w:pPr>
+        <w:spacing w:before="300" w:after="0" w:line="276" w:lineRule="auto"/>
+        <w:ind w:right="850"/>
+        <w:jc w:val="both"/>
+        <w:rPr>
+          <w:rFonts w:ascii="Times New Roman" w:hAnsi="Times New Roman" w:cs="Times New Roman"/>
+          <w:sz w:val="28"/>
+          <w:szCs w:val="28"/>
+        </w:rPr>
+      </w:pPr>
+      <w:r>
+        <w:rPr>
+          <w:rFonts w:ascii="Times New Roman" w:hAnsi="Times New Roman" w:cs="Times New Roman"/>
+          <w:sz w:val="28"/>
+          <w:szCs w:val="28"/>
+        </w:rPr>
+        <w:lastRenderedPageBreak/>
+        <w:t xml:space="preserve">8. </w:t>
+      </w:r>
+      <w:r>
+        <w:rPr>
+          <w:rFonts w:ascii="Times New Roman" w:hAnsi="Times New Roman" w:cs="Times New Roman"/>
+          <w:i/>
+          <w:iCs/>
+          <w:sz w:val="28"/>
+          <w:szCs w:val="28"/>
+        </w:rPr>
+        <w:t>Дополнительное задание №1</w:t>
+      </w:r>
+      <w:r>
+        <w:rPr>
+          <w:rFonts w:ascii="Times New Roman" w:hAnsi="Times New Roman" w:cs="Times New Roman"/>
+          <w:sz w:val="28"/>
+          <w:szCs w:val="28"/>
+        </w:rPr>
+        <w:t xml:space="preserve"> (позволяет набрать +15 процентов от максимального числа баллов </w:t>
+      </w:r>
+      <w:proofErr w:type="spellStart"/>
+      <w:r>
+        <w:rPr>
+          <w:rFonts w:ascii="Times New Roman" w:hAnsi="Times New Roman" w:cs="Times New Roman"/>
+          <w:sz w:val="28"/>
+          <w:szCs w:val="28"/>
+        </w:rPr>
+        <w:t>БаРС</w:t>
+      </w:r>
+      <w:proofErr w:type="spellEnd"/>
+      <w:r>
+        <w:rPr>
+          <w:rFonts w:ascii="Times New Roman" w:hAnsi="Times New Roman" w:cs="Times New Roman"/>
+          <w:sz w:val="28"/>
+          <w:szCs w:val="28"/>
+        </w:rPr>
+        <w:t xml:space="preserve"> за данную лабораторную). Написать программу на языке Python 3.x или любом другом, которая:</w:t>
+      </w:r>
+    </w:p>
+    <w:p>
+      <w:pPr>
+        <w:spacing w:before="300" w:after="0" w:line="276" w:lineRule="auto"/>
+        <w:ind w:right="850"/>
+        <w:jc w:val="both"/>
+        <w:rPr>
+          <w:rFonts w:ascii="Times New Roman" w:hAnsi="Times New Roman" w:cs="Times New Roman"/>
+          <w:sz w:val="28"/>
+          <w:szCs w:val="28"/>
+        </w:rPr>
+      </w:pPr>
+      <w:r>
+        <w:rPr>
+          <w:rFonts w:ascii="Times New Roman" w:hAnsi="Times New Roman" w:cs="Times New Roman"/>
+          <w:sz w:val="28"/>
+          <w:szCs w:val="28"/>
+        </w:rPr>
+        <w:t>• осуществляет парсинг и конвертацию бинар</w:t>
+      </w:r>
+      <w:r>
+        <w:rPr>
+          <w:rFonts w:ascii="Times New Roman" w:hAnsi="Times New Roman" w:cs="Times New Roman"/>
+          <w:sz w:val="28"/>
+          <w:szCs w:val="28"/>
+        </w:rPr>
+        <w:t>ного</w:t>
+      </w:r>
+      <w:r>
+        <w:rPr>
+          <w:rFonts w:ascii="Times New Roman" w:hAnsi="Times New Roman" w:cs="Times New Roman"/>
+          <w:sz w:val="28"/>
+          <w:szCs w:val="28"/>
+        </w:rPr>
+        <w:t xml:space="preserve"> объекта,</w:t>
+      </w:r>
+    </w:p>
+    <w:p>
+      <w:pPr>
+        <w:spacing w:before="300" w:after="0" w:line="276" w:lineRule="auto"/>
+        <w:ind w:right="850"/>
+        <w:jc w:val="both"/>
+        <w:rPr>
+          <w:rFonts w:ascii="Times New Roman" w:hAnsi="Times New Roman" w:cs="Times New Roman"/>
+          <w:sz w:val="28"/>
+          <w:szCs w:val="28"/>
+        </w:rPr>
+      </w:pPr>
+      <w:r>
+        <w:rPr>
+          <w:rFonts w:ascii="Times New Roman" w:hAnsi="Times New Roman" w:cs="Times New Roman"/>
+          <w:sz w:val="28"/>
+          <w:szCs w:val="28"/>
+        </w:rPr>
+        <w:t>полученного в обязательном задании, в новый формат</w:t>
+      </w:r>
+      <w:r>
+        <w:rPr>
+          <w:rFonts w:ascii="Times New Roman" w:hAnsi="Times New Roman" w:cs="Times New Roman"/>
+          <w:sz w:val="28"/>
+          <w:szCs w:val="28"/>
+        </w:rPr>
+        <w:t xml:space="preserve"> </w:t>
+      </w:r>
+      <w:r>
+        <w:rPr>
+          <w:rFonts w:ascii="Times New Roman" w:hAnsi="Times New Roman" w:cs="Times New Roman"/>
+          <w:sz w:val="28"/>
+          <w:szCs w:val="28"/>
+        </w:rPr>
+        <w:t>(=сериализацию);</w:t>
+      </w:r>
+    </w:p>
+    <w:p>
+      <w:pPr>
+        <w:spacing w:before="300" w:after="0" w:line="276" w:lineRule="auto"/>
+        <w:ind w:right="850"/>
+        <w:jc w:val="both"/>
+        <w:rPr>
+          <w:rFonts w:ascii="Times New Roman" w:hAnsi="Times New Roman" w:cs="Times New Roman"/>
+          <w:sz w:val="28"/>
+          <w:szCs w:val="28"/>
+        </w:rPr>
+      </w:pPr>
+      <w:r>
+        <w:rPr>
+          <w:rFonts w:ascii="Times New Roman" w:hAnsi="Times New Roman" w:cs="Times New Roman"/>
+          <w:sz w:val="28"/>
+          <w:szCs w:val="28"/>
+        </w:rPr>
+        <w:t>• для решения задачи использует формальные грамматики;</w:t>
+      </w:r>
+    </w:p>
+    <w:p>
+      <w:pPr>
+        <w:spacing w:before="300" w:after="0" w:line="276" w:lineRule="auto"/>
+        <w:ind w:right="850"/>
+        <w:jc w:val="both"/>
+        <w:rPr>
+          <w:rFonts w:ascii="Times New Roman" w:hAnsi="Times New Roman" w:cs="Times New Roman"/>
+          <w:sz w:val="28"/>
+          <w:szCs w:val="28"/>
+        </w:rPr>
+      </w:pPr>
+      <w:r>
+        <w:rPr>
+          <w:rFonts w:ascii="Times New Roman" w:hAnsi="Times New Roman" w:cs="Times New Roman"/>
+          <w:sz w:val="28"/>
+          <w:szCs w:val="28"/>
+        </w:rPr>
+        <w:t>• не использует готовые библиотеки, в том числе регулярные</w:t>
+      </w:r>
+    </w:p>
+    <w:p>
+      <w:pPr>
+        <w:spacing w:before="300" w:after="0" w:line="276" w:lineRule="auto"/>
+        <w:ind w:right="850"/>
+        <w:jc w:val="both"/>
+        <w:rPr>
+          <w:rFonts w:ascii="Times New Roman" w:hAnsi="Times New Roman" w:cs="Times New Roman"/>
+          <w:sz w:val="28"/>
+          <w:szCs w:val="28"/>
+        </w:rPr>
+      </w:pPr>
+      <w:r>
+        <w:rPr>
+          <w:rFonts w:ascii="Times New Roman" w:hAnsi="Times New Roman" w:cs="Times New Roman"/>
+          <w:sz w:val="28"/>
+          <w:szCs w:val="28"/>
+        </w:rPr>
+        <w:t>выражения в Python и библиотеки для загрузки файлов.</w:t>
+      </w:r>
+    </w:p>
+    <w:p>
+      <w:pPr>
+        <w:spacing w:before="300" w:after="0" w:line="276" w:lineRule="auto"/>
+        <w:ind w:right="850"/>
+        <w:jc w:val="both"/>
+        <w:rPr>
+          <w:rFonts w:ascii="Times New Roman" w:hAnsi="Times New Roman" w:cs="Times New Roman"/>
+          <w:sz w:val="28"/>
+          <w:szCs w:val="28"/>
+        </w:rPr>
+      </w:pPr>
+      <w:r>
+        <w:rPr>
+          <w:rFonts w:ascii="Times New Roman" w:hAnsi="Times New Roman" w:cs="Times New Roman"/>
+          <w:sz w:val="28"/>
+          <w:szCs w:val="28"/>
+        </w:rPr>
+        <w:t xml:space="preserve">9. </w:t>
+      </w:r>
+      <w:r>
+        <w:rPr>
+          <w:rFonts w:ascii="Times New Roman" w:hAnsi="Times New Roman" w:cs="Times New Roman"/>
+          <w:i/>
+          <w:iCs/>
+          <w:sz w:val="28"/>
+          <w:szCs w:val="28"/>
+        </w:rPr>
+        <w:t>Дополнительное задание №2</w:t>
+      </w:r>
+      <w:r>
+        <w:rPr>
+          <w:rFonts w:ascii="Times New Roman" w:hAnsi="Times New Roman" w:cs="Times New Roman"/>
+          <w:sz w:val="28"/>
+          <w:szCs w:val="28"/>
+        </w:rPr>
+        <w:t xml:space="preserve"> (позволяет набрать +10 процентов от</w:t>
+      </w:r>
+      <w:r>
+        <w:rPr>
+          <w:rFonts w:ascii="Times New Roman" w:hAnsi="Times New Roman" w:cs="Times New Roman"/>
+          <w:sz w:val="28"/>
+          <w:szCs w:val="28"/>
+        </w:rPr>
+        <w:t xml:space="preserve"> </w:t>
+      </w:r>
+      <w:r>
+        <w:rPr>
+          <w:rFonts w:ascii="Times New Roman" w:hAnsi="Times New Roman" w:cs="Times New Roman"/>
+          <w:sz w:val="28"/>
+          <w:szCs w:val="28"/>
+        </w:rPr>
+        <w:t xml:space="preserve">максимального числа баллов </w:t>
+      </w:r>
+      <w:proofErr w:type="spellStart"/>
+      <w:r>
+        <w:rPr>
+          <w:rFonts w:ascii="Times New Roman" w:hAnsi="Times New Roman" w:cs="Times New Roman"/>
+          <w:sz w:val="28"/>
+          <w:szCs w:val="28"/>
+        </w:rPr>
+        <w:t>БаРС</w:t>
+      </w:r>
+      <w:proofErr w:type="spellEnd"/>
+      <w:r>
+        <w:rPr>
+          <w:rFonts w:ascii="Times New Roman" w:hAnsi="Times New Roman" w:cs="Times New Roman"/>
+          <w:sz w:val="28"/>
+          <w:szCs w:val="28"/>
+        </w:rPr>
+        <w:t xml:space="preserve"> за данную лабораторную).</w:t>
+      </w:r>
+    </w:p>
+    <w:p>
+      <w:pPr>
+        <w:spacing w:before="300" w:after="0" w:line="276" w:lineRule="auto"/>
+        <w:ind w:right="850"/>
+        <w:jc w:val="both"/>
+        <w:rPr>
+          <w:rFonts w:ascii="Times New Roman" w:hAnsi="Times New Roman" w:cs="Times New Roman"/>
+          <w:sz w:val="28"/>
+          <w:szCs w:val="28"/>
+        </w:rPr>
+      </w:pPr>
+      <w:r>
+        <w:rPr>
+          <w:rFonts w:ascii="Times New Roman" w:hAnsi="Times New Roman" w:cs="Times New Roman"/>
+          <w:sz w:val="28"/>
+          <w:szCs w:val="28"/>
+        </w:rPr>
+        <w:t>a) Найти готовые библиотеки, осуществляющие аналогичный</w:t>
+      </w:r>
+      <w:r>
+        <w:rPr>
+          <w:rFonts w:ascii="Times New Roman" w:hAnsi="Times New Roman" w:cs="Times New Roman"/>
+          <w:sz w:val="28"/>
+          <w:szCs w:val="28"/>
+        </w:rPr>
+        <w:t xml:space="preserve"> </w:t>
+      </w:r>
+      <w:r>
+        <w:rPr>
+          <w:rFonts w:ascii="Times New Roman" w:hAnsi="Times New Roman" w:cs="Times New Roman"/>
+          <w:sz w:val="28"/>
+          <w:szCs w:val="28"/>
+        </w:rPr>
+        <w:t>парсинг и конвертацию файлов (</w:t>
+      </w:r>
+      <w:proofErr w:type="spellStart"/>
+      <w:r>
+        <w:rPr>
+          <w:rFonts w:ascii="Times New Roman" w:hAnsi="Times New Roman" w:cs="Times New Roman"/>
+          <w:sz w:val="28"/>
+          <w:szCs w:val="28"/>
+        </w:rPr>
+        <w:t>десериализацию</w:t>
+      </w:r>
+      <w:proofErr w:type="spellEnd"/>
+      <w:r>
+        <w:rPr>
+          <w:rFonts w:ascii="Times New Roman" w:hAnsi="Times New Roman" w:cs="Times New Roman"/>
+          <w:sz w:val="28"/>
+          <w:szCs w:val="28"/>
+        </w:rPr>
+        <w:t xml:space="preserve"> и</w:t>
+      </w:r>
+      <w:r>
+        <w:rPr>
+          <w:rFonts w:ascii="Times New Roman" w:hAnsi="Times New Roman" w:cs="Times New Roman"/>
+          <w:sz w:val="28"/>
+          <w:szCs w:val="28"/>
+        </w:rPr>
+        <w:t xml:space="preserve"> </w:t>
+      </w:r>
+      <w:r>
+        <w:rPr>
+          <w:rFonts w:ascii="Times New Roman" w:hAnsi="Times New Roman" w:cs="Times New Roman"/>
+          <w:sz w:val="28"/>
+          <w:szCs w:val="28"/>
+        </w:rPr>
+        <w:t>сериализацию).</w:t>
+      </w:r>
+    </w:p>
+    <w:p>
+      <w:pPr>
+        <w:spacing w:before="300" w:after="0" w:line="276" w:lineRule="auto"/>
+        <w:ind w:right="850"/>
+        <w:jc w:val="both"/>
+        <w:rPr>
+          <w:rFonts w:ascii="Times New Roman" w:hAnsi="Times New Roman" w:cs="Times New Roman"/>
+          <w:sz w:val="28"/>
+          <w:szCs w:val="28"/>
+        </w:rPr>
+      </w:pPr>
+      <w:r>
+        <w:rPr>
+          <w:rFonts w:ascii="Times New Roman" w:hAnsi="Times New Roman" w:cs="Times New Roman"/>
+          <w:sz w:val="28"/>
+          <w:szCs w:val="28"/>
+        </w:rPr>
+        <w:t>b) Переписать исходный код и код из дополнительного задания</w:t>
+      </w:r>
+      <w:r>
+        <w:rPr>
+          <w:rFonts w:ascii="Times New Roman" w:hAnsi="Times New Roman" w:cs="Times New Roman"/>
+          <w:sz w:val="28"/>
+          <w:szCs w:val="28"/>
+        </w:rPr>
+        <w:t xml:space="preserve"> </w:t>
+      </w:r>
+      <w:r>
+        <w:rPr>
+          <w:rFonts w:ascii="Times New Roman" w:hAnsi="Times New Roman" w:cs="Times New Roman"/>
+          <w:sz w:val="28"/>
+          <w:szCs w:val="28"/>
+        </w:rPr>
+        <w:t>№1, применив найденные библиотеки. Регулярные</w:t>
+      </w:r>
+      <w:r>
+        <w:rPr>
+          <w:rFonts w:ascii="Times New Roman" w:hAnsi="Times New Roman" w:cs="Times New Roman"/>
+          <w:sz w:val="28"/>
+          <w:szCs w:val="28"/>
+        </w:rPr>
+        <w:t xml:space="preserve"> </w:t>
+      </w:r>
+      <w:r>
+        <w:rPr>
+          <w:rFonts w:ascii="Times New Roman" w:hAnsi="Times New Roman" w:cs="Times New Roman"/>
+          <w:sz w:val="28"/>
+          <w:szCs w:val="28"/>
+        </w:rPr>
+        <w:t>выражения также нельзя использовать.</w:t>
+      </w:r>
+    </w:p>
+    <w:p>
+      <w:pPr>
+        <w:spacing w:before="300" w:after="0" w:line="276" w:lineRule="auto"/>
+        <w:ind w:right="850"/>
+        <w:jc w:val="both"/>
+        <w:rPr>
+          <w:rFonts w:ascii="Times New Roman" w:hAnsi="Times New Roman" w:cs="Times New Roman"/>
+          <w:sz w:val="28"/>
+          <w:szCs w:val="28"/>
+        </w:rPr>
+      </w:pPr>
+      <w:r>
+        <w:rPr>
+          <w:rFonts w:ascii="Times New Roman" w:hAnsi="Times New Roman" w:cs="Times New Roman"/>
+          <w:sz w:val="28"/>
+          <w:szCs w:val="28"/>
+        </w:rPr>
+        <w:t>c) Сравнить полученные результаты и объяснить их</w:t>
+      </w:r>
+      <w:r>
+        <w:rPr>
+          <w:rFonts w:ascii="Times New Roman" w:hAnsi="Times New Roman" w:cs="Times New Roman"/>
+          <w:sz w:val="28"/>
+          <w:szCs w:val="28"/>
+        </w:rPr>
+        <w:t xml:space="preserve"> </w:t>
+      </w:r>
+      <w:r>
+        <w:rPr>
+          <w:rFonts w:ascii="Times New Roman" w:hAnsi="Times New Roman" w:cs="Times New Roman"/>
+          <w:sz w:val="28"/>
+          <w:szCs w:val="28"/>
+        </w:rPr>
+        <w:t>сходство/различие. Объяснение должно быть отражено в</w:t>
+      </w:r>
+      <w:r>
+        <w:rPr>
+          <w:rFonts w:ascii="Times New Roman" w:hAnsi="Times New Roman" w:cs="Times New Roman"/>
+          <w:sz w:val="28"/>
+          <w:szCs w:val="28"/>
+        </w:rPr>
+        <w:t xml:space="preserve"> </w:t>
+      </w:r>
+      <w:r>
+        <w:rPr>
+          <w:rFonts w:ascii="Times New Roman" w:hAnsi="Times New Roman" w:cs="Times New Roman"/>
+          <w:sz w:val="28"/>
+          <w:szCs w:val="28"/>
+        </w:rPr>
+        <w:t>отчёте.</w:t>
+      </w:r>
+    </w:p>
+    <w:p>
+      <w:pPr>
+        <w:spacing w:before="300" w:after="0" w:line="276" w:lineRule="auto"/>
+        <w:ind w:right="850"/>
+        <w:jc w:val="both"/>
+        <w:rPr>
+          <w:rFonts w:ascii="Times New Roman" w:hAnsi="Times New Roman" w:cs="Times New Roman"/>
+          <w:sz w:val="28"/>
+          <w:szCs w:val="28"/>
+        </w:rPr>
+      </w:pPr>
+      <w:r>
+        <w:rPr>
+          <w:rFonts w:ascii="Times New Roman" w:hAnsi="Times New Roman" w:cs="Times New Roman"/>
+          <w:sz w:val="28"/>
+          <w:szCs w:val="28"/>
+        </w:rPr>
+        <w:t>10.</w:t>
+      </w:r>
+      <w:r>
+        <w:rPr>
+          <w:rFonts w:ascii="Times New Roman" w:hAnsi="Times New Roman" w:cs="Times New Roman"/>
+          <w:sz w:val="28"/>
+          <w:szCs w:val="28"/>
+        </w:rPr>
+        <w:t xml:space="preserve"> </w:t>
+      </w:r>
+      <w:r>
+        <w:rPr>
+          <w:rFonts w:ascii="Times New Roman" w:hAnsi="Times New Roman" w:cs="Times New Roman"/>
+          <w:i/>
+          <w:iCs/>
+          <w:sz w:val="28"/>
+          <w:szCs w:val="28"/>
+        </w:rPr>
+        <w:t>Дополнительное задание №3</w:t>
+      </w:r>
+      <w:r>
+        <w:rPr>
+          <w:rFonts w:ascii="Times New Roman" w:hAnsi="Times New Roman" w:cs="Times New Roman"/>
+          <w:sz w:val="28"/>
+          <w:szCs w:val="28"/>
+        </w:rPr>
+        <w:t xml:space="preserve"> (позволяет набрать +20 процентов от максимального числа баллов </w:t>
+      </w:r>
+      <w:proofErr w:type="spellStart"/>
+      <w:r>
+        <w:rPr>
+          <w:rFonts w:ascii="Times New Roman" w:hAnsi="Times New Roman" w:cs="Times New Roman"/>
+          <w:sz w:val="28"/>
+          <w:szCs w:val="28"/>
+        </w:rPr>
+        <w:t>БаРС</w:t>
+      </w:r>
+      <w:proofErr w:type="spellEnd"/>
+      <w:r>
+        <w:rPr>
+          <w:rFonts w:ascii="Times New Roman" w:hAnsi="Times New Roman" w:cs="Times New Roman"/>
+          <w:sz w:val="28"/>
+          <w:szCs w:val="28"/>
+        </w:rPr>
+        <w:t xml:space="preserve"> за данную лабораторную). Переписать код из дополнительного задания №1, чтобы </w:t>
+      </w:r>
+      <w:proofErr w:type="spellStart"/>
+      <w:r>
+        <w:rPr>
+          <w:rFonts w:ascii="Times New Roman" w:hAnsi="Times New Roman" w:cs="Times New Roman"/>
+          <w:sz w:val="28"/>
+          <w:szCs w:val="28"/>
+        </w:rPr>
+        <w:t>серализация</w:t>
+      </w:r>
+      <w:proofErr w:type="spellEnd"/>
+      <w:r>
+        <w:rPr>
+          <w:rFonts w:ascii="Times New Roman" w:hAnsi="Times New Roman" w:cs="Times New Roman"/>
+          <w:sz w:val="28"/>
+          <w:szCs w:val="28"/>
+        </w:rPr>
+        <w:t xml:space="preserve"> </w:t>
+      </w:r>
+      <w:proofErr w:type="spellStart"/>
+      <w:r>
+        <w:rPr>
+          <w:rFonts w:ascii="Times New Roman" w:hAnsi="Times New Roman" w:cs="Times New Roman"/>
+          <w:sz w:val="28"/>
+          <w:szCs w:val="28"/>
+        </w:rPr>
+        <w:t>происводилась</w:t>
+      </w:r>
+      <w:proofErr w:type="spellEnd"/>
+      <w:r>
+        <w:rPr>
+          <w:rFonts w:ascii="Times New Roman" w:hAnsi="Times New Roman" w:cs="Times New Roman"/>
+          <w:sz w:val="28"/>
+          <w:szCs w:val="28"/>
+        </w:rPr>
+        <w:t xml:space="preserve"> в XML файл.</w:t>
+      </w:r>
+    </w:p>
+    <w:p>
+      <w:pPr>
+        <w:spacing w:before="300" w:after="0" w:line="276" w:lineRule="auto"/>
+        <w:ind w:right="850"/>
+        <w:jc w:val="both"/>
+        <w:rPr>
+          <w:rFonts w:ascii="Times New Roman" w:hAnsi="Times New Roman" w:cs="Times New Roman"/>
+          <w:sz w:val="28"/>
+          <w:szCs w:val="28"/>
+        </w:rPr>
+      </w:pPr>
+      <w:r>
+        <w:rPr>
+          <w:rFonts w:ascii="Times New Roman" w:hAnsi="Times New Roman" w:cs="Times New Roman"/>
+          <w:sz w:val="28"/>
+          <w:szCs w:val="28"/>
+        </w:rPr>
+        <w:t xml:space="preserve">11.Дополнительное задание №4 (позволяет набрать +5 процентов от максимального числа баллов </w:t>
+      </w:r>
+      <w:proofErr w:type="spellStart"/>
+      <w:r>
+        <w:rPr>
+          <w:rFonts w:ascii="Times New Roman" w:hAnsi="Times New Roman" w:cs="Times New Roman"/>
+          <w:sz w:val="28"/>
+          <w:szCs w:val="28"/>
+        </w:rPr>
+        <w:t>БаРС</w:t>
+      </w:r>
+      <w:proofErr w:type="spellEnd"/>
+      <w:r>
+        <w:rPr>
+          <w:rFonts w:ascii="Times New Roman" w:hAnsi="Times New Roman" w:cs="Times New Roman"/>
+          <w:sz w:val="28"/>
+          <w:szCs w:val="28"/>
+        </w:rPr>
+        <w:t xml:space="preserve"> за данную лабораторную).</w:t>
+      </w:r>
+    </w:p>
+    <w:p>
+      <w:pPr>
+        <w:spacing w:before="300" w:after="0" w:line="276" w:lineRule="auto"/>
+        <w:ind w:right="850"/>
+        <w:jc w:val="both"/>
+        <w:rPr>
+          <w:rFonts w:ascii="Times New Roman" w:hAnsi="Times New Roman" w:cs="Times New Roman"/>
+          <w:sz w:val="28"/>
+          <w:szCs w:val="28"/>
+        </w:rPr>
+      </w:pPr>
+      <w:r>
+        <w:rPr>
+          <w:rFonts w:ascii="Times New Roman" w:hAnsi="Times New Roman" w:cs="Times New Roman"/>
+          <w:sz w:val="28"/>
+          <w:szCs w:val="28"/>
+        </w:rPr>
+        <w:t>a) Используя свою исходную программу из обязательного задания и программы из дополнительных заданий, сравнить стократное время выполнения парсинга + конвертации в цикле.</w:t>
+      </w:r>
+    </w:p>
+    <w:p>
+      <w:pPr>
+        <w:spacing w:before="300" w:after="0" w:line="276" w:lineRule="auto"/>
+        <w:ind w:right="850"/>
+        <w:jc w:val="both"/>
+        <w:rPr>
+          <w:rFonts w:ascii="Times New Roman" w:hAnsi="Times New Roman" w:cs="Times New Roman"/>
+          <w:sz w:val="28"/>
+          <w:szCs w:val="28"/>
+        </w:rPr>
+      </w:pPr>
+      <w:r>
+        <w:rPr>
+          <w:rFonts w:ascii="Times New Roman" w:hAnsi="Times New Roman" w:cs="Times New Roman"/>
+          <w:sz w:val="28"/>
+          <w:szCs w:val="28"/>
+        </w:rPr>
+        <w:lastRenderedPageBreak/>
+        <w:t>b) Проанализировать полученные результаты и объяснить их сходство/различие. Объяснение должно быть отражено в отчёте.</w:t>
+      </w:r>
+    </w:p>
+    <w:p>
+      <w:pPr>
+        <w:spacing w:before="300" w:after="0" w:line="276" w:lineRule="auto"/>
+        <w:ind w:right="850"/>
+        <w:jc w:val="both"/>
+        <w:rPr>
+          <w:rFonts w:ascii="Times New Roman" w:hAnsi="Times New Roman" w:cs="Times New Roman"/>
+          <w:sz w:val="28"/>
+          <w:szCs w:val="28"/>
+        </w:rPr>
+      </w:pPr>
+      <w:r>
+        <w:rPr>
+          <w:rFonts w:ascii="Times New Roman" w:hAnsi="Times New Roman" w:cs="Times New Roman"/>
+          <w:sz w:val="28"/>
+          <w:szCs w:val="28"/>
+        </w:rPr>
+        <w:t xml:space="preserve">12.Проверить, что все пункты задания выполнены и выполнены верно. </w:t>
+      </w:r>
+    </w:p>
+    <w:p>
+      <w:pPr>
+        <w:spacing w:before="300" w:after="0" w:line="276" w:lineRule="auto"/>
+        <w:ind w:right="850"/>
+        <w:jc w:val="both"/>
+        <w:rPr>
+          <w:rFonts w:ascii="Times New Roman" w:hAnsi="Times New Roman" w:cs="Times New Roman"/>
+          <w:sz w:val="28"/>
+          <w:szCs w:val="28"/>
+        </w:rPr>
+      </w:pPr>
+      <w:r>
+        <w:rPr>
+          <w:rFonts w:ascii="Times New Roman" w:hAnsi="Times New Roman" w:cs="Times New Roman"/>
+          <w:sz w:val="28"/>
+          <w:szCs w:val="28"/>
+        </w:rPr>
+        <w:t>13.Написать отчёт о проделанной работе.</w:t>
+      </w:r>
+    </w:p>
+    <w:p>
+      <w:pPr>
+        <w:spacing w:before="300" w:after="0" w:line="276" w:lineRule="auto"/>
+        <w:ind w:right="850"/>
+        <w:jc w:val="both"/>
+        <w:rPr>
+          <w:rFonts w:ascii="Times New Roman" w:hAnsi="Times New Roman" w:cs="Times New Roman"/>
+          <w:sz w:val="28"/>
+          <w:szCs w:val="28"/>
+        </w:rPr>
+      </w:pPr>
+      <w:r>
+        <w:rPr>
+          <w:rFonts w:ascii="Times New Roman" w:hAnsi="Times New Roman" w:cs="Times New Roman"/>
+          <w:sz w:val="28"/>
+          <w:szCs w:val="28"/>
+        </w:rPr>
+        <w:t>14.Подготовиться к устным вопросам на защите.</w:t>
+      </w:r>
+    </w:p>
+    <w:p>
+      <w:pPr>
+        <w:jc w:val="both"/>
+        <w:rPr>
+          <w:rFonts w:ascii="Times New Roman" w:hAnsi="Times New Roman" w:cs="Times New Roman"/>
+          <w:sz w:val="28"/>
+          <w:szCs w:val="28"/>
+        </w:rPr>
+      </w:pPr>
+      <w:r>
+        <w:rPr>
+          <w:rFonts w:ascii="Times New Roman" w:hAnsi="Times New Roman" w:cs="Times New Roman"/>
+          <w:sz w:val="28"/>
+          <w:szCs w:val="28"/>
+        </w:rPr>
+        <w:br w:type="page"/>
+      </w:r>
+    </w:p>
+    <w:p>
+      <w:pPr>
         <w:pStyle w:val="1"/>
         <w:spacing w:line="360" w:lineRule="auto"/>
         <w:jc w:val="center"/>
         <w:rPr>
-          <w:rFonts w:ascii="Times New Roman" w:hAnsi="Times New Roman" w:cs="Times New Roman"/>
+          <w:rFonts w:ascii="TimesNewRomanPSMT" w:eastAsia="Times New Roman" w:hAnsi="TimesNewRomanPSMT" w:cs="Times New Roman"/>
           <w:b/>
           <w:bCs/>
-          <w:color w:val="000000" w:themeColor="text1"/>
-          <w:sz w:val="28"/>
-          <w:szCs w:val="28"/>
-        </w:rPr>
-      </w:pPr>
+          <w:color w:val="00000A"/>
+          <w:kern w:val="0"/>
+          <w:sz w:val="28"/>
+          <w:szCs w:val="28"/>
+          <w:lang w:eastAsia="ru-RU"/>
+          <w14:ligatures w14:val="none"/>
+        </w:rPr>
+      </w:pPr>
+      <w:bookmarkStart w:id="2" w:name="_Toc212929823"/>
+      <w:r>
+        <w:rPr>
+          <w:rFonts w:ascii="TimesNewRomanPSMT" w:eastAsia="Times New Roman" w:hAnsi="TimesNewRomanPSMT" w:cs="Times New Roman"/>
+          <w:b/>
+          <w:bCs/>
+          <w:color w:val="00000A"/>
+          <w:kern w:val="0"/>
+          <w:sz w:val="28"/>
+          <w:szCs w:val="28"/>
+          <w:lang w:eastAsia="ru-RU"/>
+          <w14:ligatures w14:val="none"/>
+        </w:rPr>
+        <w:lastRenderedPageBreak/>
+        <w:t>2. Выполнение задачи</w:t>
+      </w:r>
+      <w:bookmarkEnd w:id="2"/>
+    </w:p>
+    <w:p>
+      <w:pPr>
+        <w:pStyle w:val="2"/>
+        <w:spacing w:line="360" w:lineRule="auto"/>
+        <w:rPr>
+          <w:rFonts w:ascii="TimesNewRomanPSMT" w:eastAsia="Times New Roman" w:hAnsi="TimesNewRomanPSMT" w:cs="Times New Roman"/>
+          <w:i/>
+          <w:iCs/>
+          <w:color w:val="00000A"/>
+          <w:kern w:val="0"/>
+          <w:sz w:val="28"/>
+          <w:szCs w:val="28"/>
+          <w:lang w:val="en-US" w:eastAsia="ru-RU"/>
+          <w14:ligatures w14:val="none"/>
+        </w:rPr>
+      </w:pPr>
+      <w:bookmarkStart w:id="3" w:name="_Toc212929824"/>
+      <w:r>
+        <w:rPr>
+          <w:rFonts w:ascii="TimesNewRomanPSMT" w:eastAsia="Times New Roman" w:hAnsi="TimesNewRomanPSMT" w:cs="Times New Roman"/>
+          <w:i/>
+          <w:iCs/>
+          <w:color w:val="00000A"/>
+          <w:kern w:val="0"/>
+          <w:sz w:val="28"/>
+          <w:szCs w:val="28"/>
+          <w:lang w:eastAsia="ru-RU"/>
+          <w14:ligatures w14:val="none"/>
+        </w:rPr>
+        <w:t>Обязательное задание</w:t>
+      </w:r>
+      <w:r>
+        <w:rPr>
+          <w:rFonts w:ascii="TimesNewRomanPSMT" w:eastAsia="Times New Roman" w:hAnsi="TimesNewRomanPSMT" w:cs="Times New Roman"/>
+          <w:i/>
+          <w:iCs/>
+          <w:color w:val="00000A"/>
+          <w:kern w:val="0"/>
+          <w:sz w:val="28"/>
+          <w:szCs w:val="28"/>
+          <w:lang w:val="en-US" w:eastAsia="ru-RU"/>
+          <w14:ligatures w14:val="none"/>
+        </w:rPr>
+        <w:t>:</w:t>
+      </w:r>
+      <w:bookmarkEnd w:id="3"/>
+    </w:p>
+    <w:p>
+      <w:pPr>
+        <w:spacing w:line="360" w:lineRule="auto"/>
+        <w:jc w:val="both"/>
+        <w:rPr>
+          <w:rFonts w:ascii="TimesNewRomanPSMT" w:eastAsia="Times New Roman" w:hAnsi="TimesNewRomanPSMT" w:cs="Times New Roman"/>
+          <w:color w:val="00000A"/>
+          <w:kern w:val="0"/>
+          <w:sz w:val="28"/>
+          <w:szCs w:val="28"/>
+          <w:lang w:val="en-US" w:eastAsia="ru-RU"/>
+          <w14:ligatures w14:val="none"/>
+        </w:rPr>
+      </w:pPr>
+      <w:r>
+        <w:rPr>
+          <w:rFonts w:ascii="TimesNewRomanPSMT" w:eastAsia="Times New Roman" w:hAnsi="TimesNewRomanPSMT" w:cs="Times New Roman"/>
+          <w:color w:val="00000A"/>
+          <w:kern w:val="0"/>
+          <w:sz w:val="28"/>
+          <w:szCs w:val="28"/>
+          <w:lang w:eastAsia="ru-RU"/>
+          <w14:ligatures w14:val="none"/>
+        </w:rPr>
+        <w:t>Исходный</w:t>
+      </w:r>
+      <w:r>
+        <w:rPr>
+          <w:rFonts w:ascii="TimesNewRomanPSMT" w:eastAsia="Times New Roman" w:hAnsi="TimesNewRomanPSMT" w:cs="Times New Roman"/>
+          <w:color w:val="00000A"/>
+          <w:kern w:val="0"/>
+          <w:sz w:val="28"/>
+          <w:szCs w:val="28"/>
+          <w:lang w:val="en-US" w:eastAsia="ru-RU"/>
+          <w14:ligatures w14:val="none"/>
+        </w:rPr>
+        <w:t>/</w:t>
+      </w:r>
+      <w:r>
+        <w:rPr>
+          <w:rFonts w:ascii="TimesNewRomanPSMT" w:eastAsia="Times New Roman" w:hAnsi="TimesNewRomanPSMT" w:cs="Times New Roman"/>
+          <w:color w:val="00000A"/>
+          <w:kern w:val="0"/>
+          <w:sz w:val="28"/>
+          <w:szCs w:val="28"/>
+          <w:lang w:eastAsia="ru-RU"/>
+          <w14:ligatures w14:val="none"/>
+        </w:rPr>
+        <w:t xml:space="preserve">входной </w:t>
+      </w:r>
+      <w:r>
+        <w:rPr>
+          <w:rFonts w:ascii="TimesNewRomanPSMT" w:eastAsia="Times New Roman" w:hAnsi="TimesNewRomanPSMT" w:cs="Times New Roman"/>
+          <w:color w:val="00000A"/>
+          <w:kern w:val="0"/>
+          <w:sz w:val="28"/>
+          <w:szCs w:val="28"/>
+          <w:lang w:val="en-US" w:eastAsia="ru-RU"/>
+          <w14:ligatures w14:val="none"/>
+        </w:rPr>
+        <w:t>INI-</w:t>
+      </w:r>
+      <w:r>
+        <w:rPr>
+          <w:rFonts w:ascii="TimesNewRomanPSMT" w:eastAsia="Times New Roman" w:hAnsi="TimesNewRomanPSMT" w:cs="Times New Roman"/>
+          <w:color w:val="00000A"/>
+          <w:kern w:val="0"/>
+          <w:sz w:val="28"/>
+          <w:szCs w:val="28"/>
+          <w:lang w:eastAsia="ru-RU"/>
+          <w14:ligatures w14:val="none"/>
+        </w:rPr>
+        <w:t>файл</w:t>
+      </w:r>
+      <w:r>
+        <w:rPr>
+          <w:rFonts w:ascii="TimesNewRomanPSMT" w:eastAsia="Times New Roman" w:hAnsi="TimesNewRomanPSMT" w:cs="Times New Roman"/>
+          <w:color w:val="00000A"/>
+          <w:kern w:val="0"/>
+          <w:sz w:val="28"/>
+          <w:szCs w:val="28"/>
+          <w:lang w:val="en-US" w:eastAsia="ru-RU"/>
+          <w14:ligatures w14:val="none"/>
+        </w:rPr>
+        <w:t>:</w:t>
+      </w:r>
+    </w:p>
+    <w:p>
+      <w:pPr>
+        <w:spacing w:line="360" w:lineRule="auto"/>
+        <w:jc w:val="both"/>
+        <w:rPr>
+          <w:rFonts w:ascii="TimesNewRomanPSMT" w:eastAsia="Times New Roman" w:hAnsi="TimesNewRomanPSMT" w:cs="Times New Roman"/>
+          <w:i/>
+          <w:iCs/>
+          <w:color w:val="00000A"/>
+          <w:kern w:val="0"/>
+          <w:sz w:val="28"/>
+          <w:szCs w:val="28"/>
+          <w:lang w:val="en-US" w:eastAsia="ru-RU"/>
+          <w14:ligatures w14:val="none"/>
+        </w:rPr>
+      </w:pPr>
+      <w:hyperlink r:id="rId9" w:history="1">
+        <w:r>
+          <w:rPr>
+            <w:rStyle w:val="ad"/>
+            <w:rFonts w:ascii="TimesNewRomanPSMT" w:eastAsia="Times New Roman" w:hAnsi="TimesNewRomanPSMT" w:cs="Times New Roman"/>
+            <w:i/>
+            <w:iCs/>
+            <w:kern w:val="0"/>
+            <w:sz w:val="28"/>
+            <w:szCs w:val="28"/>
+            <w:lang w:val="en-US" w:eastAsia="ru-RU"/>
+            <w14:ligatures w14:val="none"/>
+          </w:rPr>
+          <w:t>https://github.com/tetraminomusic/ITMO/blob/main/Информатика/Лабораторные%20работы/ЛБ4/input.ini</w:t>
+        </w:r>
+      </w:hyperlink>
+    </w:p>
+    <w:p>
+      <w:pPr>
+        <w:spacing w:line="360" w:lineRule="auto"/>
+        <w:jc w:val="both"/>
+        <w:rPr>
+          <w:rFonts w:ascii="TimesNewRomanPSMT" w:eastAsia="Times New Roman" w:hAnsi="TimesNewRomanPSMT" w:cs="Times New Roman"/>
+          <w:color w:val="00000A"/>
+          <w:kern w:val="0"/>
+          <w:sz w:val="28"/>
+          <w:szCs w:val="28"/>
+          <w:lang w:eastAsia="ru-RU"/>
+          <w14:ligatures w14:val="none"/>
+        </w:rPr>
+      </w:pPr>
+      <w:r>
+        <w:rPr>
+          <w:rFonts w:ascii="TimesNewRomanPSMT" w:eastAsia="Times New Roman" w:hAnsi="TimesNewRomanPSMT" w:cs="Times New Roman"/>
+          <w:color w:val="00000A"/>
+          <w:kern w:val="0"/>
+          <w:sz w:val="28"/>
+          <w:szCs w:val="28"/>
+          <w:lang w:eastAsia="ru-RU"/>
+          <w14:ligatures w14:val="none"/>
+        </w:rPr>
+        <w:t>Исходный код программы</w:t>
+      </w:r>
+      <w:r>
+        <w:rPr>
+          <w:rFonts w:ascii="TimesNewRomanPSMT" w:eastAsia="Times New Roman" w:hAnsi="TimesNewRomanPSMT" w:cs="Times New Roman"/>
+          <w:color w:val="00000A"/>
+          <w:kern w:val="0"/>
+          <w:sz w:val="28"/>
+          <w:szCs w:val="28"/>
+          <w:lang w:eastAsia="ru-RU"/>
+          <w14:ligatures w14:val="none"/>
+        </w:rPr>
+        <w:t>:</w:t>
+      </w:r>
+    </w:p>
+    <w:p>
+      <w:pPr>
+        <w:spacing w:line="360" w:lineRule="auto"/>
+        <w:jc w:val="both"/>
+        <w:rPr>
+          <w:rFonts w:ascii="TimesNewRomanPSMT" w:eastAsia="Times New Roman" w:hAnsi="TimesNewRomanPSMT" w:cs="Times New Roman"/>
+          <w:i/>
+          <w:iCs/>
+          <w:color w:val="00000A"/>
+          <w:kern w:val="0"/>
+          <w:sz w:val="28"/>
+          <w:szCs w:val="28"/>
+          <w:lang w:eastAsia="ru-RU"/>
+          <w14:ligatures w14:val="none"/>
+        </w:rPr>
+      </w:pPr>
+      <w:hyperlink r:id="rId10" w:history="1">
+        <w:r>
+          <w:rPr>
+            <w:rStyle w:val="ad"/>
+            <w:rFonts w:ascii="TimesNewRomanPSMT" w:eastAsia="Times New Roman" w:hAnsi="TimesNewRomanPSMT" w:cs="Times New Roman"/>
+            <w:i/>
+            <w:iCs/>
+            <w:kern w:val="0"/>
+            <w:sz w:val="28"/>
+            <w:szCs w:val="28"/>
+            <w:lang w:val="en-US" w:eastAsia="ru-RU"/>
+            <w14:ligatures w14:val="none"/>
+          </w:rPr>
+          <w:t>https</w:t>
+        </w:r>
+        <w:r>
+          <w:rPr>
+            <w:rStyle w:val="ad"/>
+            <w:rFonts w:ascii="TimesNewRomanPSMT" w:eastAsia="Times New Roman" w:hAnsi="TimesNewRomanPSMT" w:cs="Times New Roman"/>
+            <w:i/>
+            <w:iCs/>
+            <w:kern w:val="0"/>
+            <w:sz w:val="28"/>
+            <w:szCs w:val="28"/>
+            <w:lang w:eastAsia="ru-RU"/>
+            <w14:ligatures w14:val="none"/>
+          </w:rPr>
+          <w:t>://</w:t>
+        </w:r>
+        <w:proofErr w:type="spellStart"/>
+        <w:r>
+          <w:rPr>
+            <w:rStyle w:val="ad"/>
+            <w:rFonts w:ascii="TimesNewRomanPSMT" w:eastAsia="Times New Roman" w:hAnsi="TimesNewRomanPSMT" w:cs="Times New Roman"/>
+            <w:i/>
+            <w:iCs/>
+            <w:kern w:val="0"/>
+            <w:sz w:val="28"/>
+            <w:szCs w:val="28"/>
+            <w:lang w:val="en-US" w:eastAsia="ru-RU"/>
+            <w14:ligatures w14:val="none"/>
+          </w:rPr>
+          <w:t>github</w:t>
+        </w:r>
+        <w:proofErr w:type="spellEnd"/>
+        <w:r>
+          <w:rPr>
+            <w:rStyle w:val="ad"/>
+            <w:rFonts w:ascii="TimesNewRomanPSMT" w:eastAsia="Times New Roman" w:hAnsi="TimesNewRomanPSMT" w:cs="Times New Roman"/>
+            <w:i/>
+            <w:iCs/>
+            <w:kern w:val="0"/>
+            <w:sz w:val="28"/>
+            <w:szCs w:val="28"/>
+            <w:lang w:eastAsia="ru-RU"/>
+            <w14:ligatures w14:val="none"/>
+          </w:rPr>
+          <w:t>.</w:t>
+        </w:r>
+        <w:r>
+          <w:rPr>
+            <w:rStyle w:val="ad"/>
+            <w:rFonts w:ascii="TimesNewRomanPSMT" w:eastAsia="Times New Roman" w:hAnsi="TimesNewRomanPSMT" w:cs="Times New Roman"/>
+            <w:i/>
+            <w:iCs/>
+            <w:kern w:val="0"/>
+            <w:sz w:val="28"/>
+            <w:szCs w:val="28"/>
+            <w:lang w:val="en-US" w:eastAsia="ru-RU"/>
+            <w14:ligatures w14:val="none"/>
+          </w:rPr>
+          <w:t>com</w:t>
+        </w:r>
+        <w:r>
+          <w:rPr>
+            <w:rStyle w:val="ad"/>
+            <w:rFonts w:ascii="TimesNewRomanPSMT" w:eastAsia="Times New Roman" w:hAnsi="TimesNewRomanPSMT" w:cs="Times New Roman"/>
+            <w:i/>
+            <w:iCs/>
+            <w:kern w:val="0"/>
+            <w:sz w:val="28"/>
+            <w:szCs w:val="28"/>
+            <w:lang w:eastAsia="ru-RU"/>
+            <w14:ligatures w14:val="none"/>
+          </w:rPr>
+          <w:t>/</w:t>
+        </w:r>
+        <w:proofErr w:type="spellStart"/>
+        <w:r>
+          <w:rPr>
+            <w:rStyle w:val="ad"/>
+            <w:rFonts w:ascii="TimesNewRomanPSMT" w:eastAsia="Times New Roman" w:hAnsi="TimesNewRomanPSMT" w:cs="Times New Roman"/>
+            <w:i/>
+            <w:iCs/>
+            <w:kern w:val="0"/>
+            <w:sz w:val="28"/>
+            <w:szCs w:val="28"/>
+            <w:lang w:val="en-US" w:eastAsia="ru-RU"/>
+            <w14:ligatures w14:val="none"/>
+          </w:rPr>
+          <w:t>tetraminomusic</w:t>
+        </w:r>
+        <w:proofErr w:type="spellEnd"/>
+        <w:r>
+          <w:rPr>
+            <w:rStyle w:val="ad"/>
+            <w:rFonts w:ascii="TimesNewRomanPSMT" w:eastAsia="Times New Roman" w:hAnsi="TimesNewRomanPSMT" w:cs="Times New Roman"/>
+            <w:i/>
+            <w:iCs/>
+            <w:kern w:val="0"/>
+            <w:sz w:val="28"/>
+            <w:szCs w:val="28"/>
+            <w:lang w:eastAsia="ru-RU"/>
+            <w14:ligatures w14:val="none"/>
+          </w:rPr>
+          <w:t>/</w:t>
+        </w:r>
+        <w:r>
+          <w:rPr>
+            <w:rStyle w:val="ad"/>
+            <w:rFonts w:ascii="TimesNewRomanPSMT" w:eastAsia="Times New Roman" w:hAnsi="TimesNewRomanPSMT" w:cs="Times New Roman"/>
+            <w:i/>
+            <w:iCs/>
+            <w:kern w:val="0"/>
+            <w:sz w:val="28"/>
+            <w:szCs w:val="28"/>
+            <w:lang w:val="en-US" w:eastAsia="ru-RU"/>
+            <w14:ligatures w14:val="none"/>
+          </w:rPr>
+          <w:t>ITMO</w:t>
+        </w:r>
+        <w:r>
+          <w:rPr>
+            <w:rStyle w:val="ad"/>
+            <w:rFonts w:ascii="TimesNewRomanPSMT" w:eastAsia="Times New Roman" w:hAnsi="TimesNewRomanPSMT" w:cs="Times New Roman"/>
+            <w:i/>
+            <w:iCs/>
+            <w:kern w:val="0"/>
+            <w:sz w:val="28"/>
+            <w:szCs w:val="28"/>
+            <w:lang w:eastAsia="ru-RU"/>
+            <w14:ligatures w14:val="none"/>
+          </w:rPr>
+          <w:t>/</w:t>
+        </w:r>
+        <w:r>
+          <w:rPr>
+            <w:rStyle w:val="ad"/>
+            <w:rFonts w:ascii="TimesNewRomanPSMT" w:eastAsia="Times New Roman" w:hAnsi="TimesNewRomanPSMT" w:cs="Times New Roman"/>
+            <w:i/>
+            <w:iCs/>
+            <w:kern w:val="0"/>
+            <w:sz w:val="28"/>
+            <w:szCs w:val="28"/>
+            <w:lang w:val="en-US" w:eastAsia="ru-RU"/>
+            <w14:ligatures w14:val="none"/>
+          </w:rPr>
+          <w:t>tree</w:t>
+        </w:r>
+        <w:r>
+          <w:rPr>
+            <w:rStyle w:val="ad"/>
+            <w:rFonts w:ascii="TimesNewRomanPSMT" w:eastAsia="Times New Roman" w:hAnsi="TimesNewRomanPSMT" w:cs="Times New Roman"/>
+            <w:i/>
+            <w:iCs/>
+            <w:kern w:val="0"/>
+            <w:sz w:val="28"/>
+            <w:szCs w:val="28"/>
+            <w:lang w:eastAsia="ru-RU"/>
+            <w14:ligatures w14:val="none"/>
+          </w:rPr>
+          <w:t>/</w:t>
+        </w:r>
+        <w:r>
+          <w:rPr>
+            <w:rStyle w:val="ad"/>
+            <w:rFonts w:ascii="TimesNewRomanPSMT" w:eastAsia="Times New Roman" w:hAnsi="TimesNewRomanPSMT" w:cs="Times New Roman"/>
+            <w:i/>
+            <w:iCs/>
+            <w:kern w:val="0"/>
+            <w:sz w:val="28"/>
+            <w:szCs w:val="28"/>
+            <w:lang w:val="en-US" w:eastAsia="ru-RU"/>
+            <w14:ligatures w14:val="none"/>
+          </w:rPr>
+          <w:t>main</w:t>
+        </w:r>
+        <w:r>
+          <w:rPr>
+            <w:rStyle w:val="ad"/>
+            <w:rFonts w:ascii="TimesNewRomanPSMT" w:eastAsia="Times New Roman" w:hAnsi="TimesNewRomanPSMT" w:cs="Times New Roman"/>
+            <w:i/>
+            <w:iCs/>
+            <w:kern w:val="0"/>
+            <w:sz w:val="28"/>
+            <w:szCs w:val="28"/>
+            <w:lang w:eastAsia="ru-RU"/>
+            <w14:ligatures w14:val="none"/>
+          </w:rPr>
+          <w:t>/Информатика/Лабораторные%20работы/ЛБ4/Обязательное%20задание</w:t>
+        </w:r>
+      </w:hyperlink>
+    </w:p>
+    <w:p>
+      <w:pPr>
+        <w:spacing w:line="360" w:lineRule="auto"/>
+        <w:jc w:val="both"/>
+        <w:rPr>
+          <w:rFonts w:ascii="TimesNewRomanPSMT" w:eastAsia="Times New Roman" w:hAnsi="TimesNewRomanPSMT" w:cs="Times New Roman"/>
+          <w:color w:val="00000A"/>
+          <w:kern w:val="0"/>
+          <w:sz w:val="28"/>
+          <w:szCs w:val="28"/>
+          <w:lang w:val="en-US" w:eastAsia="ru-RU"/>
+          <w14:ligatures w14:val="none"/>
+        </w:rPr>
+      </w:pPr>
+      <w:r>
+        <w:rPr>
+          <w:rFonts w:ascii="TimesNewRomanPSMT" w:eastAsia="Times New Roman" w:hAnsi="TimesNewRomanPSMT" w:cs="Times New Roman"/>
+          <w:color w:val="00000A"/>
+          <w:kern w:val="0"/>
+          <w:sz w:val="28"/>
+          <w:szCs w:val="28"/>
+          <w:lang w:eastAsia="ru-RU"/>
+          <w14:ligatures w14:val="none"/>
+        </w:rPr>
+        <w:t>Получившейся бинарный объект</w:t>
+      </w:r>
+      <w:r>
+        <w:rPr>
+          <w:rFonts w:ascii="TimesNewRomanPSMT" w:eastAsia="Times New Roman" w:hAnsi="TimesNewRomanPSMT" w:cs="Times New Roman"/>
+          <w:color w:val="00000A"/>
+          <w:kern w:val="0"/>
+          <w:sz w:val="28"/>
+          <w:szCs w:val="28"/>
+          <w:lang w:val="en-US" w:eastAsia="ru-RU"/>
+          <w14:ligatures w14:val="none"/>
+        </w:rPr>
+        <w:t>:</w:t>
+      </w:r>
+    </w:p>
+    <w:p>
+      <w:pPr>
+        <w:spacing w:line="360" w:lineRule="auto"/>
+        <w:jc w:val="both"/>
+        <w:rPr>
+          <w:rFonts w:ascii="TimesNewRomanPSMT" w:eastAsia="Times New Roman" w:hAnsi="TimesNewRomanPSMT" w:cs="Times New Roman"/>
+          <w:i/>
+          <w:iCs/>
+          <w:color w:val="00000A"/>
+          <w:kern w:val="0"/>
+          <w:sz w:val="28"/>
+          <w:szCs w:val="28"/>
+          <w:lang w:val="en-US" w:eastAsia="ru-RU"/>
+          <w14:ligatures w14:val="none"/>
+        </w:rPr>
+      </w:pPr>
+      <w:hyperlink r:id="rId11" w:history="1">
+        <w:r>
+          <w:rPr>
+            <w:rStyle w:val="ad"/>
+            <w:rFonts w:ascii="TimesNewRomanPSMT" w:eastAsia="Times New Roman" w:hAnsi="TimesNewRomanPSMT" w:cs="Times New Roman"/>
+            <w:i/>
+            <w:iCs/>
+            <w:kern w:val="0"/>
+            <w:sz w:val="28"/>
+            <w:szCs w:val="28"/>
+            <w:lang w:val="en-US" w:eastAsia="ru-RU"/>
+            <w14:ligatures w14:val="none"/>
+          </w:rPr>
+          <w:t>https://github.com/tetraminomusic/ITMO/blob/main/Информатика/Лабораторные%20работы/ЛБ4/dict.txt</w:t>
+        </w:r>
+      </w:hyperlink>
+    </w:p>
+    <w:p>
+      <w:pPr>
+        <w:spacing w:line="360" w:lineRule="auto"/>
+        <w:jc w:val="both"/>
+        <w:rPr>
+          <w:rFonts w:ascii="TimesNewRomanPSMT" w:eastAsia="Times New Roman" w:hAnsi="TimesNewRomanPSMT" w:cs="Times New Roman"/>
+          <w:i/>
+          <w:iCs/>
+          <w:color w:val="00000A"/>
+          <w:kern w:val="0"/>
+          <w:sz w:val="28"/>
+          <w:szCs w:val="28"/>
+          <w:lang w:val="en-US" w:eastAsia="ru-RU"/>
+          <w14:ligatures w14:val="none"/>
+        </w:rPr>
+      </w:pPr>
+    </w:p>
+    <w:p>
+      <w:pPr>
+        <w:pStyle w:val="2"/>
+        <w:spacing w:line="360" w:lineRule="auto"/>
+        <w:rPr>
+          <w:rFonts w:ascii="TimesNewRomanPSMT" w:eastAsia="Times New Roman" w:hAnsi="TimesNewRomanPSMT" w:cs="Times New Roman"/>
+          <w:i/>
+          <w:iCs/>
+          <w:color w:val="00000A"/>
+          <w:kern w:val="0"/>
+          <w:sz w:val="28"/>
+          <w:szCs w:val="28"/>
+          <w:lang w:eastAsia="ru-RU"/>
+          <w14:ligatures w14:val="none"/>
+        </w:rPr>
+      </w:pPr>
+      <w:bookmarkStart w:id="4" w:name="_Toc212929825"/>
+      <w:r>
+        <w:rPr>
+          <w:rFonts w:ascii="TimesNewRomanPSMT" w:eastAsia="Times New Roman" w:hAnsi="TimesNewRomanPSMT" w:cs="Times New Roman"/>
+          <w:i/>
+          <w:iCs/>
+          <w:color w:val="00000A"/>
+          <w:kern w:val="0"/>
+          <w:sz w:val="28"/>
+          <w:szCs w:val="28"/>
+          <w:lang w:eastAsia="ru-RU"/>
+          <w14:ligatures w14:val="none"/>
+        </w:rPr>
+        <w:t>Дополнительное задание №1</w:t>
+      </w:r>
+      <w:r>
+        <w:rPr>
+          <w:rFonts w:ascii="TimesNewRomanPSMT" w:eastAsia="Times New Roman" w:hAnsi="TimesNewRomanPSMT" w:cs="Times New Roman"/>
+          <w:i/>
+          <w:iCs/>
+          <w:color w:val="00000A"/>
+          <w:kern w:val="0"/>
+          <w:sz w:val="28"/>
+          <w:szCs w:val="28"/>
+          <w:lang w:eastAsia="ru-RU"/>
+          <w14:ligatures w14:val="none"/>
+        </w:rPr>
+        <w:t>:</w:t>
+      </w:r>
+      <w:bookmarkEnd w:id="4"/>
+    </w:p>
+    <w:p>
+      <w:pPr>
+        <w:spacing w:line="360" w:lineRule="auto"/>
+        <w:jc w:val="both"/>
+        <w:rPr>
+          <w:rFonts w:ascii="TimesNewRomanPSMT" w:eastAsia="Times New Roman" w:hAnsi="TimesNewRomanPSMT" w:cs="Times New Roman"/>
+          <w:color w:val="00000A"/>
+          <w:kern w:val="0"/>
+          <w:sz w:val="28"/>
+          <w:szCs w:val="28"/>
+          <w:lang w:eastAsia="ru-RU"/>
+          <w14:ligatures w14:val="none"/>
+        </w:rPr>
+      </w:pPr>
+      <w:r>
+        <w:rPr>
+          <w:rFonts w:ascii="TimesNewRomanPSMT" w:eastAsia="Times New Roman" w:hAnsi="TimesNewRomanPSMT" w:cs="Times New Roman"/>
+          <w:color w:val="00000A"/>
+          <w:kern w:val="0"/>
+          <w:sz w:val="28"/>
+          <w:szCs w:val="28"/>
+          <w:lang w:eastAsia="ru-RU"/>
+          <w14:ligatures w14:val="none"/>
+        </w:rPr>
+        <w:t xml:space="preserve">Входной </w:t>
+      </w:r>
+      <w:r>
+        <w:rPr>
+          <w:rFonts w:ascii="TimesNewRomanPSMT" w:eastAsia="Times New Roman" w:hAnsi="TimesNewRomanPSMT" w:cs="Times New Roman"/>
+          <w:color w:val="00000A"/>
+          <w:kern w:val="0"/>
+          <w:sz w:val="28"/>
+          <w:szCs w:val="28"/>
+          <w:lang w:eastAsia="ru-RU"/>
+          <w14:ligatures w14:val="none"/>
+        </w:rPr>
+        <w:t>бинарный объект</w:t>
+      </w:r>
+      <w:r>
+        <w:rPr>
+          <w:rFonts w:ascii="TimesNewRomanPSMT" w:eastAsia="Times New Roman" w:hAnsi="TimesNewRomanPSMT" w:cs="Times New Roman"/>
+          <w:color w:val="00000A"/>
+          <w:kern w:val="0"/>
+          <w:sz w:val="28"/>
+          <w:szCs w:val="28"/>
+          <w:lang w:eastAsia="ru-RU"/>
+          <w14:ligatures w14:val="none"/>
+        </w:rPr>
+        <w:t>:</w:t>
+      </w:r>
+    </w:p>
+    <w:p>
+      <w:pPr>
+        <w:spacing w:line="360" w:lineRule="auto"/>
+        <w:jc w:val="both"/>
+        <w:rPr>
+          <w:rFonts w:ascii="TimesNewRomanPSMT" w:eastAsia="Times New Roman" w:hAnsi="TimesNewRomanPSMT" w:cs="Times New Roman"/>
+          <w:i/>
+          <w:iCs/>
+          <w:color w:val="00000A"/>
+          <w:kern w:val="0"/>
+          <w:sz w:val="28"/>
+          <w:szCs w:val="28"/>
+          <w:lang w:eastAsia="ru-RU"/>
+          <w14:ligatures w14:val="none"/>
+        </w:rPr>
+      </w:pPr>
+      <w:hyperlink r:id="rId12" w:history="1">
+        <w:r>
+          <w:rPr>
+            <w:rStyle w:val="ad"/>
+            <w:rFonts w:ascii="TimesNewRomanPSMT" w:eastAsia="Times New Roman" w:hAnsi="TimesNewRomanPSMT" w:cs="Times New Roman"/>
+            <w:i/>
+            <w:iCs/>
+            <w:kern w:val="0"/>
+            <w:sz w:val="28"/>
+            <w:szCs w:val="28"/>
+            <w:lang w:val="en-US" w:eastAsia="ru-RU"/>
+            <w14:ligatures w14:val="none"/>
+          </w:rPr>
+          <w:t>https</w:t>
+        </w:r>
+        <w:r>
+          <w:rPr>
+            <w:rStyle w:val="ad"/>
+            <w:rFonts w:ascii="TimesNewRomanPSMT" w:eastAsia="Times New Roman" w:hAnsi="TimesNewRomanPSMT" w:cs="Times New Roman"/>
+            <w:i/>
+            <w:iCs/>
+            <w:kern w:val="0"/>
+            <w:sz w:val="28"/>
+            <w:szCs w:val="28"/>
+            <w:lang w:eastAsia="ru-RU"/>
+            <w14:ligatures w14:val="none"/>
+          </w:rPr>
+          <w:t>://</w:t>
+        </w:r>
+        <w:proofErr w:type="spellStart"/>
+        <w:r>
+          <w:rPr>
+            <w:rStyle w:val="ad"/>
+            <w:rFonts w:ascii="TimesNewRomanPSMT" w:eastAsia="Times New Roman" w:hAnsi="TimesNewRomanPSMT" w:cs="Times New Roman"/>
+            <w:i/>
+            <w:iCs/>
+            <w:kern w:val="0"/>
+            <w:sz w:val="28"/>
+            <w:szCs w:val="28"/>
+            <w:lang w:val="en-US" w:eastAsia="ru-RU"/>
+            <w14:ligatures w14:val="none"/>
+          </w:rPr>
+          <w:t>github</w:t>
+        </w:r>
+        <w:proofErr w:type="spellEnd"/>
+        <w:r>
+          <w:rPr>
+            <w:rStyle w:val="ad"/>
+            <w:rFonts w:ascii="TimesNewRomanPSMT" w:eastAsia="Times New Roman" w:hAnsi="TimesNewRomanPSMT" w:cs="Times New Roman"/>
+            <w:i/>
+            <w:iCs/>
+            <w:kern w:val="0"/>
+            <w:sz w:val="28"/>
+            <w:szCs w:val="28"/>
+            <w:lang w:eastAsia="ru-RU"/>
+            <w14:ligatures w14:val="none"/>
+          </w:rPr>
+          <w:t>.</w:t>
+        </w:r>
+        <w:r>
+          <w:rPr>
+            <w:rStyle w:val="ad"/>
+            <w:rFonts w:ascii="TimesNewRomanPSMT" w:eastAsia="Times New Roman" w:hAnsi="TimesNewRomanPSMT" w:cs="Times New Roman"/>
+            <w:i/>
+            <w:iCs/>
+            <w:kern w:val="0"/>
+            <w:sz w:val="28"/>
+            <w:szCs w:val="28"/>
+            <w:lang w:val="en-US" w:eastAsia="ru-RU"/>
+            <w14:ligatures w14:val="none"/>
+          </w:rPr>
+          <w:t>com</w:t>
+        </w:r>
+        <w:r>
+          <w:rPr>
+            <w:rStyle w:val="ad"/>
+            <w:rFonts w:ascii="TimesNewRomanPSMT" w:eastAsia="Times New Roman" w:hAnsi="TimesNewRomanPSMT" w:cs="Times New Roman"/>
+            <w:i/>
+            <w:iCs/>
+            <w:kern w:val="0"/>
+            <w:sz w:val="28"/>
+            <w:szCs w:val="28"/>
+            <w:lang w:eastAsia="ru-RU"/>
+            <w14:ligatures w14:val="none"/>
+          </w:rPr>
+          <w:t>/</w:t>
+        </w:r>
+        <w:proofErr w:type="spellStart"/>
+        <w:r>
+          <w:rPr>
+            <w:rStyle w:val="ad"/>
+            <w:rFonts w:ascii="TimesNewRomanPSMT" w:eastAsia="Times New Roman" w:hAnsi="TimesNewRomanPSMT" w:cs="Times New Roman"/>
+            <w:i/>
+            <w:iCs/>
+            <w:kern w:val="0"/>
+            <w:sz w:val="28"/>
+            <w:szCs w:val="28"/>
+            <w:lang w:val="en-US" w:eastAsia="ru-RU"/>
+            <w14:ligatures w14:val="none"/>
+          </w:rPr>
+          <w:t>tetraminomusic</w:t>
+        </w:r>
+        <w:proofErr w:type="spellEnd"/>
+        <w:r>
+          <w:rPr>
+            <w:rStyle w:val="ad"/>
+            <w:rFonts w:ascii="TimesNewRomanPSMT" w:eastAsia="Times New Roman" w:hAnsi="TimesNewRomanPSMT" w:cs="Times New Roman"/>
+            <w:i/>
+            <w:iCs/>
+            <w:kern w:val="0"/>
+            <w:sz w:val="28"/>
+            <w:szCs w:val="28"/>
+            <w:lang w:eastAsia="ru-RU"/>
+            <w14:ligatures w14:val="none"/>
+          </w:rPr>
+          <w:t>/</w:t>
+        </w:r>
+        <w:r>
+          <w:rPr>
+            <w:rStyle w:val="ad"/>
+            <w:rFonts w:ascii="TimesNewRomanPSMT" w:eastAsia="Times New Roman" w:hAnsi="TimesNewRomanPSMT" w:cs="Times New Roman"/>
+            <w:i/>
+            <w:iCs/>
+            <w:kern w:val="0"/>
+            <w:sz w:val="28"/>
+            <w:szCs w:val="28"/>
+            <w:lang w:val="en-US" w:eastAsia="ru-RU"/>
+            <w14:ligatures w14:val="none"/>
+          </w:rPr>
+          <w:t>ITMO</w:t>
+        </w:r>
+        <w:r>
+          <w:rPr>
+            <w:rStyle w:val="ad"/>
+            <w:rFonts w:ascii="TimesNewRomanPSMT" w:eastAsia="Times New Roman" w:hAnsi="TimesNewRomanPSMT" w:cs="Times New Roman"/>
+            <w:i/>
+            <w:iCs/>
+            <w:kern w:val="0"/>
+            <w:sz w:val="28"/>
+            <w:szCs w:val="28"/>
+            <w:lang w:eastAsia="ru-RU"/>
+            <w14:ligatures w14:val="none"/>
+          </w:rPr>
+          <w:t>/</w:t>
+        </w:r>
+        <w:r>
+          <w:rPr>
+            <w:rStyle w:val="ad"/>
+            <w:rFonts w:ascii="TimesNewRomanPSMT" w:eastAsia="Times New Roman" w:hAnsi="TimesNewRomanPSMT" w:cs="Times New Roman"/>
+            <w:i/>
+            <w:iCs/>
+            <w:kern w:val="0"/>
+            <w:sz w:val="28"/>
+            <w:szCs w:val="28"/>
+            <w:lang w:val="en-US" w:eastAsia="ru-RU"/>
+            <w14:ligatures w14:val="none"/>
+          </w:rPr>
+          <w:t>blob</w:t>
+        </w:r>
+        <w:r>
+          <w:rPr>
+            <w:rStyle w:val="ad"/>
+            <w:rFonts w:ascii="TimesNewRomanPSMT" w:eastAsia="Times New Roman" w:hAnsi="TimesNewRomanPSMT" w:cs="Times New Roman"/>
+            <w:i/>
+            <w:iCs/>
+            <w:kern w:val="0"/>
+            <w:sz w:val="28"/>
+            <w:szCs w:val="28"/>
+            <w:lang w:eastAsia="ru-RU"/>
+            <w14:ligatures w14:val="none"/>
+          </w:rPr>
+          <w:t>/</w:t>
+        </w:r>
+        <w:r>
+          <w:rPr>
+            <w:rStyle w:val="ad"/>
+            <w:rFonts w:ascii="TimesNewRomanPSMT" w:eastAsia="Times New Roman" w:hAnsi="TimesNewRomanPSMT" w:cs="Times New Roman"/>
+            <w:i/>
+            <w:iCs/>
+            <w:kern w:val="0"/>
+            <w:sz w:val="28"/>
+            <w:szCs w:val="28"/>
+            <w:lang w:val="en-US" w:eastAsia="ru-RU"/>
+            <w14:ligatures w14:val="none"/>
+          </w:rPr>
+          <w:t>main</w:t>
+        </w:r>
+        <w:r>
+          <w:rPr>
+            <w:rStyle w:val="ad"/>
+            <w:rFonts w:ascii="TimesNewRomanPSMT" w:eastAsia="Times New Roman" w:hAnsi="TimesNewRomanPSMT" w:cs="Times New Roman"/>
+            <w:i/>
+            <w:iCs/>
+            <w:kern w:val="0"/>
+            <w:sz w:val="28"/>
+            <w:szCs w:val="28"/>
+            <w:lang w:eastAsia="ru-RU"/>
+            <w14:ligatures w14:val="none"/>
+          </w:rPr>
+          <w:t>/Информатика/Лабораторные%20работы/ЛБ4/</w:t>
+        </w:r>
+        <w:proofErr w:type="spellStart"/>
+        <w:r>
+          <w:rPr>
+            <w:rStyle w:val="ad"/>
+            <w:rFonts w:ascii="TimesNewRomanPSMT" w:eastAsia="Times New Roman" w:hAnsi="TimesNewRomanPSMT" w:cs="Times New Roman"/>
+            <w:i/>
+            <w:iCs/>
+            <w:kern w:val="0"/>
+            <w:sz w:val="28"/>
+            <w:szCs w:val="28"/>
+            <w:lang w:val="en-US" w:eastAsia="ru-RU"/>
+            <w14:ligatures w14:val="none"/>
+          </w:rPr>
+          <w:t>dict</w:t>
+        </w:r>
+        <w:proofErr w:type="spellEnd"/>
+        <w:r>
+          <w:rPr>
+            <w:rStyle w:val="ad"/>
+            <w:rFonts w:ascii="TimesNewRomanPSMT" w:eastAsia="Times New Roman" w:hAnsi="TimesNewRomanPSMT" w:cs="Times New Roman"/>
+            <w:i/>
+            <w:iCs/>
+            <w:kern w:val="0"/>
+            <w:sz w:val="28"/>
+            <w:szCs w:val="28"/>
+            <w:lang w:eastAsia="ru-RU"/>
+            <w14:ligatures w14:val="none"/>
+          </w:rPr>
+          <w:t>.</w:t>
+        </w:r>
+        <w:r>
+          <w:rPr>
+            <w:rStyle w:val="ad"/>
+            <w:rFonts w:ascii="TimesNewRomanPSMT" w:eastAsia="Times New Roman" w:hAnsi="TimesNewRomanPSMT" w:cs="Times New Roman"/>
+            <w:i/>
+            <w:iCs/>
+            <w:kern w:val="0"/>
+            <w:sz w:val="28"/>
+            <w:szCs w:val="28"/>
+            <w:lang w:val="en-US" w:eastAsia="ru-RU"/>
+            <w14:ligatures w14:val="none"/>
+          </w:rPr>
+          <w:t>txt</w:t>
+        </w:r>
+      </w:hyperlink>
+    </w:p>
+    <w:p>
+      <w:pPr>
+        <w:spacing w:line="360" w:lineRule="auto"/>
+        <w:jc w:val="both"/>
+        <w:rPr>
+          <w:rFonts w:ascii="TimesNewRomanPSMT" w:eastAsia="Times New Roman" w:hAnsi="TimesNewRomanPSMT" w:cs="Times New Roman"/>
+          <w:color w:val="00000A"/>
+          <w:kern w:val="0"/>
+          <w:sz w:val="28"/>
+          <w:szCs w:val="28"/>
+          <w:lang w:eastAsia="ru-RU"/>
+          <w14:ligatures w14:val="none"/>
+        </w:rPr>
+      </w:pPr>
+      <w:r>
+        <w:rPr>
+          <w:rFonts w:ascii="TimesNewRomanPSMT" w:eastAsia="Times New Roman" w:hAnsi="TimesNewRomanPSMT" w:cs="Times New Roman"/>
+          <w:color w:val="00000A"/>
+          <w:kern w:val="0"/>
+          <w:sz w:val="28"/>
+          <w:szCs w:val="28"/>
+          <w:lang w:eastAsia="ru-RU"/>
+          <w14:ligatures w14:val="none"/>
+        </w:rPr>
+        <w:t>Исходный код программы</w:t>
+      </w:r>
+      <w:r>
+        <w:rPr>
+          <w:rFonts w:ascii="TimesNewRomanPSMT" w:eastAsia="Times New Roman" w:hAnsi="TimesNewRomanPSMT" w:cs="Times New Roman"/>
+          <w:color w:val="00000A"/>
+          <w:kern w:val="0"/>
+          <w:sz w:val="28"/>
+          <w:szCs w:val="28"/>
+          <w:lang w:eastAsia="ru-RU"/>
+          <w14:ligatures w14:val="none"/>
+        </w:rPr>
+        <w:t>:</w:t>
+      </w:r>
+    </w:p>
+    <w:p>
+      <w:pPr>
+        <w:spacing w:line="360" w:lineRule="auto"/>
+        <w:jc w:val="both"/>
+        <w:rPr>
+          <w:rFonts w:ascii="TimesNewRomanPSMT" w:eastAsia="Times New Roman" w:hAnsi="TimesNewRomanPSMT" w:cs="Times New Roman"/>
+          <w:i/>
+          <w:iCs/>
+          <w:color w:val="00000A"/>
+          <w:kern w:val="0"/>
+          <w:sz w:val="28"/>
+          <w:szCs w:val="28"/>
+          <w:lang w:eastAsia="ru-RU"/>
+          <w14:ligatures w14:val="none"/>
+        </w:rPr>
+      </w:pPr>
+      <w:hyperlink r:id="rId13" w:history="1">
+        <w:r>
+          <w:rPr>
+            <w:rStyle w:val="ad"/>
+            <w:rFonts w:ascii="TimesNewRomanPSMT" w:eastAsia="Times New Roman" w:hAnsi="TimesNewRomanPSMT" w:cs="Times New Roman"/>
+            <w:i/>
+            <w:iCs/>
+            <w:kern w:val="0"/>
+            <w:sz w:val="28"/>
+            <w:szCs w:val="28"/>
+            <w:lang w:eastAsia="ru-RU"/>
+            <w14:ligatures w14:val="none"/>
+          </w:rPr>
+          <w:t>https://github.com/tetraminomusic/ITMO/tree/main/Информатика/Лабораторные%20работы/ЛБ4/Доп1</w:t>
+        </w:r>
+      </w:hyperlink>
+    </w:p>
+    <w:p>
+      <w:pPr>
+        <w:spacing w:line="360" w:lineRule="auto"/>
+        <w:jc w:val="both"/>
+        <w:rPr>
+          <w:rFonts w:ascii="TimesNewRomanPSMT" w:eastAsia="Times New Roman" w:hAnsi="TimesNewRomanPSMT" w:cs="Times New Roman"/>
+          <w:color w:val="00000A"/>
+          <w:kern w:val="0"/>
+          <w:sz w:val="28"/>
+          <w:szCs w:val="28"/>
+          <w:lang w:val="en-US" w:eastAsia="ru-RU"/>
+          <w14:ligatures w14:val="none"/>
+        </w:rPr>
+      </w:pPr>
+      <w:r>
+        <w:rPr>
+          <w:rFonts w:ascii="TimesNewRomanPSMT" w:eastAsia="Times New Roman" w:hAnsi="TimesNewRomanPSMT" w:cs="Times New Roman"/>
+          <w:color w:val="00000A"/>
+          <w:kern w:val="0"/>
+          <w:sz w:val="28"/>
+          <w:szCs w:val="28"/>
+          <w:lang w:eastAsia="ru-RU"/>
+          <w14:ligatures w14:val="none"/>
+        </w:rPr>
+        <w:t xml:space="preserve">Выходной </w:t>
+      </w:r>
+      <w:r>
+        <w:rPr>
+          <w:rFonts w:ascii="TimesNewRomanPSMT" w:eastAsia="Times New Roman" w:hAnsi="TimesNewRomanPSMT" w:cs="Times New Roman"/>
+          <w:color w:val="00000A"/>
+          <w:kern w:val="0"/>
+          <w:sz w:val="28"/>
+          <w:szCs w:val="28"/>
+          <w:lang w:val="en-US" w:eastAsia="ru-RU"/>
+          <w14:ligatures w14:val="none"/>
+        </w:rPr>
+        <w:t>RON-</w:t>
+      </w:r>
+      <w:r>
+        <w:rPr>
+          <w:rFonts w:ascii="TimesNewRomanPSMT" w:eastAsia="Times New Roman" w:hAnsi="TimesNewRomanPSMT" w:cs="Times New Roman"/>
+          <w:color w:val="00000A"/>
+          <w:kern w:val="0"/>
+          <w:sz w:val="28"/>
+          <w:szCs w:val="28"/>
+          <w:lang w:eastAsia="ru-RU"/>
+          <w14:ligatures w14:val="none"/>
+        </w:rPr>
+        <w:t>файл</w:t>
+      </w:r>
+      <w:r>
+        <w:rPr>
+          <w:rFonts w:ascii="TimesNewRomanPSMT" w:eastAsia="Times New Roman" w:hAnsi="TimesNewRomanPSMT" w:cs="Times New Roman"/>
+          <w:color w:val="00000A"/>
+          <w:kern w:val="0"/>
+          <w:sz w:val="28"/>
+          <w:szCs w:val="28"/>
+          <w:lang w:val="en-US" w:eastAsia="ru-RU"/>
+          <w14:ligatures w14:val="none"/>
+        </w:rPr>
+        <w:t>:</w:t>
+      </w:r>
+    </w:p>
+    <w:p>
+      <w:pPr>
+        <w:spacing w:line="360" w:lineRule="auto"/>
+        <w:jc w:val="both"/>
+        <w:rPr>
+          <w:rFonts w:ascii="TimesNewRomanPSMT" w:eastAsia="Times New Roman" w:hAnsi="TimesNewRomanPSMT" w:cs="Times New Roman"/>
+          <w:i/>
+          <w:iCs/>
+          <w:color w:val="00000A"/>
+          <w:kern w:val="0"/>
+          <w:sz w:val="28"/>
+          <w:szCs w:val="28"/>
+          <w:lang w:val="en-US" w:eastAsia="ru-RU"/>
+          <w14:ligatures w14:val="none"/>
+        </w:rPr>
+      </w:pPr>
+      <w:hyperlink r:id="rId14" w:history="1">
+        <w:r>
+          <w:rPr>
+            <w:rStyle w:val="ad"/>
+            <w:rFonts w:ascii="TimesNewRomanPSMT" w:eastAsia="Times New Roman" w:hAnsi="TimesNewRomanPSMT" w:cs="Times New Roman"/>
+            <w:i/>
+            <w:iCs/>
+            <w:kern w:val="0"/>
+            <w:sz w:val="28"/>
+            <w:szCs w:val="28"/>
+            <w:lang w:val="en-US" w:eastAsia="ru-RU"/>
+            <w14:ligatures w14:val="none"/>
+          </w:rPr>
+          <w:t>https://github.com/tetraminomusic/ITMO/blob/main/Информатика/Лабораторные%20работы/ЛБ4/output.ron</w:t>
+        </w:r>
+      </w:hyperlink>
+    </w:p>
+    <w:p>
+      <w:pPr>
+        <w:rPr>
+          <w:rFonts w:ascii="TimesNewRomanPSMT" w:eastAsia="Times New Roman" w:hAnsi="TimesNewRomanPSMT" w:cs="Times New Roman"/>
+          <w:i/>
+          <w:iCs/>
+          <w:color w:val="00000A"/>
+          <w:kern w:val="0"/>
+          <w:sz w:val="28"/>
+          <w:szCs w:val="28"/>
+          <w:lang w:eastAsia="ru-RU"/>
+          <w14:ligatures w14:val="none"/>
+        </w:rPr>
+      </w:pPr>
+      <w:r>
+        <w:rPr>
+          <w:rFonts w:ascii="TimesNewRomanPSMT" w:eastAsia="Times New Roman" w:hAnsi="TimesNewRomanPSMT" w:cs="Times New Roman"/>
+          <w:i/>
+          <w:iCs/>
+          <w:color w:val="00000A"/>
+          <w:kern w:val="0"/>
+          <w:sz w:val="28"/>
+          <w:szCs w:val="28"/>
+          <w:lang w:val="en-US" w:eastAsia="ru-RU"/>
+          <w14:ligatures w14:val="none"/>
+        </w:rPr>
+        <w:br w:type="page"/>
+      </w:r>
+    </w:p>
+    <w:p>
+      <w:pPr>
+        <w:pStyle w:val="2"/>
+        <w:spacing w:line="360" w:lineRule="auto"/>
+        <w:rPr>
+          <w:rFonts w:ascii="TimesNewRomanPSMT" w:eastAsia="Times New Roman" w:hAnsi="TimesNewRomanPSMT" w:cs="Times New Roman"/>
+          <w:i/>
+          <w:iCs/>
+          <w:color w:val="00000A"/>
+          <w:kern w:val="0"/>
+          <w:sz w:val="28"/>
+          <w:szCs w:val="28"/>
+          <w:lang w:eastAsia="ru-RU"/>
+          <w14:ligatures w14:val="none"/>
+        </w:rPr>
+      </w:pPr>
+      <w:bookmarkStart w:id="5" w:name="_Toc212929826"/>
+      <w:r>
+        <w:rPr>
+          <w:rFonts w:ascii="TimesNewRomanPSMT" w:eastAsia="Times New Roman" w:hAnsi="TimesNewRomanPSMT" w:cs="Times New Roman"/>
+          <w:i/>
+          <w:iCs/>
+          <w:color w:val="00000A"/>
+          <w:kern w:val="0"/>
+          <w:sz w:val="28"/>
+          <w:szCs w:val="28"/>
+          <w:lang w:eastAsia="ru-RU"/>
+          <w14:ligatures w14:val="none"/>
+        </w:rPr>
+        <w:lastRenderedPageBreak/>
+        <w:t>Дополнительное задание №</w:t>
+      </w:r>
+      <w:r>
+        <w:rPr>
+          <w:rFonts w:ascii="TimesNewRomanPSMT" w:eastAsia="Times New Roman" w:hAnsi="TimesNewRomanPSMT" w:cs="Times New Roman"/>
+          <w:i/>
+          <w:iCs/>
+          <w:color w:val="00000A"/>
+          <w:kern w:val="0"/>
+          <w:sz w:val="28"/>
+          <w:szCs w:val="28"/>
+          <w:lang w:eastAsia="ru-RU"/>
+          <w14:ligatures w14:val="none"/>
+        </w:rPr>
+        <w:t>2:</w:t>
+      </w:r>
+      <w:bookmarkEnd w:id="5"/>
+    </w:p>
+    <w:p>
+      <w:pPr>
+        <w:spacing w:line="360" w:lineRule="auto"/>
+        <w:rPr>
+          <w:rFonts w:ascii="TimesNewRomanPSMT" w:eastAsia="Times New Roman" w:hAnsi="TimesNewRomanPSMT" w:cs="Times New Roman"/>
+          <w:color w:val="00000A"/>
+          <w:kern w:val="0"/>
+          <w:sz w:val="28"/>
+          <w:szCs w:val="28"/>
+          <w:lang w:eastAsia="ru-RU"/>
+          <w14:ligatures w14:val="none"/>
+        </w:rPr>
+      </w:pPr>
+      <w:r>
+        <w:rPr>
+          <w:rFonts w:ascii="TimesNewRomanPSMT" w:eastAsia="Times New Roman" w:hAnsi="TimesNewRomanPSMT" w:cs="Times New Roman"/>
+          <w:color w:val="00000A"/>
+          <w:kern w:val="0"/>
+          <w:sz w:val="28"/>
+          <w:szCs w:val="28"/>
+          <w:lang w:eastAsia="ru-RU"/>
+          <w14:ligatures w14:val="none"/>
+        </w:rPr>
+        <w:t>Исходны</w:t>
+      </w:r>
+      <w:r>
+        <w:rPr>
+          <w:rFonts w:ascii="TimesNewRomanPSMT" w:eastAsia="Times New Roman" w:hAnsi="TimesNewRomanPSMT" w:cs="Times New Roman"/>
+          <w:color w:val="00000A"/>
+          <w:kern w:val="0"/>
+          <w:sz w:val="28"/>
+          <w:szCs w:val="28"/>
+          <w:lang w:eastAsia="ru-RU"/>
+          <w14:ligatures w14:val="none"/>
+        </w:rPr>
+        <w:t>е</w:t>
+      </w:r>
+      <w:r>
+        <w:rPr>
+          <w:rFonts w:ascii="TimesNewRomanPSMT" w:eastAsia="Times New Roman" w:hAnsi="TimesNewRomanPSMT" w:cs="Times New Roman"/>
+          <w:color w:val="00000A"/>
+          <w:kern w:val="0"/>
+          <w:sz w:val="28"/>
+          <w:szCs w:val="28"/>
+          <w:lang w:eastAsia="ru-RU"/>
+          <w14:ligatures w14:val="none"/>
+        </w:rPr>
+        <w:t xml:space="preserve"> переписанные коды с библиотеками</w:t>
+      </w:r>
+      <w:r>
+        <w:rPr>
+          <w:rFonts w:ascii="TimesNewRomanPSMT" w:eastAsia="Times New Roman" w:hAnsi="TimesNewRomanPSMT" w:cs="Times New Roman"/>
+          <w:color w:val="00000A"/>
+          <w:kern w:val="0"/>
+          <w:sz w:val="28"/>
+          <w:szCs w:val="28"/>
+          <w:lang w:eastAsia="ru-RU"/>
+          <w14:ligatures w14:val="none"/>
+        </w:rPr>
+        <w:t>:</w:t>
+      </w:r>
+    </w:p>
+    <w:p>
+      <w:pPr>
+        <w:spacing w:line="360" w:lineRule="auto"/>
+        <w:jc w:val="both"/>
+        <w:rPr>
+          <w:rFonts w:ascii="TimesNewRomanPSMT" w:eastAsia="Times New Roman" w:hAnsi="TimesNewRomanPSMT" w:cs="Times New Roman"/>
+          <w:i/>
+          <w:iCs/>
+          <w:color w:val="00000A"/>
+          <w:kern w:val="0"/>
+          <w:sz w:val="28"/>
+          <w:szCs w:val="28"/>
+          <w:lang w:eastAsia="ru-RU"/>
+          <w14:ligatures w14:val="none"/>
+        </w:rPr>
+      </w:pPr>
+      <w:hyperlink r:id="rId15" w:history="1">
+        <w:r>
+          <w:rPr>
+            <w:rStyle w:val="ad"/>
+            <w:rFonts w:ascii="TimesNewRomanPSMT" w:eastAsia="Times New Roman" w:hAnsi="TimesNewRomanPSMT" w:cs="Times New Roman"/>
+            <w:i/>
+            <w:iCs/>
+            <w:kern w:val="0"/>
+            <w:sz w:val="28"/>
+            <w:szCs w:val="28"/>
+            <w:lang w:val="en-US" w:eastAsia="ru-RU"/>
+            <w14:ligatures w14:val="none"/>
+          </w:rPr>
+          <w:t>https://github.com/tetraminomusic/ITMO/tree/main/Информатика/Лабораторные%20работы/ЛБ4/Доп2</w:t>
+        </w:r>
+      </w:hyperlink>
+    </w:p>
+    <w:p>
+      <w:pPr>
+        <w:spacing w:line="360" w:lineRule="auto"/>
+        <w:jc w:val="both"/>
+        <w:rPr>
+          <w:rFonts w:ascii="TimesNewRomanPSMT" w:eastAsia="Times New Roman" w:hAnsi="TimesNewRomanPSMT" w:cs="Times New Roman"/>
+          <w:i/>
+          <w:iCs/>
+          <w:color w:val="00000A"/>
+          <w:kern w:val="0"/>
+          <w:sz w:val="28"/>
+          <w:szCs w:val="28"/>
+          <w:lang w:eastAsia="ru-RU"/>
+          <w14:ligatures w14:val="none"/>
+        </w:rPr>
+      </w:pPr>
+    </w:p>
+    <w:p>
+      <w:pPr>
+        <w:spacing w:line="360" w:lineRule="auto"/>
+        <w:ind w:firstLine="708"/>
+        <w:jc w:val="both"/>
+        <w:rPr>
+          <w:rFonts w:ascii="TimesNewRomanPSMT" w:eastAsia="Times New Roman" w:hAnsi="TimesNewRomanPSMT" w:cs="Times New Roman"/>
+          <w:color w:val="00000A"/>
+          <w:kern w:val="0"/>
+          <w:sz w:val="28"/>
+          <w:szCs w:val="28"/>
+          <w:lang w:eastAsia="ru-RU"/>
+          <w14:ligatures w14:val="none"/>
+        </w:rPr>
+      </w:pPr>
+      <w:r>
+        <w:rPr>
+          <w:rFonts w:ascii="TimesNewRomanPSMT" w:eastAsia="Times New Roman" w:hAnsi="TimesNewRomanPSMT" w:cs="Times New Roman"/>
+          <w:color w:val="00000A"/>
+          <w:kern w:val="0"/>
+          <w:sz w:val="28"/>
+          <w:szCs w:val="28"/>
+          <w:lang w:eastAsia="ru-RU"/>
+          <w14:ligatures w14:val="none"/>
+        </w:rPr>
+        <w:t>Использованные готовые библиотеки</w:t>
+      </w:r>
+      <w:r>
+        <w:rPr>
+          <w:rFonts w:ascii="TimesNewRomanPSMT" w:eastAsia="Times New Roman" w:hAnsi="TimesNewRomanPSMT" w:cs="Times New Roman"/>
+          <w:color w:val="00000A"/>
+          <w:kern w:val="0"/>
+          <w:sz w:val="28"/>
+          <w:szCs w:val="28"/>
+          <w:lang w:eastAsia="ru-RU"/>
+          <w14:ligatures w14:val="none"/>
+        </w:rPr>
+        <w:t xml:space="preserve">: </w:t>
+      </w:r>
+      <w:r>
+        <w:rPr>
+          <w:rFonts w:ascii="TimesNewRomanPSMT" w:eastAsia="Times New Roman" w:hAnsi="TimesNewRomanPSMT" w:cs="Times New Roman"/>
+          <w:color w:val="00000A"/>
+          <w:kern w:val="0"/>
+          <w:sz w:val="28"/>
+          <w:szCs w:val="28"/>
+          <w:lang w:eastAsia="ru-RU"/>
+          <w14:ligatures w14:val="none"/>
+        </w:rPr>
+        <w:t xml:space="preserve">стандартная библиотека </w:t>
+      </w:r>
+      <w:r>
+        <w:rPr>
+          <w:rFonts w:ascii="TimesNewRomanPSMT" w:eastAsia="Times New Roman" w:hAnsi="TimesNewRomanPSMT" w:cs="Times New Roman"/>
+          <w:color w:val="00000A"/>
+          <w:kern w:val="0"/>
+          <w:sz w:val="28"/>
+          <w:szCs w:val="28"/>
+          <w:lang w:val="en-US" w:eastAsia="ru-RU"/>
+          <w14:ligatures w14:val="none"/>
+        </w:rPr>
+        <w:t>Python</w:t>
+      </w:r>
+      <w:r>
+        <w:rPr>
+          <w:rFonts w:ascii="TimesNewRomanPSMT" w:eastAsia="Times New Roman" w:hAnsi="TimesNewRomanPSMT" w:cs="Times New Roman"/>
+          <w:color w:val="00000A"/>
+          <w:kern w:val="0"/>
+          <w:sz w:val="28"/>
+          <w:szCs w:val="28"/>
+          <w:lang w:eastAsia="ru-RU"/>
+          <w14:ligatures w14:val="none"/>
+        </w:rPr>
+        <w:t xml:space="preserve"> </w:t>
+      </w:r>
+      <w:proofErr w:type="spellStart"/>
+      <w:r>
+        <w:rPr>
+          <w:rFonts w:ascii="TimesNewRomanPSMT" w:eastAsia="Times New Roman" w:hAnsi="TimesNewRomanPSMT" w:cs="Times New Roman"/>
+          <w:color w:val="00000A"/>
+          <w:kern w:val="0"/>
+          <w:sz w:val="28"/>
+          <w:szCs w:val="28"/>
+          <w:lang w:val="en-US" w:eastAsia="ru-RU"/>
+          <w14:ligatures w14:val="none"/>
+        </w:rPr>
+        <w:t>json</w:t>
+      </w:r>
+      <w:proofErr w:type="spellEnd"/>
+      <w:r>
+        <w:rPr>
+          <w:rFonts w:ascii="TimesNewRomanPSMT" w:eastAsia="Times New Roman" w:hAnsi="TimesNewRomanPSMT" w:cs="Times New Roman"/>
+          <w:color w:val="00000A"/>
+          <w:kern w:val="0"/>
+          <w:sz w:val="28"/>
+          <w:szCs w:val="28"/>
+          <w:lang w:eastAsia="ru-RU"/>
+          <w14:ligatures w14:val="none"/>
+        </w:rPr>
+        <w:t xml:space="preserve"> </w:t>
+      </w:r>
+      <w:r>
+        <w:rPr>
+          <w:rFonts w:ascii="TimesNewRomanPSMT" w:eastAsia="Times New Roman" w:hAnsi="TimesNewRomanPSMT" w:cs="Times New Roman"/>
+          <w:color w:val="00000A"/>
+          <w:kern w:val="0"/>
+          <w:sz w:val="28"/>
+          <w:szCs w:val="28"/>
+          <w:lang w:eastAsia="ru-RU"/>
+          <w14:ligatures w14:val="none"/>
+        </w:rPr>
+        <w:t xml:space="preserve">для парсинга </w:t>
+      </w:r>
+      <w:proofErr w:type="spellStart"/>
+      <w:r>
+        <w:rPr>
+          <w:rFonts w:ascii="TimesNewRomanPSMT" w:eastAsia="Times New Roman" w:hAnsi="TimesNewRomanPSMT" w:cs="Times New Roman"/>
+          <w:color w:val="00000A"/>
+          <w:kern w:val="0"/>
+          <w:sz w:val="28"/>
+          <w:szCs w:val="28"/>
+          <w:lang w:val="en-US" w:eastAsia="ru-RU"/>
+          <w14:ligatures w14:val="none"/>
+        </w:rPr>
+        <w:t>json</w:t>
+      </w:r>
+      <w:proofErr w:type="spellEnd"/>
+      <w:r>
+        <w:rPr>
+          <w:rFonts w:ascii="TimesNewRomanPSMT" w:eastAsia="Times New Roman" w:hAnsi="TimesNewRomanPSMT" w:cs="Times New Roman"/>
+          <w:color w:val="00000A"/>
+          <w:kern w:val="0"/>
+          <w:sz w:val="28"/>
+          <w:szCs w:val="28"/>
+          <w:lang w:eastAsia="ru-RU"/>
+          <w14:ligatures w14:val="none"/>
+        </w:rPr>
+        <w:t xml:space="preserve">, </w:t>
+      </w:r>
+      <w:proofErr w:type="spellStart"/>
+      <w:r>
+        <w:rPr>
+          <w:rFonts w:ascii="TimesNewRomanPSMT" w:eastAsia="Times New Roman" w:hAnsi="TimesNewRomanPSMT" w:cs="Times New Roman"/>
+          <w:color w:val="00000A"/>
+          <w:kern w:val="0"/>
+          <w:sz w:val="28"/>
+          <w:szCs w:val="28"/>
+          <w:lang w:val="en-US" w:eastAsia="ru-RU"/>
+          <w14:ligatures w14:val="none"/>
+        </w:rPr>
+        <w:t>configparser</w:t>
+      </w:r>
+      <w:proofErr w:type="spellEnd"/>
+      <w:r>
+        <w:rPr>
+          <w:rFonts w:ascii="TimesNewRomanPSMT" w:eastAsia="Times New Roman" w:hAnsi="TimesNewRomanPSMT" w:cs="Times New Roman"/>
+          <w:color w:val="00000A"/>
+          <w:kern w:val="0"/>
+          <w:sz w:val="28"/>
+          <w:szCs w:val="28"/>
+          <w:lang w:eastAsia="ru-RU"/>
+          <w14:ligatures w14:val="none"/>
+        </w:rPr>
+        <w:t xml:space="preserve"> </w:t>
+      </w:r>
+      <w:r>
+        <w:rPr>
+          <w:rFonts w:ascii="TimesNewRomanPSMT" w:eastAsia="Times New Roman" w:hAnsi="TimesNewRomanPSMT" w:cs="Times New Roman"/>
+          <w:color w:val="00000A"/>
+          <w:kern w:val="0"/>
+          <w:sz w:val="28"/>
+          <w:szCs w:val="28"/>
+          <w:lang w:eastAsia="ru-RU"/>
+          <w14:ligatures w14:val="none"/>
+        </w:rPr>
+        <w:t xml:space="preserve">для деструктуризации файла-конфигурации </w:t>
+      </w:r>
+      <w:r>
+        <w:rPr>
+          <w:rFonts w:ascii="TimesNewRomanPSMT" w:eastAsia="Times New Roman" w:hAnsi="TimesNewRomanPSMT" w:cs="Times New Roman"/>
+          <w:color w:val="00000A"/>
+          <w:kern w:val="0"/>
+          <w:sz w:val="28"/>
+          <w:szCs w:val="28"/>
+          <w:lang w:val="en-US" w:eastAsia="ru-RU"/>
+          <w14:ligatures w14:val="none"/>
+        </w:rPr>
+        <w:t>INI</w:t>
+      </w:r>
+      <w:r>
+        <w:rPr>
+          <w:rFonts w:ascii="TimesNewRomanPSMT" w:eastAsia="Times New Roman" w:hAnsi="TimesNewRomanPSMT" w:cs="Times New Roman"/>
+          <w:color w:val="00000A"/>
+          <w:kern w:val="0"/>
+          <w:sz w:val="28"/>
+          <w:szCs w:val="28"/>
+          <w:lang w:eastAsia="ru-RU"/>
+          <w14:ligatures w14:val="none"/>
+        </w:rPr>
+        <w:t xml:space="preserve"> </w:t>
+      </w:r>
+      <w:r>
+        <w:rPr>
+          <w:rFonts w:ascii="TimesNewRomanPSMT" w:eastAsia="Times New Roman" w:hAnsi="TimesNewRomanPSMT" w:cs="Times New Roman"/>
+          <w:color w:val="00000A"/>
+          <w:kern w:val="0"/>
+          <w:sz w:val="28"/>
+          <w:szCs w:val="28"/>
+          <w:lang w:eastAsia="ru-RU"/>
+          <w14:ligatures w14:val="none"/>
+        </w:rPr>
+        <w:t>и последующего преобразования в удобный словарь.</w:t>
+      </w:r>
+    </w:p>
+    <w:p>
+      <w:pPr>
+        <w:spacing w:line="360" w:lineRule="auto"/>
+        <w:ind w:firstLine="708"/>
+        <w:jc w:val="both"/>
+        <w:rPr>
+          <w:rFonts w:ascii="TimesNewRomanPSMT" w:eastAsia="Times New Roman" w:hAnsi="TimesNewRomanPSMT" w:cs="Times New Roman"/>
+          <w:color w:val="00000A"/>
+          <w:kern w:val="0"/>
+          <w:sz w:val="28"/>
+          <w:szCs w:val="28"/>
+          <w:lang w:eastAsia="ru-RU"/>
+          <w14:ligatures w14:val="none"/>
+        </w:rPr>
+      </w:pPr>
+      <w:r>
+        <w:rPr>
+          <w:rFonts w:ascii="TimesNewRomanPSMT" w:eastAsia="Times New Roman" w:hAnsi="TimesNewRomanPSMT" w:cs="Times New Roman"/>
+          <w:color w:val="00000A"/>
+          <w:kern w:val="0"/>
+          <w:sz w:val="28"/>
+          <w:szCs w:val="28"/>
+          <w:lang w:eastAsia="ru-RU"/>
+          <w14:ligatures w14:val="none"/>
+        </w:rPr>
+        <w:t>Файл результата в целом не имеет отличий, единственный момент здесь кроется в отступах</w:t>
+      </w:r>
+      <w:r>
+        <w:rPr>
+          <w:rFonts w:ascii="TimesNewRomanPSMT" w:eastAsia="Times New Roman" w:hAnsi="TimesNewRomanPSMT" w:cs="Times New Roman"/>
+          <w:color w:val="00000A"/>
+          <w:kern w:val="0"/>
+          <w:sz w:val="28"/>
+          <w:szCs w:val="28"/>
+          <w:lang w:eastAsia="ru-RU"/>
+          <w14:ligatures w14:val="none"/>
+        </w:rPr>
+        <w:t xml:space="preserve">: </w:t>
+      </w:r>
+      <w:r>
+        <w:rPr>
+          <w:rFonts w:ascii="TimesNewRomanPSMT" w:eastAsia="Times New Roman" w:hAnsi="TimesNewRomanPSMT" w:cs="Times New Roman"/>
+          <w:color w:val="00000A"/>
+          <w:kern w:val="0"/>
+          <w:sz w:val="28"/>
+          <w:szCs w:val="28"/>
+          <w:lang w:eastAsia="ru-RU"/>
+          <w14:ligatures w14:val="none"/>
+        </w:rPr>
+        <w:t xml:space="preserve">мною написанный парсер делает полноценный табуляции для секции и содержимого секций, в то время как подключенные модули </w:t>
+      </w:r>
+      <w:r>
+        <w:rPr>
+          <w:rFonts w:ascii="TimesNewRomanPSMT" w:eastAsia="Times New Roman" w:hAnsi="TimesNewRomanPSMT" w:cs="Times New Roman"/>
+          <w:color w:val="00000A"/>
+          <w:kern w:val="0"/>
+          <w:sz w:val="28"/>
+          <w:szCs w:val="28"/>
+          <w:lang w:eastAsia="ru-RU"/>
+          <w14:ligatures w14:val="none"/>
+        </w:rPr>
+        <w:t>используют отдельный пробел. С подключенными библиотеками код стал более читаемым и сократился практически в 2 раза.</w:t>
+      </w:r>
+    </w:p>
+    <w:p>
+      <w:pPr>
+        <w:pStyle w:val="2"/>
+        <w:rPr>
+          <w:rFonts w:ascii="TimesNewRomanPSMT" w:eastAsia="Times New Roman" w:hAnsi="TimesNewRomanPSMT" w:cs="Times New Roman"/>
+          <w:color w:val="00000A"/>
+          <w:kern w:val="0"/>
+          <w:sz w:val="28"/>
+          <w:szCs w:val="28"/>
+          <w:lang w:eastAsia="ru-RU"/>
+          <w14:ligatures w14:val="none"/>
+        </w:rPr>
+      </w:pPr>
+    </w:p>
+    <w:p>
+      <w:pPr>
+        <w:pStyle w:val="2"/>
+        <w:spacing w:line="360" w:lineRule="auto"/>
+        <w:rPr>
+          <w:rFonts w:ascii="TimesNewRomanPSMT" w:eastAsia="Times New Roman" w:hAnsi="TimesNewRomanPSMT" w:cs="Times New Roman"/>
+          <w:i/>
+          <w:iCs/>
+          <w:color w:val="00000A"/>
+          <w:kern w:val="0"/>
+          <w:sz w:val="28"/>
+          <w:szCs w:val="28"/>
+          <w:lang w:eastAsia="ru-RU"/>
+          <w14:ligatures w14:val="none"/>
+        </w:rPr>
+      </w:pPr>
+      <w:bookmarkStart w:id="6" w:name="_Toc212929827"/>
+      <w:r>
+        <w:rPr>
+          <w:rFonts w:ascii="TimesNewRomanPSMT" w:eastAsia="Times New Roman" w:hAnsi="TimesNewRomanPSMT" w:cs="Times New Roman"/>
+          <w:i/>
+          <w:iCs/>
+          <w:color w:val="00000A"/>
+          <w:kern w:val="0"/>
+          <w:sz w:val="28"/>
+          <w:szCs w:val="28"/>
+          <w:lang w:eastAsia="ru-RU"/>
+          <w14:ligatures w14:val="none"/>
+        </w:rPr>
+        <w:t>Дополнительное задание №3</w:t>
+      </w:r>
+      <w:r>
+        <w:rPr>
+          <w:rFonts w:ascii="TimesNewRomanPSMT" w:eastAsia="Times New Roman" w:hAnsi="TimesNewRomanPSMT" w:cs="Times New Roman"/>
+          <w:i/>
+          <w:iCs/>
+          <w:color w:val="00000A"/>
+          <w:kern w:val="0"/>
+          <w:sz w:val="28"/>
+          <w:szCs w:val="28"/>
+          <w:lang w:val="en-US" w:eastAsia="ru-RU"/>
+          <w14:ligatures w14:val="none"/>
+        </w:rPr>
+        <w:t>:</w:t>
+      </w:r>
+      <w:bookmarkEnd w:id="6"/>
+    </w:p>
+    <w:p>
+      <w:pPr>
+        <w:spacing w:line="360" w:lineRule="auto"/>
+        <w:jc w:val="both"/>
+        <w:rPr>
+          <w:rFonts w:ascii="TimesNewRomanPSMT" w:eastAsia="Times New Roman" w:hAnsi="TimesNewRomanPSMT" w:cs="Times New Roman"/>
+          <w:color w:val="00000A"/>
+          <w:kern w:val="0"/>
+          <w:sz w:val="28"/>
+          <w:szCs w:val="28"/>
+          <w:lang w:eastAsia="ru-RU"/>
+          <w14:ligatures w14:val="none"/>
+        </w:rPr>
+      </w:pPr>
+      <w:r>
+        <w:rPr>
+          <w:rFonts w:ascii="TimesNewRomanPSMT" w:eastAsia="Times New Roman" w:hAnsi="TimesNewRomanPSMT" w:cs="Times New Roman"/>
+          <w:color w:val="00000A"/>
+          <w:kern w:val="0"/>
+          <w:sz w:val="28"/>
+          <w:szCs w:val="28"/>
+          <w:lang w:eastAsia="ru-RU"/>
+          <w14:ligatures w14:val="none"/>
+        </w:rPr>
+        <w:t>Входной бинарный объект</w:t>
+      </w:r>
+      <w:r>
+        <w:rPr>
+          <w:rFonts w:ascii="TimesNewRomanPSMT" w:eastAsia="Times New Roman" w:hAnsi="TimesNewRomanPSMT" w:cs="Times New Roman"/>
+          <w:color w:val="00000A"/>
+          <w:kern w:val="0"/>
+          <w:sz w:val="28"/>
+          <w:szCs w:val="28"/>
+          <w:lang w:eastAsia="ru-RU"/>
+          <w14:ligatures w14:val="none"/>
+        </w:rPr>
+        <w:t>:</w:t>
+      </w:r>
+    </w:p>
+    <w:p>
+      <w:pPr>
+        <w:spacing w:line="360" w:lineRule="auto"/>
+        <w:jc w:val="both"/>
+        <w:rPr>
+          <w:rFonts w:ascii="TimesNewRomanPSMT" w:eastAsia="Times New Roman" w:hAnsi="TimesNewRomanPSMT" w:cs="Times New Roman"/>
+          <w:i/>
+          <w:iCs/>
+          <w:color w:val="00000A"/>
+          <w:kern w:val="0"/>
+          <w:sz w:val="28"/>
+          <w:szCs w:val="28"/>
+          <w:lang w:eastAsia="ru-RU"/>
+          <w14:ligatures w14:val="none"/>
+        </w:rPr>
+      </w:pPr>
+      <w:hyperlink r:id="rId16" w:history="1">
+        <w:r>
+          <w:rPr>
+            <w:rStyle w:val="ad"/>
+            <w:rFonts w:ascii="TimesNewRomanPSMT" w:eastAsia="Times New Roman" w:hAnsi="TimesNewRomanPSMT" w:cs="Times New Roman"/>
+            <w:i/>
+            <w:iCs/>
+            <w:kern w:val="0"/>
+            <w:sz w:val="28"/>
+            <w:szCs w:val="28"/>
+            <w:lang w:val="en-US" w:eastAsia="ru-RU"/>
+            <w14:ligatures w14:val="none"/>
+          </w:rPr>
+          <w:t>https</w:t>
+        </w:r>
+        <w:r>
+          <w:rPr>
+            <w:rStyle w:val="ad"/>
+            <w:rFonts w:ascii="TimesNewRomanPSMT" w:eastAsia="Times New Roman" w:hAnsi="TimesNewRomanPSMT" w:cs="Times New Roman"/>
+            <w:i/>
+            <w:iCs/>
+            <w:kern w:val="0"/>
+            <w:sz w:val="28"/>
+            <w:szCs w:val="28"/>
+            <w:lang w:eastAsia="ru-RU"/>
+            <w14:ligatures w14:val="none"/>
+          </w:rPr>
+          <w:t>://</w:t>
+        </w:r>
+        <w:proofErr w:type="spellStart"/>
+        <w:r>
+          <w:rPr>
+            <w:rStyle w:val="ad"/>
+            <w:rFonts w:ascii="TimesNewRomanPSMT" w:eastAsia="Times New Roman" w:hAnsi="TimesNewRomanPSMT" w:cs="Times New Roman"/>
+            <w:i/>
+            <w:iCs/>
+            <w:kern w:val="0"/>
+            <w:sz w:val="28"/>
+            <w:szCs w:val="28"/>
+            <w:lang w:val="en-US" w:eastAsia="ru-RU"/>
+            <w14:ligatures w14:val="none"/>
+          </w:rPr>
+          <w:t>github</w:t>
+        </w:r>
+        <w:proofErr w:type="spellEnd"/>
+        <w:r>
+          <w:rPr>
+            <w:rStyle w:val="ad"/>
+            <w:rFonts w:ascii="TimesNewRomanPSMT" w:eastAsia="Times New Roman" w:hAnsi="TimesNewRomanPSMT" w:cs="Times New Roman"/>
+            <w:i/>
+            <w:iCs/>
+            <w:kern w:val="0"/>
+            <w:sz w:val="28"/>
+            <w:szCs w:val="28"/>
+            <w:lang w:eastAsia="ru-RU"/>
+            <w14:ligatures w14:val="none"/>
+          </w:rPr>
+          <w:t>.</w:t>
+        </w:r>
+        <w:r>
+          <w:rPr>
+            <w:rStyle w:val="ad"/>
+            <w:rFonts w:ascii="TimesNewRomanPSMT" w:eastAsia="Times New Roman" w:hAnsi="TimesNewRomanPSMT" w:cs="Times New Roman"/>
+            <w:i/>
+            <w:iCs/>
+            <w:kern w:val="0"/>
+            <w:sz w:val="28"/>
+            <w:szCs w:val="28"/>
+            <w:lang w:val="en-US" w:eastAsia="ru-RU"/>
+            <w14:ligatures w14:val="none"/>
+          </w:rPr>
+          <w:t>com</w:t>
+        </w:r>
+        <w:r>
+          <w:rPr>
+            <w:rStyle w:val="ad"/>
+            <w:rFonts w:ascii="TimesNewRomanPSMT" w:eastAsia="Times New Roman" w:hAnsi="TimesNewRomanPSMT" w:cs="Times New Roman"/>
+            <w:i/>
+            <w:iCs/>
+            <w:kern w:val="0"/>
+            <w:sz w:val="28"/>
+            <w:szCs w:val="28"/>
+            <w:lang w:eastAsia="ru-RU"/>
+            <w14:ligatures w14:val="none"/>
+          </w:rPr>
+          <w:t>/</w:t>
+        </w:r>
+        <w:proofErr w:type="spellStart"/>
+        <w:r>
+          <w:rPr>
+            <w:rStyle w:val="ad"/>
+            <w:rFonts w:ascii="TimesNewRomanPSMT" w:eastAsia="Times New Roman" w:hAnsi="TimesNewRomanPSMT" w:cs="Times New Roman"/>
+            <w:i/>
+            <w:iCs/>
+            <w:kern w:val="0"/>
+            <w:sz w:val="28"/>
+            <w:szCs w:val="28"/>
+            <w:lang w:val="en-US" w:eastAsia="ru-RU"/>
+            <w14:ligatures w14:val="none"/>
+          </w:rPr>
+          <w:t>tetraminomusic</w:t>
+        </w:r>
+        <w:proofErr w:type="spellEnd"/>
+        <w:r>
+          <w:rPr>
+            <w:rStyle w:val="ad"/>
+            <w:rFonts w:ascii="TimesNewRomanPSMT" w:eastAsia="Times New Roman" w:hAnsi="TimesNewRomanPSMT" w:cs="Times New Roman"/>
+            <w:i/>
+            <w:iCs/>
+            <w:kern w:val="0"/>
+            <w:sz w:val="28"/>
+            <w:szCs w:val="28"/>
+            <w:lang w:eastAsia="ru-RU"/>
+            <w14:ligatures w14:val="none"/>
+          </w:rPr>
+          <w:t>/</w:t>
+        </w:r>
+        <w:r>
+          <w:rPr>
+            <w:rStyle w:val="ad"/>
+            <w:rFonts w:ascii="TimesNewRomanPSMT" w:eastAsia="Times New Roman" w:hAnsi="TimesNewRomanPSMT" w:cs="Times New Roman"/>
+            <w:i/>
+            <w:iCs/>
+            <w:kern w:val="0"/>
+            <w:sz w:val="28"/>
+            <w:szCs w:val="28"/>
+            <w:lang w:val="en-US" w:eastAsia="ru-RU"/>
+            <w14:ligatures w14:val="none"/>
+          </w:rPr>
+          <w:t>ITMO</w:t>
+        </w:r>
+        <w:r>
+          <w:rPr>
+            <w:rStyle w:val="ad"/>
+            <w:rFonts w:ascii="TimesNewRomanPSMT" w:eastAsia="Times New Roman" w:hAnsi="TimesNewRomanPSMT" w:cs="Times New Roman"/>
+            <w:i/>
+            <w:iCs/>
+            <w:kern w:val="0"/>
+            <w:sz w:val="28"/>
+            <w:szCs w:val="28"/>
+            <w:lang w:eastAsia="ru-RU"/>
+            <w14:ligatures w14:val="none"/>
+          </w:rPr>
+          <w:t>/</w:t>
+        </w:r>
+        <w:r>
+          <w:rPr>
+            <w:rStyle w:val="ad"/>
+            <w:rFonts w:ascii="TimesNewRomanPSMT" w:eastAsia="Times New Roman" w:hAnsi="TimesNewRomanPSMT" w:cs="Times New Roman"/>
+            <w:i/>
+            <w:iCs/>
+            <w:kern w:val="0"/>
+            <w:sz w:val="28"/>
+            <w:szCs w:val="28"/>
+            <w:lang w:val="en-US" w:eastAsia="ru-RU"/>
+            <w14:ligatures w14:val="none"/>
+          </w:rPr>
+          <w:t>blob</w:t>
+        </w:r>
+        <w:r>
+          <w:rPr>
+            <w:rStyle w:val="ad"/>
+            <w:rFonts w:ascii="TimesNewRomanPSMT" w:eastAsia="Times New Roman" w:hAnsi="TimesNewRomanPSMT" w:cs="Times New Roman"/>
+            <w:i/>
+            <w:iCs/>
+            <w:kern w:val="0"/>
+            <w:sz w:val="28"/>
+            <w:szCs w:val="28"/>
+            <w:lang w:eastAsia="ru-RU"/>
+            <w14:ligatures w14:val="none"/>
+          </w:rPr>
+          <w:t>/</w:t>
+        </w:r>
+        <w:r>
+          <w:rPr>
+            <w:rStyle w:val="ad"/>
+            <w:rFonts w:ascii="TimesNewRomanPSMT" w:eastAsia="Times New Roman" w:hAnsi="TimesNewRomanPSMT" w:cs="Times New Roman"/>
+            <w:i/>
+            <w:iCs/>
+            <w:kern w:val="0"/>
+            <w:sz w:val="28"/>
+            <w:szCs w:val="28"/>
+            <w:lang w:val="en-US" w:eastAsia="ru-RU"/>
+            <w14:ligatures w14:val="none"/>
+          </w:rPr>
+          <w:t>main</w:t>
+        </w:r>
+        <w:r>
+          <w:rPr>
+            <w:rStyle w:val="ad"/>
+            <w:rFonts w:ascii="TimesNewRomanPSMT" w:eastAsia="Times New Roman" w:hAnsi="TimesNewRomanPSMT" w:cs="Times New Roman"/>
+            <w:i/>
+            <w:iCs/>
+            <w:kern w:val="0"/>
+            <w:sz w:val="28"/>
+            <w:szCs w:val="28"/>
+            <w:lang w:eastAsia="ru-RU"/>
+            <w14:ligatures w14:val="none"/>
+          </w:rPr>
+          <w:t>/Информатика/Лабораторные%20работы/ЛБ4/</w:t>
+        </w:r>
+        <w:proofErr w:type="spellStart"/>
+        <w:r>
+          <w:rPr>
+            <w:rStyle w:val="ad"/>
+            <w:rFonts w:ascii="TimesNewRomanPSMT" w:eastAsia="Times New Roman" w:hAnsi="TimesNewRomanPSMT" w:cs="Times New Roman"/>
+            <w:i/>
+            <w:iCs/>
+            <w:kern w:val="0"/>
+            <w:sz w:val="28"/>
+            <w:szCs w:val="28"/>
+            <w:lang w:val="en-US" w:eastAsia="ru-RU"/>
+            <w14:ligatures w14:val="none"/>
+          </w:rPr>
+          <w:t>dict</w:t>
+        </w:r>
+        <w:proofErr w:type="spellEnd"/>
+        <w:r>
+          <w:rPr>
+            <w:rStyle w:val="ad"/>
+            <w:rFonts w:ascii="TimesNewRomanPSMT" w:eastAsia="Times New Roman" w:hAnsi="TimesNewRomanPSMT" w:cs="Times New Roman"/>
+            <w:i/>
+            <w:iCs/>
+            <w:kern w:val="0"/>
+            <w:sz w:val="28"/>
+            <w:szCs w:val="28"/>
+            <w:lang w:eastAsia="ru-RU"/>
+            <w14:ligatures w14:val="none"/>
+          </w:rPr>
+          <w:t>.</w:t>
+        </w:r>
+        <w:r>
+          <w:rPr>
+            <w:rStyle w:val="ad"/>
+            <w:rFonts w:ascii="TimesNewRomanPSMT" w:eastAsia="Times New Roman" w:hAnsi="TimesNewRomanPSMT" w:cs="Times New Roman"/>
+            <w:i/>
+            <w:iCs/>
+            <w:kern w:val="0"/>
+            <w:sz w:val="28"/>
+            <w:szCs w:val="28"/>
+            <w:lang w:val="en-US" w:eastAsia="ru-RU"/>
+            <w14:ligatures w14:val="none"/>
+          </w:rPr>
+          <w:t>txt</w:t>
+        </w:r>
+      </w:hyperlink>
+    </w:p>
+    <w:p>
+      <w:pPr>
+        <w:spacing w:line="360" w:lineRule="auto"/>
+        <w:jc w:val="both"/>
+        <w:rPr>
+          <w:rFonts w:ascii="TimesNewRomanPSMT" w:eastAsia="Times New Roman" w:hAnsi="TimesNewRomanPSMT" w:cs="Times New Roman"/>
+          <w:color w:val="00000A"/>
+          <w:kern w:val="0"/>
+          <w:sz w:val="28"/>
+          <w:szCs w:val="28"/>
+          <w:lang w:val="en-US" w:eastAsia="ru-RU"/>
+          <w14:ligatures w14:val="none"/>
+        </w:rPr>
+      </w:pPr>
+      <w:r>
+        <w:rPr>
+          <w:rFonts w:ascii="TimesNewRomanPSMT" w:eastAsia="Times New Roman" w:hAnsi="TimesNewRomanPSMT" w:cs="Times New Roman"/>
+          <w:color w:val="00000A"/>
+          <w:kern w:val="0"/>
+          <w:sz w:val="28"/>
+          <w:szCs w:val="28"/>
+          <w:lang w:eastAsia="ru-RU"/>
+          <w14:ligatures w14:val="none"/>
+        </w:rPr>
+        <w:t>Исходный код программы</w:t>
+      </w:r>
+      <w:r>
+        <w:rPr>
+          <w:rFonts w:ascii="TimesNewRomanPSMT" w:eastAsia="Times New Roman" w:hAnsi="TimesNewRomanPSMT" w:cs="Times New Roman"/>
+          <w:color w:val="00000A"/>
+          <w:kern w:val="0"/>
+          <w:sz w:val="28"/>
+          <w:szCs w:val="28"/>
+          <w:lang w:val="en-US" w:eastAsia="ru-RU"/>
+          <w14:ligatures w14:val="none"/>
+        </w:rPr>
+        <w:t>:</w:t>
+      </w:r>
+    </w:p>
+    <w:p>
+      <w:pPr>
+        <w:spacing w:line="360" w:lineRule="auto"/>
+        <w:jc w:val="both"/>
+        <w:rPr>
+          <w:rFonts w:ascii="TimesNewRomanPSMT" w:eastAsia="Times New Roman" w:hAnsi="TimesNewRomanPSMT" w:cs="Times New Roman"/>
+          <w:i/>
+          <w:iCs/>
+          <w:color w:val="00000A"/>
+          <w:kern w:val="0"/>
+          <w:sz w:val="28"/>
+          <w:szCs w:val="28"/>
+          <w:lang w:val="en-US" w:eastAsia="ru-RU"/>
+          <w14:ligatures w14:val="none"/>
+        </w:rPr>
+      </w:pPr>
+      <w:hyperlink r:id="rId17" w:history="1">
+        <w:r>
+          <w:rPr>
+            <w:rStyle w:val="ad"/>
+            <w:rFonts w:ascii="TimesNewRomanPSMT" w:eastAsia="Times New Roman" w:hAnsi="TimesNewRomanPSMT" w:cs="Times New Roman"/>
+            <w:i/>
+            <w:iCs/>
+            <w:kern w:val="0"/>
+            <w:sz w:val="28"/>
+            <w:szCs w:val="28"/>
+            <w:lang w:val="en-US" w:eastAsia="ru-RU"/>
+            <w14:ligatures w14:val="none"/>
+          </w:rPr>
+          <w:t>https://github.com/tetraminomusic/ITMO/tree/main/Информатика/Лабораторные%20работы/ЛБ4/Доп3</w:t>
+        </w:r>
+      </w:hyperlink>
+    </w:p>
+    <w:p>
+      <w:pPr>
+        <w:spacing w:line="360" w:lineRule="auto"/>
+        <w:jc w:val="both"/>
+        <w:rPr>
+          <w:rFonts w:ascii="TimesNewRomanPSMT" w:eastAsia="Times New Roman" w:hAnsi="TimesNewRomanPSMT" w:cs="Times New Roman"/>
+          <w:color w:val="00000A"/>
+          <w:kern w:val="0"/>
+          <w:sz w:val="28"/>
+          <w:szCs w:val="28"/>
+          <w:lang w:val="en-US" w:eastAsia="ru-RU"/>
+          <w14:ligatures w14:val="none"/>
+        </w:rPr>
+      </w:pPr>
+      <w:r>
+        <w:rPr>
+          <w:rFonts w:ascii="TimesNewRomanPSMT" w:eastAsia="Times New Roman" w:hAnsi="TimesNewRomanPSMT" w:cs="Times New Roman"/>
+          <w:color w:val="00000A"/>
+          <w:kern w:val="0"/>
+          <w:sz w:val="28"/>
+          <w:szCs w:val="28"/>
+          <w:lang w:eastAsia="ru-RU"/>
+          <w14:ligatures w14:val="none"/>
+        </w:rPr>
+        <w:t xml:space="preserve">Выходной </w:t>
+      </w:r>
+      <w:r>
+        <w:rPr>
+          <w:rFonts w:ascii="TimesNewRomanPSMT" w:eastAsia="Times New Roman" w:hAnsi="TimesNewRomanPSMT" w:cs="Times New Roman"/>
+          <w:color w:val="00000A"/>
+          <w:kern w:val="0"/>
+          <w:sz w:val="28"/>
+          <w:szCs w:val="28"/>
+          <w:lang w:val="en-US" w:eastAsia="ru-RU"/>
+          <w14:ligatures w14:val="none"/>
+        </w:rPr>
+        <w:t>XML-</w:t>
+      </w:r>
+      <w:r>
+        <w:rPr>
+          <w:rFonts w:ascii="TimesNewRomanPSMT" w:eastAsia="Times New Roman" w:hAnsi="TimesNewRomanPSMT" w:cs="Times New Roman"/>
+          <w:color w:val="00000A"/>
+          <w:kern w:val="0"/>
+          <w:sz w:val="28"/>
+          <w:szCs w:val="28"/>
+          <w:lang w:eastAsia="ru-RU"/>
+          <w14:ligatures w14:val="none"/>
+        </w:rPr>
+        <w:t>файл</w:t>
+      </w:r>
+      <w:r>
+        <w:rPr>
+          <w:rFonts w:ascii="TimesNewRomanPSMT" w:eastAsia="Times New Roman" w:hAnsi="TimesNewRomanPSMT" w:cs="Times New Roman"/>
+          <w:color w:val="00000A"/>
+          <w:kern w:val="0"/>
+          <w:sz w:val="28"/>
+          <w:szCs w:val="28"/>
+          <w:lang w:val="en-US" w:eastAsia="ru-RU"/>
+          <w14:ligatures w14:val="none"/>
+        </w:rPr>
+        <w:t>:</w:t>
+      </w:r>
+    </w:p>
+    <w:p>
+      <w:pPr>
+        <w:spacing w:line="360" w:lineRule="auto"/>
+        <w:jc w:val="both"/>
+        <w:rPr>
+          <w:rFonts w:ascii="TimesNewRomanPSMT" w:eastAsia="Times New Roman" w:hAnsi="TimesNewRomanPSMT" w:cs="Times New Roman"/>
+          <w:i/>
+          <w:iCs/>
+          <w:color w:val="00000A"/>
+          <w:kern w:val="0"/>
+          <w:sz w:val="28"/>
+          <w:szCs w:val="28"/>
+          <w:lang w:eastAsia="ru-RU"/>
+          <w14:ligatures w14:val="none"/>
+        </w:rPr>
+      </w:pPr>
+      <w:hyperlink r:id="rId18" w:history="1">
+        <w:r>
+          <w:rPr>
+            <w:rStyle w:val="ad"/>
+            <w:rFonts w:ascii="TimesNewRomanPSMT" w:eastAsia="Times New Roman" w:hAnsi="TimesNewRomanPSMT" w:cs="Times New Roman"/>
+            <w:i/>
+            <w:iCs/>
+            <w:kern w:val="0"/>
+            <w:sz w:val="28"/>
+            <w:szCs w:val="28"/>
+            <w:lang w:val="en-US" w:eastAsia="ru-RU"/>
+            <w14:ligatures w14:val="none"/>
+          </w:rPr>
+          <w:t>https://github.com/tetraminomusic/ITMO/blob/main/Информатика/Лабораторные%20работы/ЛБ4/output.xml</w:t>
+        </w:r>
+      </w:hyperlink>
+    </w:p>
+    <w:p>
+      <w:pPr>
+        <w:rPr>
+          <w:rFonts w:ascii="TimesNewRomanPSMT" w:eastAsia="Times New Roman" w:hAnsi="TimesNewRomanPSMT" w:cs="Times New Roman"/>
+          <w:i/>
+          <w:iCs/>
+          <w:color w:val="00000A"/>
+          <w:kern w:val="0"/>
+          <w:sz w:val="28"/>
+          <w:szCs w:val="28"/>
+          <w:lang w:eastAsia="ru-RU"/>
+          <w14:ligatures w14:val="none"/>
+        </w:rPr>
+      </w:pPr>
+      <w:r>
+        <w:rPr>
+          <w:rFonts w:ascii="TimesNewRomanPSMT" w:eastAsia="Times New Roman" w:hAnsi="TimesNewRomanPSMT" w:cs="Times New Roman"/>
+          <w:i/>
+          <w:iCs/>
+          <w:color w:val="00000A"/>
+          <w:kern w:val="0"/>
+          <w:sz w:val="28"/>
+          <w:szCs w:val="28"/>
+          <w:lang w:eastAsia="ru-RU"/>
+          <w14:ligatures w14:val="none"/>
+        </w:rPr>
+        <w:br w:type="page"/>
+      </w:r>
+    </w:p>
+    <w:p>
+      <w:pPr>
+        <w:pStyle w:val="2"/>
+        <w:spacing w:line="360" w:lineRule="auto"/>
+        <w:rPr>
+          <w:rFonts w:ascii="TimesNewRomanPSMT" w:eastAsia="Times New Roman" w:hAnsi="TimesNewRomanPSMT" w:cs="Times New Roman"/>
+          <w:i/>
+          <w:iCs/>
+          <w:color w:val="00000A"/>
+          <w:kern w:val="0"/>
+          <w:sz w:val="28"/>
+          <w:szCs w:val="28"/>
+          <w:lang w:eastAsia="ru-RU"/>
+          <w14:ligatures w14:val="none"/>
+        </w:rPr>
+      </w:pPr>
+      <w:bookmarkStart w:id="7" w:name="_Toc212929828"/>
+      <w:r>
+        <w:rPr>
+          <w:rFonts w:ascii="TimesNewRomanPSMT" w:eastAsia="Times New Roman" w:hAnsi="TimesNewRomanPSMT" w:cs="Times New Roman"/>
+          <w:i/>
+          <w:iCs/>
+          <w:color w:val="00000A"/>
+          <w:kern w:val="0"/>
+          <w:sz w:val="28"/>
+          <w:szCs w:val="28"/>
+          <w:lang w:eastAsia="ru-RU"/>
+          <w14:ligatures w14:val="none"/>
+        </w:rPr>
+        <w:lastRenderedPageBreak/>
+        <w:t>Дополнительное задание №4</w:t>
+      </w:r>
+      <w:bookmarkEnd w:id="7"/>
+    </w:p>
+    <w:p>
+      <w:pPr>
+        <w:spacing w:line="360" w:lineRule="auto"/>
+        <w:rPr>
+          <w:rFonts w:ascii="TimesNewRomanPSMT" w:eastAsia="Times New Roman" w:hAnsi="TimesNewRomanPSMT" w:cs="Times New Roman"/>
+          <w:color w:val="00000A"/>
+          <w:kern w:val="0"/>
+          <w:sz w:val="28"/>
+          <w:szCs w:val="28"/>
+          <w:lang w:eastAsia="ru-RU"/>
+          <w14:ligatures w14:val="none"/>
+        </w:rPr>
+      </w:pPr>
+      <w:r>
+        <w:rPr>
+          <w:rFonts w:ascii="TimesNewRomanPSMT" w:eastAsia="Times New Roman" w:hAnsi="TimesNewRomanPSMT" w:cs="Times New Roman"/>
+          <w:color w:val="00000A"/>
+          <w:kern w:val="0"/>
+          <w:sz w:val="28"/>
+          <w:szCs w:val="28"/>
+          <w:lang w:eastAsia="ru-RU"/>
+          <w14:ligatures w14:val="none"/>
+        </w:rPr>
+        <w:t>Исходный код программы-бенчмарка</w:t>
+      </w:r>
+      <w:r>
+        <w:rPr>
+          <w:rFonts w:ascii="TimesNewRomanPSMT" w:eastAsia="Times New Roman" w:hAnsi="TimesNewRomanPSMT" w:cs="Times New Roman"/>
+          <w:color w:val="00000A"/>
+          <w:kern w:val="0"/>
+          <w:sz w:val="28"/>
+          <w:szCs w:val="28"/>
+          <w:lang w:eastAsia="ru-RU"/>
+          <w14:ligatures w14:val="none"/>
+        </w:rPr>
+        <w:t>:</w:t>
+      </w:r>
+    </w:p>
+    <w:p>
+      <w:pPr>
+        <w:spacing w:line="360" w:lineRule="auto"/>
+        <w:rPr>
+          <w:rFonts w:ascii="TimesNewRomanPSMT" w:eastAsia="Times New Roman" w:hAnsi="TimesNewRomanPSMT" w:cs="Times New Roman"/>
+          <w:i/>
+          <w:iCs/>
+          <w:color w:val="00000A"/>
+          <w:kern w:val="0"/>
+          <w:sz w:val="28"/>
+          <w:szCs w:val="28"/>
+          <w:lang w:val="en-US" w:eastAsia="ru-RU"/>
+          <w14:ligatures w14:val="none"/>
+        </w:rPr>
+      </w:pPr>
+      <w:hyperlink r:id="rId19" w:history="1">
+        <w:r>
+          <w:rPr>
+            <w:rStyle w:val="ad"/>
+            <w:rFonts w:ascii="TimesNewRomanPSMT" w:eastAsia="Times New Roman" w:hAnsi="TimesNewRomanPSMT" w:cs="Times New Roman"/>
+            <w:i/>
+            <w:iCs/>
+            <w:kern w:val="0"/>
+            <w:sz w:val="28"/>
+            <w:szCs w:val="28"/>
+            <w:lang w:val="en-US" w:eastAsia="ru-RU"/>
+            <w14:ligatures w14:val="none"/>
+          </w:rPr>
+          <w:t>https://github.com/tetraminomusic/ITMO/tree/main/Информатика/Лабораторные%20работы/ЛБ4/Доп4</w:t>
+        </w:r>
+      </w:hyperlink>
+    </w:p>
+    <w:p>
+      <w:pPr>
+        <w:spacing w:line="360" w:lineRule="auto"/>
+        <w:rPr>
+          <w:rFonts w:ascii="TimesNewRomanPSMT" w:eastAsia="Times New Roman" w:hAnsi="TimesNewRomanPSMT" w:cs="Times New Roman"/>
+          <w:color w:val="00000A"/>
+          <w:kern w:val="0"/>
+          <w:sz w:val="28"/>
+          <w:szCs w:val="28"/>
+          <w:lang w:val="en-US" w:eastAsia="ru-RU"/>
+          <w14:ligatures w14:val="none"/>
+        </w:rPr>
+      </w:pPr>
+      <w:r>
+        <w:rPr>
+          <w:rFonts w:ascii="TimesNewRomanPSMT" w:eastAsia="Times New Roman" w:hAnsi="TimesNewRomanPSMT" w:cs="Times New Roman"/>
+          <w:color w:val="00000A"/>
+          <w:kern w:val="0"/>
+          <w:sz w:val="28"/>
+          <w:szCs w:val="28"/>
+          <w:lang w:eastAsia="ru-RU"/>
+          <w14:ligatures w14:val="none"/>
+        </w:rPr>
+        <w:t>Результат работы данной</w:t>
+      </w:r>
+      <w:r>
+        <w:rPr>
+          <w:rFonts w:ascii="TimesNewRomanPSMT" w:eastAsia="Times New Roman" w:hAnsi="TimesNewRomanPSMT" w:cs="Times New Roman"/>
+          <w:color w:val="00000A"/>
+          <w:kern w:val="0"/>
+          <w:sz w:val="28"/>
+          <w:szCs w:val="28"/>
+          <w:lang w:eastAsia="ru-RU"/>
+          <w14:ligatures w14:val="none"/>
+        </w:rPr>
+        <w:t xml:space="preserve"> программы</w:t>
+      </w:r>
+      <w:r>
+        <w:rPr>
+          <w:rFonts w:ascii="TimesNewRomanPSMT" w:eastAsia="Times New Roman" w:hAnsi="TimesNewRomanPSMT" w:cs="Times New Roman"/>
+          <w:color w:val="00000A"/>
+          <w:kern w:val="0"/>
+          <w:sz w:val="28"/>
+          <w:szCs w:val="28"/>
+          <w:lang w:val="en-US" w:eastAsia="ru-RU"/>
+          <w14:ligatures w14:val="none"/>
+        </w:rPr>
+        <w:t>:</w:t>
+      </w:r>
+    </w:p>
+    <w:p>
+      <w:pPr>
+        <w:spacing w:line="360" w:lineRule="auto"/>
+        <w:rPr>
+          <w:rFonts w:ascii="TimesNewRomanPSMT" w:eastAsia="Times New Roman" w:hAnsi="TimesNewRomanPSMT" w:cs="Times New Roman"/>
+          <w:i/>
+          <w:iCs/>
+          <w:color w:val="00000A"/>
+          <w:kern w:val="0"/>
+          <w:sz w:val="28"/>
+          <w:szCs w:val="28"/>
+          <w:lang w:eastAsia="ru-RU"/>
+          <w14:ligatures w14:val="none"/>
+        </w:rPr>
+      </w:pPr>
+      <w:hyperlink r:id="rId20" w:history="1">
+        <w:r>
+          <w:rPr>
+            <w:rStyle w:val="ad"/>
+            <w:rFonts w:ascii="TimesNewRomanPSMT" w:eastAsia="Times New Roman" w:hAnsi="TimesNewRomanPSMT" w:cs="Times New Roman"/>
+            <w:i/>
+            <w:iCs/>
+            <w:kern w:val="0"/>
+            <w:sz w:val="28"/>
+            <w:szCs w:val="28"/>
+            <w:lang w:val="en-US" w:eastAsia="ru-RU"/>
+            <w14:ligatures w14:val="none"/>
+          </w:rPr>
+          <w:t>https://github.com/tetraminomusic/ITMO/blob/main/Информатика/Лабораторные%20работы/ЛБ4/Доп4/Output_results</w:t>
+        </w:r>
+      </w:hyperlink>
+    </w:p>
+    <w:p>
+      <w:pPr>
+        <w:spacing w:line="360" w:lineRule="auto"/>
+        <w:rPr>
+          <w:rFonts w:ascii="TimesNewRomanPSMT" w:eastAsia="Times New Roman" w:hAnsi="TimesNewRomanPSMT" w:cs="Times New Roman"/>
+          <w:i/>
+          <w:iCs/>
+          <w:color w:val="00000A"/>
+          <w:kern w:val="0"/>
+          <w:sz w:val="28"/>
+          <w:szCs w:val="28"/>
+          <w:lang w:eastAsia="ru-RU"/>
+          <w14:ligatures w14:val="none"/>
+        </w:rPr>
+      </w:pPr>
+    </w:p>
+    <w:p>
+      <w:pPr>
+        <w:spacing w:line="360" w:lineRule="auto"/>
+        <w:ind w:firstLine="708"/>
+        <w:jc w:val="both"/>
+        <w:rPr>
+          <w:rFonts w:ascii="TimesNewRomanPSMT" w:eastAsia="Times New Roman" w:hAnsi="TimesNewRomanPSMT" w:cs="Times New Roman"/>
+          <w:color w:val="00000A"/>
+          <w:kern w:val="0"/>
+          <w:sz w:val="28"/>
+          <w:szCs w:val="28"/>
+          <w:lang w:eastAsia="ru-RU"/>
+          <w14:ligatures w14:val="none"/>
+        </w:rPr>
+      </w:pPr>
+      <w:r>
+        <w:rPr>
+          <w:rFonts w:ascii="TimesNewRomanPSMT" w:eastAsia="Times New Roman" w:hAnsi="TimesNewRomanPSMT" w:cs="Times New Roman"/>
+          <w:color w:val="00000A"/>
+          <w:kern w:val="0"/>
+          <w:sz w:val="28"/>
+          <w:szCs w:val="28"/>
+          <w:lang w:eastAsia="ru-RU"/>
+          <w14:ligatures w14:val="none"/>
+        </w:rPr>
+        <w:t>В результате проверки скорости 100-кратной работы парсеров заметим, что написанный без библиотек парсер работает быстрее, чем с библиотеками.</w:t>
+      </w:r>
+      <w:r>
+        <w:rPr>
+          <w:rFonts w:ascii="TimesNewRomanPSMT" w:eastAsia="Times New Roman" w:hAnsi="TimesNewRomanPSMT" w:cs="Times New Roman"/>
+          <w:color w:val="00000A"/>
+          <w:kern w:val="0"/>
+          <w:sz w:val="28"/>
+          <w:szCs w:val="28"/>
+          <w:lang w:eastAsia="ru-RU"/>
+          <w14:ligatures w14:val="none"/>
+        </w:rPr>
+        <w:t xml:space="preserve"> </w:t>
+      </w:r>
+      <w:r>
+        <w:rPr>
+          <w:rFonts w:ascii="TimesNewRomanPSMT" w:eastAsia="Times New Roman" w:hAnsi="TimesNewRomanPSMT" w:cs="Times New Roman"/>
+          <w:color w:val="00000A"/>
+          <w:kern w:val="0"/>
+          <w:sz w:val="28"/>
+          <w:szCs w:val="28"/>
+          <w:lang w:eastAsia="ru-RU"/>
+          <w14:ligatures w14:val="none"/>
+        </w:rPr>
+        <w:t xml:space="preserve">Кастомный парсер оказался быстрее библиотечного благодаря специализации под конкретный формат данных и отсутствию избыточных проверок. </w:t>
+      </w:r>
+      <w:proofErr w:type="spellStart"/>
+      <w:r>
+        <w:rPr>
+          <w:rFonts w:ascii="TimesNewRomanPSMT" w:eastAsia="Times New Roman" w:hAnsi="TimesNewRomanPSMT" w:cs="Times New Roman"/>
+          <w:color w:val="00000A"/>
+          <w:kern w:val="0"/>
+          <w:sz w:val="28"/>
+          <w:szCs w:val="28"/>
+          <w:lang w:eastAsia="ru-RU"/>
+          <w14:ligatures w14:val="none"/>
+        </w:rPr>
+        <w:t>ConfigParser</w:t>
+      </w:r>
+      <w:proofErr w:type="spellEnd"/>
+      <w:r>
+        <w:rPr>
+          <w:rFonts w:ascii="TimesNewRomanPSMT" w:eastAsia="Times New Roman" w:hAnsi="TimesNewRomanPSMT" w:cs="Times New Roman"/>
+          <w:color w:val="00000A"/>
+          <w:kern w:val="0"/>
+          <w:sz w:val="28"/>
+          <w:szCs w:val="28"/>
+          <w:lang w:eastAsia="ru-RU"/>
+          <w14:ligatures w14:val="none"/>
+        </w:rPr>
+        <w:t xml:space="preserve"> проигрывает в скорости из-за универсальности и сложных внутренних преобразований, но обеспечивает надежную работу с любыми INI-файлами. Для учебных данных оптимальна кастомная реализация, для продакшена — библиотечное решение.</w:t>
+      </w:r>
+    </w:p>
+    <w:p>
+      <w:pPr>
+        <w:rPr>
+          <w:rFonts w:ascii="TimesNewRomanPSMT" w:eastAsia="Times New Roman" w:hAnsi="TimesNewRomanPSMT" w:cs="Times New Roman"/>
+          <w:color w:val="00000A"/>
+          <w:kern w:val="0"/>
+          <w:sz w:val="28"/>
+          <w:szCs w:val="28"/>
+          <w:lang w:eastAsia="ru-RU"/>
+          <w14:ligatures w14:val="none"/>
+        </w:rPr>
+      </w:pPr>
+      <w:r>
+        <w:rPr>
+          <w:rFonts w:ascii="TimesNewRomanPSMT" w:eastAsia="Times New Roman" w:hAnsi="TimesNewRomanPSMT" w:cs="Times New Roman"/>
+          <w:color w:val="00000A"/>
+          <w:kern w:val="0"/>
+          <w:sz w:val="28"/>
+          <w:szCs w:val="28"/>
+          <w:lang w:eastAsia="ru-RU"/>
+          <w14:ligatures w14:val="none"/>
+        </w:rPr>
+        <w:br w:type="page"/>
+      </w:r>
     </w:p>
     <w:p>
       <w:pPr>
@@ -1645,14 +5004,260 @@
         <w:spacing w:line="360" w:lineRule="auto"/>
         <w:jc w:val="center"/>
         <w:rPr>
-          <w:rFonts w:ascii="Times New Roman" w:hAnsi="Times New Roman" w:cs="Times New Roman"/>
+          <w:rFonts w:ascii="TimesNewRomanPSMT" w:eastAsia="Times New Roman" w:hAnsi="TimesNewRomanPSMT" w:cs="Times New Roman"/>
           <w:b/>
           <w:bCs/>
-          <w:color w:val="000000" w:themeColor="text1"/>
-          <w:sz w:val="28"/>
-          <w:szCs w:val="28"/>
-        </w:rPr>
-      </w:pPr>
+          <w:color w:val="00000A"/>
+          <w:kern w:val="0"/>
+          <w:sz w:val="28"/>
+          <w:szCs w:val="28"/>
+          <w:lang w:eastAsia="ru-RU"/>
+          <w14:ligatures w14:val="none"/>
+        </w:rPr>
+      </w:pPr>
+      <w:bookmarkStart w:id="8" w:name="_Toc212929829"/>
+      <w:r>
+        <w:rPr>
+          <w:rFonts w:ascii="TimesNewRomanPSMT" w:eastAsia="Times New Roman" w:hAnsi="TimesNewRomanPSMT" w:cs="Times New Roman"/>
+          <w:b/>
+          <w:bCs/>
+          <w:color w:val="00000A"/>
+          <w:kern w:val="0"/>
+          <w:sz w:val="28"/>
+          <w:szCs w:val="28"/>
+          <w:lang w:eastAsia="ru-RU"/>
+          <w14:ligatures w14:val="none"/>
+        </w:rPr>
+        <w:lastRenderedPageBreak/>
+        <w:t>3. Заключение</w:t>
+      </w:r>
+      <w:bookmarkEnd w:id="8"/>
+    </w:p>
+    <w:p>
+      <w:pPr>
+        <w:spacing w:line="360" w:lineRule="auto"/>
+        <w:jc w:val="both"/>
+        <w:rPr>
+          <w:rFonts w:ascii="TimesNewRomanPSMT" w:eastAsia="Times New Roman" w:hAnsi="TimesNewRomanPSMT" w:cs="Times New Roman"/>
+          <w:color w:val="00000A"/>
+          <w:kern w:val="0"/>
+          <w:sz w:val="28"/>
+          <w:szCs w:val="28"/>
+          <w:lang w:eastAsia="ru-RU"/>
+          <w14:ligatures w14:val="none"/>
+        </w:rPr>
+      </w:pPr>
+      <w:r>
+        <w:rPr>
+          <w:rFonts w:ascii="TimesNewRomanPSMT" w:eastAsia="Times New Roman" w:hAnsi="TimesNewRomanPSMT" w:cs="Times New Roman"/>
+          <w:color w:val="00000A"/>
+          <w:kern w:val="0"/>
+          <w:sz w:val="28"/>
+          <w:szCs w:val="28"/>
+          <w:lang w:eastAsia="ru-RU"/>
+          <w14:ligatures w14:val="none"/>
+        </w:rPr>
+        <w:t xml:space="preserve">В ходе данной работы я узнал много нового про разметку документов, впервые познакомился с таким понятием, как </w:t>
+      </w:r>
+      <w:r>
+        <w:rPr>
+          <w:rFonts w:ascii="TimesNewRomanPSMT" w:eastAsia="Times New Roman" w:hAnsi="TimesNewRomanPSMT" w:cs="Times New Roman"/>
+          <w:color w:val="00000A"/>
+          <w:kern w:val="0"/>
+          <w:sz w:val="28"/>
+          <w:szCs w:val="28"/>
+          <w:lang w:eastAsia="ru-RU"/>
+          <w14:ligatures w14:val="none"/>
+        </w:rPr>
+        <w:t>“</w:t>
+      </w:r>
+      <w:r>
+        <w:rPr>
+          <w:rFonts w:ascii="TimesNewRomanPSMT" w:eastAsia="Times New Roman" w:hAnsi="TimesNewRomanPSMT" w:cs="Times New Roman"/>
+          <w:color w:val="00000A"/>
+          <w:kern w:val="0"/>
+          <w:sz w:val="28"/>
+          <w:szCs w:val="28"/>
+          <w:lang w:eastAsia="ru-RU"/>
+          <w14:ligatures w14:val="none"/>
+        </w:rPr>
+        <w:t>парсинг</w:t>
+      </w:r>
+      <w:r>
+        <w:rPr>
+          <w:rFonts w:ascii="TimesNewRomanPSMT" w:eastAsia="Times New Roman" w:hAnsi="TimesNewRomanPSMT" w:cs="Times New Roman"/>
+          <w:color w:val="00000A"/>
+          <w:kern w:val="0"/>
+          <w:sz w:val="28"/>
+          <w:szCs w:val="28"/>
+          <w:lang w:eastAsia="ru-RU"/>
+          <w14:ligatures w14:val="none"/>
+        </w:rPr>
+        <w:t>”</w:t>
+      </w:r>
+      <w:r>
+        <w:rPr>
+          <w:rFonts w:ascii="TimesNewRomanPSMT" w:eastAsia="Times New Roman" w:hAnsi="TimesNewRomanPSMT" w:cs="Times New Roman"/>
+          <w:color w:val="00000A"/>
+          <w:kern w:val="0"/>
+          <w:sz w:val="28"/>
+          <w:szCs w:val="28"/>
+          <w:lang w:eastAsia="ru-RU"/>
+          <w14:ligatures w14:val="none"/>
+        </w:rPr>
+        <w:t xml:space="preserve">, поближе познакомился с формальными грамматиками, а также научился проводить бенчмарк программ на </w:t>
+      </w:r>
+      <w:r>
+        <w:rPr>
+          <w:rFonts w:ascii="TimesNewRomanPSMT" w:eastAsia="Times New Roman" w:hAnsi="TimesNewRomanPSMT" w:cs="Times New Roman"/>
+          <w:color w:val="00000A"/>
+          <w:kern w:val="0"/>
+          <w:sz w:val="28"/>
+          <w:szCs w:val="28"/>
+          <w:lang w:val="en-US" w:eastAsia="ru-RU"/>
+          <w14:ligatures w14:val="none"/>
+        </w:rPr>
+        <w:t>Python</w:t>
+      </w:r>
+      <w:r>
+        <w:rPr>
+          <w:rFonts w:ascii="TimesNewRomanPSMT" w:eastAsia="Times New Roman" w:hAnsi="TimesNewRomanPSMT" w:cs="Times New Roman"/>
+          <w:color w:val="00000A"/>
+          <w:kern w:val="0"/>
+          <w:sz w:val="28"/>
+          <w:szCs w:val="28"/>
+          <w:lang w:eastAsia="ru-RU"/>
+          <w14:ligatures w14:val="none"/>
+        </w:rPr>
+        <w:t>.</w:t>
+      </w:r>
+      <w:r>
+        <w:rPr>
+          <w:rFonts w:ascii="TimesNewRomanPSMT" w:eastAsia="Times New Roman" w:hAnsi="TimesNewRomanPSMT" w:cs="Times New Roman"/>
+          <w:color w:val="00000A"/>
+          <w:kern w:val="0"/>
+          <w:sz w:val="28"/>
+          <w:szCs w:val="28"/>
+          <w:lang w:eastAsia="ru-RU"/>
+          <w14:ligatures w14:val="none"/>
+        </w:rPr>
+        <w:t xml:space="preserve"> Немало важно хочу отметить, что я обучился основам библиотек, связанных с написанием парсеров и </w:t>
+      </w:r>
+      <w:proofErr w:type="spellStart"/>
+      <w:r>
+        <w:rPr>
+          <w:rFonts w:ascii="TimesNewRomanPSMT" w:eastAsia="Times New Roman" w:hAnsi="TimesNewRomanPSMT" w:cs="Times New Roman"/>
+          <w:color w:val="00000A"/>
+          <w:kern w:val="0"/>
+          <w:sz w:val="28"/>
+          <w:szCs w:val="28"/>
+          <w:lang w:eastAsia="ru-RU"/>
+          <w14:ligatures w14:val="none"/>
+        </w:rPr>
+        <w:t>лексеров</w:t>
+      </w:r>
+      <w:proofErr w:type="spellEnd"/>
+      <w:r>
+        <w:rPr>
+          <w:rFonts w:ascii="TimesNewRomanPSMT" w:eastAsia="Times New Roman" w:hAnsi="TimesNewRomanPSMT" w:cs="Times New Roman"/>
+          <w:color w:val="00000A"/>
+          <w:kern w:val="0"/>
+          <w:sz w:val="28"/>
+          <w:szCs w:val="28"/>
+          <w:lang w:eastAsia="ru-RU"/>
+          <w14:ligatures w14:val="none"/>
+        </w:rPr>
+        <w:t xml:space="preserve"> файлов, например, </w:t>
+      </w:r>
+      <w:proofErr w:type="spellStart"/>
+      <w:r>
+        <w:rPr>
+          <w:rFonts w:ascii="TimesNewRomanPSMT" w:eastAsia="Times New Roman" w:hAnsi="TimesNewRomanPSMT" w:cs="Times New Roman"/>
+          <w:color w:val="00000A"/>
+          <w:kern w:val="0"/>
+          <w:sz w:val="28"/>
+          <w:szCs w:val="28"/>
+          <w:lang w:val="en-US" w:eastAsia="ru-RU"/>
+          <w14:ligatures w14:val="none"/>
+        </w:rPr>
+        <w:t>json</w:t>
+      </w:r>
+      <w:proofErr w:type="spellEnd"/>
+      <w:r>
+        <w:rPr>
+          <w:rFonts w:ascii="TimesNewRomanPSMT" w:eastAsia="Times New Roman" w:hAnsi="TimesNewRomanPSMT" w:cs="Times New Roman"/>
+          <w:color w:val="00000A"/>
+          <w:kern w:val="0"/>
+          <w:sz w:val="28"/>
+          <w:szCs w:val="28"/>
+          <w:lang w:eastAsia="ru-RU"/>
+          <w14:ligatures w14:val="none"/>
+        </w:rPr>
+        <w:t xml:space="preserve"> </w:t>
+      </w:r>
+      <w:r>
+        <w:rPr>
+          <w:rFonts w:ascii="TimesNewRomanPSMT" w:eastAsia="Times New Roman" w:hAnsi="TimesNewRomanPSMT" w:cs="Times New Roman"/>
+          <w:color w:val="00000A"/>
+          <w:kern w:val="0"/>
+          <w:sz w:val="28"/>
+          <w:szCs w:val="28"/>
+          <w:lang w:eastAsia="ru-RU"/>
+          <w14:ligatures w14:val="none"/>
+        </w:rPr>
+        <w:t xml:space="preserve">и </w:t>
+      </w:r>
+      <w:proofErr w:type="spellStart"/>
+      <w:r>
+        <w:rPr>
+          <w:rFonts w:ascii="TimesNewRomanPSMT" w:eastAsia="Times New Roman" w:hAnsi="TimesNewRomanPSMT" w:cs="Times New Roman"/>
+          <w:color w:val="00000A"/>
+          <w:kern w:val="0"/>
+          <w:sz w:val="28"/>
+          <w:szCs w:val="28"/>
+          <w:lang w:val="en-US" w:eastAsia="ru-RU"/>
+          <w14:ligatures w14:val="none"/>
+        </w:rPr>
+        <w:t>configparser</w:t>
+      </w:r>
+      <w:proofErr w:type="spellEnd"/>
+      <w:r>
+        <w:rPr>
+          <w:rFonts w:ascii="TimesNewRomanPSMT" w:eastAsia="Times New Roman" w:hAnsi="TimesNewRomanPSMT" w:cs="Times New Roman"/>
+          <w:color w:val="00000A"/>
+          <w:kern w:val="0"/>
+          <w:sz w:val="28"/>
+          <w:szCs w:val="28"/>
+          <w:lang w:eastAsia="ru-RU"/>
+          <w14:ligatures w14:val="none"/>
+        </w:rPr>
+        <w:t>.</w:t>
+      </w:r>
+    </w:p>
+    <w:p>
+      <w:pPr>
+        <w:rPr>
+          <w:rFonts w:ascii="TimesNewRomanPSMT" w:eastAsia="Times New Roman" w:hAnsi="TimesNewRomanPSMT" w:cs="Times New Roman"/>
+          <w:color w:val="00000A"/>
+          <w:kern w:val="0"/>
+          <w:sz w:val="28"/>
+          <w:szCs w:val="28"/>
+          <w:lang w:eastAsia="ru-RU"/>
+          <w14:ligatures w14:val="none"/>
+        </w:rPr>
+      </w:pPr>
+      <w:r>
+        <w:rPr>
+          <w:rFonts w:ascii="TimesNewRomanPSMT" w:eastAsia="Times New Roman" w:hAnsi="TimesNewRomanPSMT" w:cs="Times New Roman"/>
+          <w:color w:val="00000A"/>
+          <w:kern w:val="0"/>
+          <w:sz w:val="28"/>
+          <w:szCs w:val="28"/>
+          <w:lang w:eastAsia="ru-RU"/>
+          <w14:ligatures w14:val="none"/>
+        </w:rPr>
+        <w:br w:type="page"/>
+      </w:r>
     </w:p>
     <w:p>
       <w:pPr>
@@ -1660,1277 +5265,489 @@
         <w:spacing w:line="360" w:lineRule="auto"/>
         <w:jc w:val="center"/>
         <w:rPr>
-          <w:rFonts w:ascii="Times New Roman" w:hAnsi="Times New Roman" w:cs="Times New Roman"/>
+          <w:rFonts w:ascii="TimesNewRomanPSMT" w:eastAsia="Times New Roman" w:hAnsi="TimesNewRomanPSMT" w:cs="Times New Roman"/>
           <w:b/>
           <w:bCs/>
-          <w:color w:val="000000" w:themeColor="text1"/>
-          <w:sz w:val="28"/>
-          <w:szCs w:val="28"/>
-        </w:rPr>
-      </w:pPr>
-    </w:p>
-    <w:p>
-      <w:pPr>
-        <w:pStyle w:val="1"/>
-        <w:spacing w:line="360" w:lineRule="auto"/>
-        <w:jc w:val="center"/>
-        <w:rPr>
-          <w:rFonts w:ascii="Times New Roman" w:hAnsi="Times New Roman" w:cs="Times New Roman"/>
+          <w:color w:val="00000A"/>
+          <w:kern w:val="0"/>
+          <w:sz w:val="28"/>
+          <w:szCs w:val="28"/>
+          <w:lang w:eastAsia="ru-RU"/>
+          <w14:ligatures w14:val="none"/>
+        </w:rPr>
+      </w:pPr>
+      <w:bookmarkStart w:id="9" w:name="_Toc212929830"/>
+      <w:r>
+        <w:rPr>
+          <w:rFonts w:ascii="TimesNewRomanPSMT" w:eastAsia="Times New Roman" w:hAnsi="TimesNewRomanPSMT" w:cs="Times New Roman"/>
           <w:b/>
           <w:bCs/>
-          <w:color w:val="000000" w:themeColor="text1"/>
-          <w:sz w:val="28"/>
-          <w:szCs w:val="28"/>
-        </w:rPr>
-      </w:pPr>
-    </w:p>
-    <w:p>
-      <w:pPr>
-        <w:pStyle w:val="1"/>
+          <w:color w:val="00000A"/>
+          <w:kern w:val="0"/>
+          <w:sz w:val="28"/>
+          <w:szCs w:val="28"/>
+          <w:lang w:eastAsia="ru-RU"/>
+          <w14:ligatures w14:val="none"/>
+        </w:rPr>
+        <w:lastRenderedPageBreak/>
+        <w:t>4. Список использованной литературы</w:t>
+      </w:r>
+      <w:bookmarkEnd w:id="9"/>
+    </w:p>
+    <w:p>
+      <w:pPr>
         <w:spacing w:line="360" w:lineRule="auto"/>
-        <w:rPr>
-          <w:rFonts w:ascii="Times New Roman" w:hAnsi="Times New Roman" w:cs="Times New Roman"/>
-          <w:b/>
-          <w:bCs/>
-          <w:color w:val="000000" w:themeColor="text1"/>
-          <w:sz w:val="28"/>
-          <w:szCs w:val="28"/>
-        </w:rPr>
-      </w:pPr>
-    </w:p>
-    <w:p/>
-    <w:p/>
-    <w:p>
-      <w:pPr>
-        <w:pStyle w:val="1"/>
-        <w:jc w:val="center"/>
-        <w:rPr>
-          <w:rFonts w:ascii="Times New Roman" w:hAnsi="Times New Roman" w:cs="Times New Roman"/>
-          <w:b/>
-          <w:bCs/>
-          <w:color w:val="000000" w:themeColor="text1"/>
-          <w:sz w:val="28"/>
-          <w:szCs w:val="28"/>
-        </w:rPr>
-      </w:pPr>
-      <w:bookmarkStart w:id="1" w:name="_Toc210001179"/>
-      <w:r>
-        <w:rPr>
-          <w:rFonts w:ascii="Times New Roman" w:hAnsi="Times New Roman" w:cs="Times New Roman"/>
-          <w:b/>
-          <w:bCs/>
-          <w:color w:val="000000" w:themeColor="text1"/>
-          <w:sz w:val="28"/>
-          <w:szCs w:val="28"/>
-        </w:rPr>
-        <w:lastRenderedPageBreak/>
-        <w:t>1. Порядок выполнения работы</w:t>
-      </w:r>
-      <w:bookmarkEnd w:id="0"/>
-      <w:bookmarkEnd w:id="1"/>
-    </w:p>
-    <w:p>
-      <w:pPr>
-        <w:spacing w:before="300" w:after="0" w:line="276" w:lineRule="auto"/>
-        <w:ind w:right="850"/>
         <w:jc w:val="both"/>
         <w:rPr>
-          <w:rFonts w:ascii="Times New Roman" w:hAnsi="Times New Roman" w:cs="Times New Roman"/>
-          <w:sz w:val="28"/>
-          <w:szCs w:val="28"/>
-        </w:rPr>
-      </w:pPr>
-      <w:r>
-        <w:rPr>
-          <w:rFonts w:ascii="Times New Roman" w:hAnsi="Times New Roman" w:cs="Times New Roman"/>
-          <w:sz w:val="28"/>
-          <w:szCs w:val="28"/>
-        </w:rPr>
-        <w:t>1. Определить номер варианта как остаток деления на 132 своего</w:t>
-      </w:r>
-      <w:r>
-        <w:rPr>
-          <w:rFonts w:ascii="Times New Roman" w:hAnsi="Times New Roman" w:cs="Times New Roman"/>
-          <w:sz w:val="28"/>
-          <w:szCs w:val="28"/>
+          <w:rFonts w:ascii="TimesNewRomanPSMT" w:eastAsia="Times New Roman" w:hAnsi="TimesNewRomanPSMT" w:cs="Times New Roman"/>
+          <w:color w:val="00000A"/>
+          <w:kern w:val="0"/>
+          <w:sz w:val="28"/>
+          <w:szCs w:val="28"/>
+          <w:lang w:eastAsia="ru-RU"/>
+          <w14:ligatures w14:val="none"/>
+        </w:rPr>
+      </w:pPr>
+      <w:r>
+        <w:rPr>
+          <w:rFonts w:ascii="TimesNewRomanPSMT" w:eastAsia="Times New Roman" w:hAnsi="TimesNewRomanPSMT" w:cs="Times New Roman"/>
+          <w:color w:val="00000A"/>
+          <w:kern w:val="0"/>
+          <w:sz w:val="28"/>
+          <w:szCs w:val="28"/>
+          <w:lang w:eastAsia="ru-RU"/>
+          <w14:ligatures w14:val="none"/>
+        </w:rPr>
+        <w:t>1)</w:t>
+      </w:r>
+      <w:r>
+        <w:rPr>
+          <w:rFonts w:ascii="TimesNewRomanPSMT" w:eastAsia="Times New Roman" w:hAnsi="TimesNewRomanPSMT" w:cs="Times New Roman"/>
+          <w:color w:val="00000A"/>
+          <w:kern w:val="0"/>
+          <w:sz w:val="28"/>
+          <w:szCs w:val="28"/>
+          <w:lang w:eastAsia="ru-RU"/>
+          <w14:ligatures w14:val="none"/>
+        </w:rPr>
+        <w:t xml:space="preserve"> Грошев А.С. Г89 Информатика: Учебник для вузов / А.С. Грошев. – Архангельск, </w:t>
+      </w:r>
+      <w:proofErr w:type="spellStart"/>
+      <w:r>
+        <w:rPr>
+          <w:rFonts w:ascii="TimesNewRomanPSMT" w:eastAsia="Times New Roman" w:hAnsi="TimesNewRomanPSMT" w:cs="Times New Roman"/>
+          <w:color w:val="00000A"/>
+          <w:kern w:val="0"/>
+          <w:sz w:val="28"/>
+          <w:szCs w:val="28"/>
+          <w:lang w:eastAsia="ru-RU"/>
+          <w14:ligatures w14:val="none"/>
+        </w:rPr>
+        <w:t>Арханг</w:t>
+      </w:r>
+      <w:proofErr w:type="spellEnd"/>
+      <w:r>
+        <w:rPr>
+          <w:rFonts w:ascii="TimesNewRomanPSMT" w:eastAsia="Times New Roman" w:hAnsi="TimesNewRomanPSMT" w:cs="Times New Roman"/>
+          <w:color w:val="00000A"/>
+          <w:kern w:val="0"/>
+          <w:sz w:val="28"/>
+          <w:szCs w:val="28"/>
+          <w:lang w:eastAsia="ru-RU"/>
+          <w14:ligatures w14:val="none"/>
+        </w:rPr>
+        <w:t>. гос. техн.</w:t>
+      </w:r>
+      <w:r>
+        <w:rPr>
+          <w:rFonts w:ascii="TimesNewRomanPSMT" w:eastAsia="Times New Roman" w:hAnsi="TimesNewRomanPSMT" w:cs="Times New Roman"/>
+          <w:color w:val="00000A"/>
+          <w:kern w:val="0"/>
+          <w:sz w:val="28"/>
+          <w:szCs w:val="28"/>
+          <w:lang w:eastAsia="ru-RU"/>
+          <w14:ligatures w14:val="none"/>
         </w:rPr>
         <w:t xml:space="preserve"> </w:t>
       </w:r>
       <w:r>
         <w:rPr>
-          <w:rFonts w:ascii="Times New Roman" w:hAnsi="Times New Roman" w:cs="Times New Roman"/>
-          <w:sz w:val="28"/>
-          <w:szCs w:val="28"/>
-        </w:rPr>
-        <w:t>идентификационного номера в ISU: например, 125598 / 132 = 16. В</w:t>
-      </w:r>
-      <w:r>
-        <w:rPr>
-          <w:rFonts w:ascii="Times New Roman" w:hAnsi="Times New Roman" w:cs="Times New Roman"/>
-          <w:sz w:val="28"/>
-          <w:szCs w:val="28"/>
+          <w:rFonts w:ascii="TimesNewRomanPSMT" w:eastAsia="Times New Roman" w:hAnsi="TimesNewRomanPSMT" w:cs="Times New Roman"/>
+          <w:color w:val="00000A"/>
+          <w:kern w:val="0"/>
+          <w:sz w:val="28"/>
+          <w:szCs w:val="28"/>
+          <w:lang w:eastAsia="ru-RU"/>
+          <w14:ligatures w14:val="none"/>
+        </w:rPr>
+        <w:t xml:space="preserve">ун-т, 2010. </w:t>
+      </w:r>
+      <w:r>
+        <w:rPr>
+          <w:rFonts w:ascii="TimesNewRomanPSMT" w:eastAsia="Times New Roman" w:hAnsi="TimesNewRomanPSMT" w:cs="Times New Roman" w:hint="eastAsia"/>
+          <w:color w:val="00000A"/>
+          <w:kern w:val="0"/>
+          <w:sz w:val="28"/>
+          <w:szCs w:val="28"/>
+          <w:lang w:eastAsia="ru-RU"/>
+          <w14:ligatures w14:val="none"/>
+        </w:rPr>
+        <w:t>–</w:t>
+      </w:r>
+      <w:r>
+        <w:rPr>
+          <w:rFonts w:ascii="TimesNewRomanPSMT" w:eastAsia="Times New Roman" w:hAnsi="TimesNewRomanPSMT" w:cs="Times New Roman"/>
+          <w:color w:val="00000A"/>
+          <w:kern w:val="0"/>
+          <w:sz w:val="28"/>
+          <w:szCs w:val="28"/>
+          <w:lang w:eastAsia="ru-RU"/>
+          <w14:ligatures w14:val="none"/>
         </w:rPr>
         <w:t xml:space="preserve"> </w:t>
       </w:r>
       <w:r>
         <w:rPr>
-          <w:rFonts w:ascii="Times New Roman" w:hAnsi="Times New Roman" w:cs="Times New Roman"/>
-          <w:sz w:val="28"/>
-          <w:szCs w:val="28"/>
-        </w:rPr>
-        <w:t>случае, если в обоих указанных днях недели нет занятий, то</w:t>
-      </w:r>
-      <w:r>
-        <w:rPr>
-          <w:rFonts w:ascii="Times New Roman" w:hAnsi="Times New Roman" w:cs="Times New Roman"/>
-          <w:sz w:val="28"/>
-          <w:szCs w:val="28"/>
+          <w:rFonts w:ascii="TimesNewRomanPSMT" w:eastAsia="Times New Roman" w:hAnsi="TimesNewRomanPSMT" w:cs="Times New Roman"/>
+          <w:color w:val="00000A"/>
+          <w:kern w:val="0"/>
+          <w:sz w:val="28"/>
+          <w:szCs w:val="28"/>
+          <w:lang w:eastAsia="ru-RU"/>
+          <w14:ligatures w14:val="none"/>
+        </w:rPr>
+        <w:t xml:space="preserve">470с. </w:t>
+      </w:r>
+    </w:p>
+    <w:p>
+      <w:pPr>
+        <w:spacing w:line="360" w:lineRule="auto"/>
+        <w:jc w:val="both"/>
+        <w:rPr>
+          <w:rFonts w:ascii="TimesNewRomanPSMT" w:eastAsia="Times New Roman" w:hAnsi="TimesNewRomanPSMT" w:cs="Times New Roman"/>
+          <w:color w:val="00000A"/>
+          <w:kern w:val="0"/>
+          <w:sz w:val="28"/>
+          <w:szCs w:val="28"/>
+          <w:lang w:val="en-US" w:eastAsia="ru-RU"/>
+          <w14:ligatures w14:val="none"/>
+        </w:rPr>
+      </w:pPr>
+      <w:r>
+        <w:rPr>
+          <w:rFonts w:ascii="TimesNewRomanPSMT" w:eastAsia="Times New Roman" w:hAnsi="TimesNewRomanPSMT" w:cs="Times New Roman"/>
+          <w:color w:val="00000A"/>
+          <w:kern w:val="0"/>
+          <w:sz w:val="28"/>
+          <w:szCs w:val="28"/>
+          <w:lang w:val="en-US" w:eastAsia="ru-RU"/>
+          <w14:ligatures w14:val="none"/>
+        </w:rPr>
+        <w:t>URL</w:t>
+      </w:r>
+      <w:r>
+        <w:rPr>
+          <w:rFonts w:ascii="TimesNewRomanPSMT" w:eastAsia="Times New Roman" w:hAnsi="TimesNewRomanPSMT" w:cs="Times New Roman"/>
+          <w:color w:val="00000A"/>
+          <w:kern w:val="0"/>
+          <w:sz w:val="28"/>
+          <w:szCs w:val="28"/>
+          <w:lang w:val="en-US" w:eastAsia="ru-RU"/>
+          <w14:ligatures w14:val="none"/>
+        </w:rPr>
+        <w:t>:</w:t>
+      </w:r>
+      <w:r>
+        <w:rPr>
+          <w:rFonts w:ascii="TimesNewRomanPSMT" w:eastAsia="Times New Roman" w:hAnsi="TimesNewRomanPSMT" w:cs="Times New Roman"/>
+          <w:color w:val="00000A"/>
+          <w:kern w:val="0"/>
+          <w:sz w:val="28"/>
+          <w:szCs w:val="28"/>
+          <w:lang w:val="en-US" w:eastAsia="ru-RU"/>
+          <w14:ligatures w14:val="none"/>
         </w:rPr>
         <w:t xml:space="preserve"> </w:t>
       </w:r>
-      <w:r>
-        <w:rPr>
-          <w:rFonts w:ascii="Times New Roman" w:hAnsi="Times New Roman" w:cs="Times New Roman"/>
-          <w:sz w:val="28"/>
-          <w:szCs w:val="28"/>
-        </w:rPr>
-        <w:t>увеличить номер варианта на восемь. В случае, если занятий нет и в</w:t>
-      </w:r>
-      <w:r>
-        <w:rPr>
-          <w:rFonts w:ascii="Times New Roman" w:hAnsi="Times New Roman" w:cs="Times New Roman"/>
-          <w:sz w:val="28"/>
-          <w:szCs w:val="28"/>
+      <w:hyperlink r:id="rId21" w:history="1">
+        <w:r>
+          <w:rPr>
+            <w:rStyle w:val="ad"/>
+            <w:rFonts w:ascii="TimesNewRomanPSMT" w:eastAsia="Times New Roman" w:hAnsi="TimesNewRomanPSMT" w:cs="Times New Roman"/>
+            <w:i/>
+            <w:iCs/>
+            <w:kern w:val="0"/>
+            <w:sz w:val="28"/>
+            <w:szCs w:val="28"/>
+            <w:lang w:val="en-US" w:eastAsia="ru-RU"/>
+            <w14:ligatures w14:val="none"/>
+          </w:rPr>
+          <w:t>https://narfu.ru/university/library/books/0690.pdf</w:t>
+        </w:r>
+      </w:hyperlink>
+    </w:p>
+    <w:p>
+      <w:pPr>
+        <w:spacing w:line="360" w:lineRule="auto"/>
+        <w:jc w:val="both"/>
+        <w:rPr>
+          <w:rFonts w:ascii="TimesNewRomanPSMT" w:eastAsia="Times New Roman" w:hAnsi="TimesNewRomanPSMT" w:cs="Times New Roman"/>
+          <w:color w:val="00000A"/>
+          <w:kern w:val="0"/>
+          <w:sz w:val="28"/>
+          <w:szCs w:val="28"/>
+          <w:lang w:eastAsia="ru-RU"/>
+          <w14:ligatures w14:val="none"/>
+        </w:rPr>
+      </w:pPr>
+      <w:r>
+        <w:rPr>
+          <w:rFonts w:ascii="TimesNewRomanPSMT" w:eastAsia="Times New Roman" w:hAnsi="TimesNewRomanPSMT" w:cs="Times New Roman"/>
+          <w:color w:val="00000A"/>
+          <w:kern w:val="0"/>
+          <w:sz w:val="28"/>
+          <w:szCs w:val="28"/>
+          <w:lang w:eastAsia="ru-RU"/>
+          <w14:ligatures w14:val="none"/>
+        </w:rPr>
+        <w:t>2)</w:t>
+      </w:r>
+      <w:r>
+        <w:rPr>
+          <w:rFonts w:ascii="TimesNewRomanPSMT" w:eastAsia="Times New Roman" w:hAnsi="TimesNewRomanPSMT" w:cs="Times New Roman"/>
+          <w:color w:val="00000A"/>
+          <w:kern w:val="0"/>
+          <w:sz w:val="28"/>
+          <w:szCs w:val="28"/>
+          <w:lang w:eastAsia="ru-RU"/>
+          <w14:ligatures w14:val="none"/>
         </w:rPr>
         <w:t xml:space="preserve"> </w:t>
       </w:r>
       <w:r>
         <w:rPr>
-          <w:rFonts w:ascii="Times New Roman" w:hAnsi="Times New Roman" w:cs="Times New Roman"/>
-          <w:sz w:val="28"/>
-          <w:szCs w:val="28"/>
-        </w:rPr>
-        <w:t>новом наборе дней, то продолжать увеличивать на восемь.</w:t>
-      </w:r>
-    </w:p>
-    <w:p>
-      <w:pPr>
-        <w:spacing w:before="300" w:after="0" w:line="276" w:lineRule="auto"/>
-        <w:ind w:right="850"/>
+          <w:rFonts w:ascii="TimesNewRomanPSMT" w:eastAsia="Times New Roman" w:hAnsi="TimesNewRomanPSMT" w:cs="Times New Roman"/>
+          <w:color w:val="00000A"/>
+          <w:kern w:val="0"/>
+          <w:sz w:val="28"/>
+          <w:szCs w:val="28"/>
+          <w:lang w:eastAsia="ru-RU"/>
+          <w14:ligatures w14:val="none"/>
+        </w:rPr>
+        <w:t>Балакшин П.В., Соснин В.В., Машина Е.А. Информатика. – СПб: Университет ИТМО, 2020. – 122 с.</w:t>
+      </w:r>
+    </w:p>
+    <w:p>
+      <w:pPr>
+        <w:spacing w:line="360" w:lineRule="auto"/>
         <w:jc w:val="both"/>
         <w:rPr>
           <w:rFonts w:ascii="Times New Roman" w:hAnsi="Times New Roman" w:cs="Times New Roman"/>
           <w:sz w:val="28"/>
           <w:szCs w:val="28"/>
-        </w:rPr>
-      </w:pPr>
-      <w:r>
-        <w:rPr>
-          <w:rFonts w:ascii="Times New Roman" w:hAnsi="Times New Roman" w:cs="Times New Roman"/>
-          <w:sz w:val="28"/>
-          <w:szCs w:val="28"/>
-        </w:rPr>
-        <w:t>2. Изучить форму Бэкуса-Наура.</w:t>
-      </w:r>
-    </w:p>
-    <w:p>
-      <w:pPr>
-        <w:spacing w:before="300" w:after="0" w:line="276" w:lineRule="auto"/>
-        <w:ind w:right="850"/>
+          <w:lang w:val="en-US"/>
+        </w:rPr>
+      </w:pPr>
+      <w:r>
+        <w:rPr>
+          <w:rFonts w:ascii="TimesNewRomanPSMT" w:eastAsia="Times New Roman" w:hAnsi="TimesNewRomanPSMT" w:cs="Times New Roman"/>
+          <w:color w:val="00000A"/>
+          <w:kern w:val="0"/>
+          <w:sz w:val="28"/>
+          <w:szCs w:val="28"/>
+          <w:lang w:val="en-US" w:eastAsia="ru-RU"/>
+          <w14:ligatures w14:val="none"/>
+        </w:rPr>
+        <w:t xml:space="preserve">3) </w:t>
+      </w:r>
+      <w:proofErr w:type="spellStart"/>
+      <w:r>
+        <w:rPr>
+          <w:rFonts w:ascii="TimesNewRomanPSMT" w:eastAsia="Times New Roman" w:hAnsi="TimesNewRomanPSMT" w:cs="Times New Roman"/>
+          <w:color w:val="00000A"/>
+          <w:kern w:val="0"/>
+          <w:sz w:val="28"/>
+          <w:szCs w:val="28"/>
+          <w:lang w:val="en-US" w:eastAsia="ru-RU"/>
+          <w14:ligatures w14:val="none"/>
+        </w:rPr>
+        <w:t>Doctor_IT</w:t>
+      </w:r>
+      <w:proofErr w:type="spellEnd"/>
+      <w:r>
+        <w:rPr>
+          <w:rFonts w:ascii="TimesNewRomanPSMT" w:eastAsia="Times New Roman" w:hAnsi="TimesNewRomanPSMT" w:cs="Times New Roman"/>
+          <w:color w:val="00000A"/>
+          <w:kern w:val="0"/>
+          <w:sz w:val="28"/>
+          <w:szCs w:val="28"/>
+          <w:lang w:val="en-US" w:eastAsia="ru-RU"/>
+          <w14:ligatures w14:val="none"/>
+        </w:rPr>
+        <w:t xml:space="preserve"> </w:t>
+      </w:r>
+      <w:r>
+        <w:rPr>
+          <w:rFonts w:ascii="TimesNewRomanPSMT" w:eastAsia="Times New Roman" w:hAnsi="TimesNewRomanPSMT" w:cs="Times New Roman" w:hint="eastAsia"/>
+          <w:color w:val="00000A"/>
+          <w:kern w:val="0"/>
+          <w:sz w:val="28"/>
+          <w:szCs w:val="28"/>
+          <w:lang w:val="en-US" w:eastAsia="ru-RU"/>
+          <w14:ligatures w14:val="none"/>
+        </w:rPr>
+        <w:t>–</w:t>
+      </w:r>
+      <w:r>
+        <w:rPr>
+          <w:lang w:val="en-US"/>
+        </w:rPr>
+        <w:t xml:space="preserve"> </w:t>
+      </w:r>
+      <w:proofErr w:type="spellStart"/>
+      <w:r>
+        <w:rPr>
+          <w:rFonts w:ascii="Times New Roman" w:hAnsi="Times New Roman" w:cs="Times New Roman"/>
+          <w:sz w:val="28"/>
+          <w:szCs w:val="28"/>
+          <w:lang w:val="en-US"/>
+        </w:rPr>
+        <w:t>Основы</w:t>
+      </w:r>
+      <w:proofErr w:type="spellEnd"/>
+      <w:r>
+        <w:rPr>
+          <w:rFonts w:ascii="Times New Roman" w:hAnsi="Times New Roman" w:cs="Times New Roman"/>
+          <w:sz w:val="28"/>
+          <w:szCs w:val="28"/>
+          <w:lang w:val="en-US"/>
+        </w:rPr>
+        <w:t xml:space="preserve"> </w:t>
+      </w:r>
+      <w:proofErr w:type="spellStart"/>
+      <w:r>
+        <w:rPr>
+          <w:rFonts w:ascii="Times New Roman" w:hAnsi="Times New Roman" w:cs="Times New Roman"/>
+          <w:sz w:val="28"/>
+          <w:szCs w:val="28"/>
+          <w:lang w:val="en-US"/>
+        </w:rPr>
+        <w:t>парсинга</w:t>
+      </w:r>
+      <w:proofErr w:type="spellEnd"/>
+      <w:r>
+        <w:rPr>
+          <w:rFonts w:ascii="Times New Roman" w:hAnsi="Times New Roman" w:cs="Times New Roman"/>
+          <w:sz w:val="28"/>
+          <w:szCs w:val="28"/>
+          <w:lang w:val="en-US"/>
+        </w:rPr>
+        <w:t xml:space="preserve"> </w:t>
+      </w:r>
+      <w:proofErr w:type="spellStart"/>
+      <w:r>
+        <w:rPr>
+          <w:rFonts w:ascii="Times New Roman" w:hAnsi="Times New Roman" w:cs="Times New Roman"/>
+          <w:sz w:val="28"/>
+          <w:szCs w:val="28"/>
+          <w:lang w:val="en-US"/>
+        </w:rPr>
+        <w:t>на</w:t>
+      </w:r>
+      <w:proofErr w:type="spellEnd"/>
+      <w:r>
+        <w:rPr>
+          <w:rFonts w:ascii="Times New Roman" w:hAnsi="Times New Roman" w:cs="Times New Roman"/>
+          <w:sz w:val="28"/>
+          <w:szCs w:val="28"/>
+          <w:lang w:val="en-US"/>
+        </w:rPr>
+        <w:t xml:space="preserve"> Python: </w:t>
+      </w:r>
+      <w:proofErr w:type="spellStart"/>
+      <w:r>
+        <w:rPr>
+          <w:rFonts w:ascii="Times New Roman" w:hAnsi="Times New Roman" w:cs="Times New Roman"/>
+          <w:sz w:val="28"/>
+          <w:szCs w:val="28"/>
+          <w:lang w:val="en-US"/>
+        </w:rPr>
+        <w:t>от</w:t>
+      </w:r>
+      <w:proofErr w:type="spellEnd"/>
+      <w:r>
+        <w:rPr>
+          <w:rFonts w:ascii="Times New Roman" w:hAnsi="Times New Roman" w:cs="Times New Roman"/>
+          <w:sz w:val="28"/>
+          <w:szCs w:val="28"/>
+          <w:lang w:val="en-US"/>
+        </w:rPr>
+        <w:t xml:space="preserve"> Requests </w:t>
+      </w:r>
+      <w:proofErr w:type="spellStart"/>
+      <w:r>
+        <w:rPr>
+          <w:rFonts w:ascii="Times New Roman" w:hAnsi="Times New Roman" w:cs="Times New Roman"/>
+          <w:sz w:val="28"/>
+          <w:szCs w:val="28"/>
+          <w:lang w:val="en-US"/>
+        </w:rPr>
+        <w:t>до</w:t>
+      </w:r>
+      <w:proofErr w:type="spellEnd"/>
+      <w:r>
+        <w:rPr>
+          <w:rFonts w:ascii="Times New Roman" w:hAnsi="Times New Roman" w:cs="Times New Roman"/>
+          <w:sz w:val="28"/>
+          <w:szCs w:val="28"/>
+          <w:lang w:val="en-US"/>
+        </w:rPr>
+        <w:t xml:space="preserve"> Selenium</w:t>
+      </w:r>
+    </w:p>
+    <w:p>
+      <w:pPr>
+        <w:spacing w:line="360" w:lineRule="auto"/>
         <w:jc w:val="both"/>
         <w:rPr>
-          <w:rFonts w:ascii="Times New Roman" w:hAnsi="Times New Roman" w:cs="Times New Roman"/>
-          <w:sz w:val="28"/>
-          <w:szCs w:val="28"/>
-        </w:rPr>
-      </w:pPr>
-      <w:r>
-        <w:rPr>
-          <w:rFonts w:ascii="Times New Roman" w:hAnsi="Times New Roman" w:cs="Times New Roman"/>
-          <w:sz w:val="28"/>
-          <w:szCs w:val="28"/>
-        </w:rPr>
-        <w:t>3. Изучить основные принципы организации формальных грамматик.</w:t>
-      </w:r>
-    </w:p>
-    <w:p>
-      <w:pPr>
-        <w:spacing w:before="300" w:after="0" w:line="276" w:lineRule="auto"/>
-        <w:ind w:right="850"/>
-        <w:jc w:val="both"/>
-        <w:rPr>
-          <w:rFonts w:ascii="Times New Roman" w:hAnsi="Times New Roman" w:cs="Times New Roman"/>
-          <w:sz w:val="28"/>
-          <w:szCs w:val="28"/>
-        </w:rPr>
-      </w:pPr>
-      <w:r>
-        <w:rPr>
-          <w:rFonts w:ascii="Times New Roman" w:hAnsi="Times New Roman" w:cs="Times New Roman"/>
-          <w:sz w:val="28"/>
-          <w:szCs w:val="28"/>
-        </w:rPr>
-        <w:t>4. Изучить особенности языков разметки/форматов JSON, RON, HCL,</w:t>
-      </w:r>
-      <w:r>
-        <w:rPr>
-          <w:rFonts w:ascii="Times New Roman" w:hAnsi="Times New Roman" w:cs="Times New Roman"/>
-          <w:sz w:val="28"/>
-          <w:szCs w:val="28"/>
-        </w:rPr>
-        <w:t xml:space="preserve"> </w:t>
-      </w:r>
-      <w:r>
-        <w:rPr>
-          <w:rFonts w:ascii="Times New Roman" w:hAnsi="Times New Roman" w:cs="Times New Roman"/>
-          <w:sz w:val="28"/>
-          <w:szCs w:val="28"/>
-        </w:rPr>
-        <w:t>YAML, TOML, INI, XML.</w:t>
-      </w:r>
-    </w:p>
-    <w:p>
-      <w:pPr>
-        <w:spacing w:before="300" w:after="0" w:line="276" w:lineRule="auto"/>
-        <w:ind w:right="850"/>
-        <w:jc w:val="both"/>
-        <w:rPr>
-          <w:rFonts w:ascii="Times New Roman" w:hAnsi="Times New Roman" w:cs="Times New Roman"/>
-          <w:sz w:val="28"/>
-          <w:szCs w:val="28"/>
-        </w:rPr>
-      </w:pPr>
-      <w:r>
-        <w:rPr>
-          <w:rFonts w:ascii="Times New Roman" w:hAnsi="Times New Roman" w:cs="Times New Roman"/>
-          <w:sz w:val="28"/>
-          <w:szCs w:val="28"/>
-        </w:rPr>
-        <w:t>5. Понять устройство страницы с расписанием на примере расписания</w:t>
-      </w:r>
-      <w:r>
-        <w:rPr>
-          <w:rFonts w:ascii="Times New Roman" w:hAnsi="Times New Roman" w:cs="Times New Roman"/>
-          <w:sz w:val="28"/>
-          <w:szCs w:val="28"/>
-        </w:rPr>
-        <w:t xml:space="preserve"> </w:t>
-      </w:r>
-      <w:r>
-        <w:rPr>
-          <w:rFonts w:ascii="Times New Roman" w:hAnsi="Times New Roman" w:cs="Times New Roman"/>
-          <w:sz w:val="28"/>
-          <w:szCs w:val="28"/>
-        </w:rPr>
-        <w:t>лектора: https://itmo.ru/ru/schedule/3/125598/raspisanie_zanyatiy.htm</w:t>
-      </w:r>
-    </w:p>
-    <w:p>
-      <w:pPr>
-        <w:spacing w:before="300" w:after="0" w:line="276" w:lineRule="auto"/>
-        <w:ind w:right="850"/>
-        <w:jc w:val="both"/>
-        <w:rPr>
-          <w:rFonts w:ascii="Times New Roman" w:hAnsi="Times New Roman" w:cs="Times New Roman"/>
-          <w:sz w:val="28"/>
-          <w:szCs w:val="28"/>
-        </w:rPr>
-      </w:pPr>
-      <w:r>
-        <w:rPr>
-          <w:rFonts w:ascii="Times New Roman" w:hAnsi="Times New Roman" w:cs="Times New Roman"/>
-          <w:sz w:val="28"/>
-          <w:szCs w:val="28"/>
-        </w:rPr>
-        <w:t>6. Исходя из структуры расписания конкретного дня, сформировать файл с расписанием в формате, указанном в задании в качестве исходного. При этом необходимо, чтобы хотя бы в одной из выбранных дней было не менее двух занятий (можно использовать своё персональное). В случае, если в данный день недели нет таких занятий, то увеличить номер варианта ещё на восемь.</w:t>
-      </w:r>
-    </w:p>
-    <w:p>
-      <w:pPr>
-        <w:spacing w:before="300" w:after="0" w:line="276" w:lineRule="auto"/>
-        <w:ind w:right="850"/>
-        <w:jc w:val="both"/>
-        <w:rPr>
-          <w:rFonts w:ascii="Times New Roman" w:hAnsi="Times New Roman" w:cs="Times New Roman"/>
-          <w:sz w:val="28"/>
-          <w:szCs w:val="28"/>
-        </w:rPr>
-      </w:pPr>
-      <w:r>
-        <w:rPr>
-          <w:rFonts w:ascii="Times New Roman" w:hAnsi="Times New Roman" w:cs="Times New Roman"/>
-          <w:sz w:val="28"/>
-          <w:szCs w:val="28"/>
-        </w:rPr>
-        <w:t xml:space="preserve">7. </w:t>
-      </w:r>
-      <w:r>
-        <w:rPr>
-          <w:rFonts w:ascii="Times New Roman" w:hAnsi="Times New Roman" w:cs="Times New Roman"/>
-          <w:b/>
-          <w:bCs/>
-          <w:sz w:val="28"/>
-          <w:szCs w:val="28"/>
-        </w:rPr>
-        <w:t>Обязательное задание</w:t>
-      </w:r>
-      <w:r>
-        <w:rPr>
-          <w:rFonts w:ascii="Times New Roman" w:hAnsi="Times New Roman" w:cs="Times New Roman"/>
-          <w:sz w:val="28"/>
-          <w:szCs w:val="28"/>
-        </w:rPr>
-        <w:t xml:space="preserve"> (позволяет набрать до 50 процентов от максимального числа баллов </w:t>
-      </w:r>
-      <w:proofErr w:type="spellStart"/>
-      <w:r>
-        <w:rPr>
-          <w:rFonts w:ascii="Times New Roman" w:hAnsi="Times New Roman" w:cs="Times New Roman"/>
-          <w:sz w:val="28"/>
-          <w:szCs w:val="28"/>
-        </w:rPr>
-        <w:t>БаРС</w:t>
-      </w:r>
-      <w:proofErr w:type="spellEnd"/>
-      <w:r>
-        <w:rPr>
-          <w:rFonts w:ascii="Times New Roman" w:hAnsi="Times New Roman" w:cs="Times New Roman"/>
-          <w:sz w:val="28"/>
-          <w:szCs w:val="28"/>
-        </w:rPr>
-        <w:t xml:space="preserve"> за данную лабораторную). Написать программу на языке Python 3.x или любом другом, которая:</w:t>
-      </w:r>
-    </w:p>
-    <w:p>
-      <w:pPr>
-        <w:spacing w:before="300" w:after="0" w:line="276" w:lineRule="auto"/>
-        <w:ind w:right="850"/>
-        <w:jc w:val="both"/>
-        <w:rPr>
-          <w:rFonts w:ascii="Times New Roman" w:hAnsi="Times New Roman" w:cs="Times New Roman"/>
-          <w:sz w:val="28"/>
-          <w:szCs w:val="28"/>
-        </w:rPr>
-      </w:pPr>
-      <w:r>
-        <w:rPr>
-          <w:rFonts w:ascii="Times New Roman" w:hAnsi="Times New Roman" w:cs="Times New Roman"/>
-          <w:sz w:val="28"/>
-          <w:szCs w:val="28"/>
-        </w:rPr>
-        <w:t>• осуществляет парсинг и конвертацию исходного файла в</w:t>
-      </w:r>
-      <w:r>
-        <w:rPr>
-          <w:rFonts w:ascii="Times New Roman" w:hAnsi="Times New Roman" w:cs="Times New Roman"/>
-          <w:sz w:val="28"/>
-          <w:szCs w:val="28"/>
-        </w:rPr>
-        <w:t xml:space="preserve"> </w:t>
-      </w:r>
-      <w:r>
-        <w:rPr>
-          <w:rFonts w:ascii="Times New Roman" w:hAnsi="Times New Roman" w:cs="Times New Roman"/>
-          <w:sz w:val="28"/>
-          <w:szCs w:val="28"/>
-        </w:rPr>
-        <w:t>бинарный объект (=</w:t>
-      </w:r>
-      <w:proofErr w:type="spellStart"/>
-      <w:r>
-        <w:rPr>
-          <w:rFonts w:ascii="Times New Roman" w:hAnsi="Times New Roman" w:cs="Times New Roman"/>
-          <w:sz w:val="28"/>
-          <w:szCs w:val="28"/>
-        </w:rPr>
-        <w:t>десериализацию</w:t>
-      </w:r>
-      <w:proofErr w:type="spellEnd"/>
-      <w:r>
-        <w:rPr>
-          <w:rFonts w:ascii="Times New Roman" w:hAnsi="Times New Roman" w:cs="Times New Roman"/>
-          <w:sz w:val="28"/>
-          <w:szCs w:val="28"/>
-        </w:rPr>
-        <w:t>);</w:t>
-      </w:r>
-    </w:p>
-    <w:p>
-      <w:pPr>
-        <w:spacing w:before="300" w:after="0" w:line="276" w:lineRule="auto"/>
-        <w:ind w:right="850"/>
-        <w:jc w:val="both"/>
-        <w:rPr>
-          <w:rFonts w:ascii="Times New Roman" w:hAnsi="Times New Roman" w:cs="Times New Roman"/>
-          <w:sz w:val="28"/>
-          <w:szCs w:val="28"/>
-        </w:rPr>
-      </w:pPr>
-      <w:r>
-        <w:rPr>
-          <w:rFonts w:ascii="Times New Roman" w:hAnsi="Times New Roman" w:cs="Times New Roman"/>
-          <w:sz w:val="28"/>
-          <w:szCs w:val="28"/>
-        </w:rPr>
-        <w:t>• для решения задачи использует формальные грамматики; то есть</w:t>
-      </w:r>
-      <w:r>
-        <w:rPr>
-          <w:rFonts w:ascii="Times New Roman" w:hAnsi="Times New Roman" w:cs="Times New Roman"/>
-          <w:sz w:val="28"/>
-          <w:szCs w:val="28"/>
-        </w:rPr>
-        <w:t xml:space="preserve"> </w:t>
-      </w:r>
-      <w:r>
-        <w:rPr>
-          <w:rFonts w:ascii="Times New Roman" w:hAnsi="Times New Roman" w:cs="Times New Roman"/>
-          <w:sz w:val="28"/>
-          <w:szCs w:val="28"/>
-        </w:rPr>
-        <w:t>ваш</w:t>
-      </w:r>
-      <w:r>
-        <w:rPr>
-          <w:rFonts w:ascii="Times New Roman" w:hAnsi="Times New Roman" w:cs="Times New Roman"/>
-          <w:sz w:val="28"/>
-          <w:szCs w:val="28"/>
-        </w:rPr>
-        <w:t xml:space="preserve"> </w:t>
-      </w:r>
-      <w:r>
-        <w:rPr>
-          <w:rFonts w:ascii="Times New Roman" w:hAnsi="Times New Roman" w:cs="Times New Roman"/>
-          <w:sz w:val="28"/>
-          <w:szCs w:val="28"/>
-        </w:rPr>
-        <w:t>код должен уметь осуществлять парсинг и конвертацию</w:t>
-      </w:r>
-      <w:r>
-        <w:rPr>
-          <w:rFonts w:ascii="Times New Roman" w:hAnsi="Times New Roman" w:cs="Times New Roman"/>
-          <w:sz w:val="28"/>
-          <w:szCs w:val="28"/>
-        </w:rPr>
-        <w:t xml:space="preserve"> </w:t>
-      </w:r>
-      <w:r>
-        <w:rPr>
-          <w:rFonts w:ascii="Times New Roman" w:hAnsi="Times New Roman" w:cs="Times New Roman"/>
-          <w:sz w:val="28"/>
-          <w:szCs w:val="28"/>
-        </w:rPr>
-        <w:t>любых данных, представленных в исходном формате, в данные,</w:t>
-      </w:r>
-      <w:r>
-        <w:rPr>
-          <w:rFonts w:ascii="Times New Roman" w:hAnsi="Times New Roman" w:cs="Times New Roman"/>
-          <w:sz w:val="28"/>
-          <w:szCs w:val="28"/>
-        </w:rPr>
-        <w:t xml:space="preserve"> </w:t>
-      </w:r>
-      <w:r>
-        <w:rPr>
-          <w:rFonts w:ascii="Times New Roman" w:hAnsi="Times New Roman" w:cs="Times New Roman"/>
-          <w:sz w:val="28"/>
-          <w:szCs w:val="28"/>
-        </w:rPr>
-        <w:t>представленные в результирующем формате (как с готовыми</w:t>
-      </w:r>
-      <w:r>
-        <w:rPr>
-          <w:rFonts w:ascii="Times New Roman" w:hAnsi="Times New Roman" w:cs="Times New Roman"/>
-          <w:sz w:val="28"/>
-          <w:szCs w:val="28"/>
-        </w:rPr>
-        <w:t xml:space="preserve"> </w:t>
-      </w:r>
-      <w:r>
-        <w:rPr>
-          <w:rFonts w:ascii="Times New Roman" w:hAnsi="Times New Roman" w:cs="Times New Roman"/>
-          <w:sz w:val="28"/>
-          <w:szCs w:val="28"/>
-        </w:rPr>
-        <w:t>библиотеками из дополнительного задания №2);</w:t>
-      </w:r>
-    </w:p>
-    <w:p>
-      <w:pPr>
-        <w:spacing w:before="300" w:after="0" w:line="276" w:lineRule="auto"/>
-        <w:ind w:right="850"/>
-        <w:jc w:val="both"/>
-        <w:rPr>
-          <w:rFonts w:ascii="Times New Roman" w:hAnsi="Times New Roman" w:cs="Times New Roman"/>
-          <w:sz w:val="28"/>
-          <w:szCs w:val="28"/>
-        </w:rPr>
-      </w:pPr>
-      <w:r>
-        <w:rPr>
-          <w:rFonts w:ascii="Times New Roman" w:hAnsi="Times New Roman" w:cs="Times New Roman"/>
-          <w:sz w:val="28"/>
-          <w:szCs w:val="28"/>
-        </w:rPr>
-        <w:t>• не использует готовые библиотеки, в том числе регулярные</w:t>
-      </w:r>
-      <w:r>
-        <w:rPr>
-          <w:rFonts w:ascii="Times New Roman" w:hAnsi="Times New Roman" w:cs="Times New Roman"/>
-          <w:sz w:val="28"/>
-          <w:szCs w:val="28"/>
-        </w:rPr>
-        <w:t xml:space="preserve"> </w:t>
-      </w:r>
-      <w:r>
-        <w:rPr>
-          <w:rFonts w:ascii="Times New Roman" w:hAnsi="Times New Roman" w:cs="Times New Roman"/>
-          <w:sz w:val="28"/>
-          <w:szCs w:val="28"/>
-        </w:rPr>
-        <w:t>выражения в Python и библиотеки для загрузки файлов.</w:t>
-      </w:r>
-    </w:p>
-    <w:p>
-      <w:pPr>
-        <w:spacing w:before="300" w:after="0" w:line="276" w:lineRule="auto"/>
-        <w:ind w:right="850"/>
-        <w:jc w:val="both"/>
-        <w:rPr>
-          <w:rFonts w:ascii="Times New Roman" w:hAnsi="Times New Roman" w:cs="Times New Roman"/>
-          <w:sz w:val="28"/>
-          <w:szCs w:val="28"/>
-        </w:rPr>
-      </w:pPr>
-      <w:r>
-        <w:rPr>
-          <w:rFonts w:ascii="Times New Roman" w:hAnsi="Times New Roman" w:cs="Times New Roman"/>
-          <w:sz w:val="28"/>
-          <w:szCs w:val="28"/>
-        </w:rPr>
-        <w:lastRenderedPageBreak/>
-        <w:t xml:space="preserve">8. </w:t>
-      </w:r>
-      <w:r>
-        <w:rPr>
-          <w:rFonts w:ascii="Times New Roman" w:hAnsi="Times New Roman" w:cs="Times New Roman"/>
+          <w:rFonts w:ascii="TimesNewRomanPSMT" w:eastAsia="Times New Roman" w:hAnsi="TimesNewRomanPSMT" w:cs="Times New Roman"/>
+          <w:color w:val="00000A"/>
+          <w:kern w:val="0"/>
+          <w:sz w:val="28"/>
+          <w:szCs w:val="28"/>
+          <w:lang w:val="en-US" w:eastAsia="ru-RU"/>
+          <w14:ligatures w14:val="none"/>
+        </w:rPr>
+      </w:pPr>
+      <w:r>
+        <w:rPr>
+          <w:rFonts w:ascii="TimesNewRomanPSMT" w:eastAsia="Times New Roman" w:hAnsi="TimesNewRomanPSMT" w:cs="Times New Roman"/>
+          <w:color w:val="00000A"/>
+          <w:kern w:val="0"/>
+          <w:sz w:val="28"/>
+          <w:szCs w:val="28"/>
+          <w:lang w:val="en-US" w:eastAsia="ru-RU"/>
+          <w14:ligatures w14:val="none"/>
+        </w:rPr>
+        <w:t xml:space="preserve">URL: </w:t>
+      </w:r>
+      <w:r>
+        <w:rPr>
+          <w:rFonts w:ascii="TimesNewRomanPSMT" w:eastAsia="Times New Roman" w:hAnsi="TimesNewRomanPSMT" w:cs="Times New Roman"/>
           <w:i/>
           <w:iCs/>
-          <w:sz w:val="28"/>
-          <w:szCs w:val="28"/>
-        </w:rPr>
-        <w:t>Дополнительное задание №1</w:t>
-      </w:r>
-      <w:r>
-        <w:rPr>
-          <w:rFonts w:ascii="Times New Roman" w:hAnsi="Times New Roman" w:cs="Times New Roman"/>
-          <w:sz w:val="28"/>
-          <w:szCs w:val="28"/>
-        </w:rPr>
-        <w:t xml:space="preserve"> (позволяет набрать +15 процентов от максимального числа баллов </w:t>
-      </w:r>
-      <w:proofErr w:type="spellStart"/>
-      <w:r>
-        <w:rPr>
-          <w:rFonts w:ascii="Times New Roman" w:hAnsi="Times New Roman" w:cs="Times New Roman"/>
-          <w:sz w:val="28"/>
-          <w:szCs w:val="28"/>
-        </w:rPr>
-        <w:t>БаРС</w:t>
-      </w:r>
-      <w:proofErr w:type="spellEnd"/>
-      <w:r>
-        <w:rPr>
-          <w:rFonts w:ascii="Times New Roman" w:hAnsi="Times New Roman" w:cs="Times New Roman"/>
-          <w:sz w:val="28"/>
-          <w:szCs w:val="28"/>
-        </w:rPr>
-        <w:t xml:space="preserve"> за данную лабораторную). Написать программу на языке Python 3.x или любом другом, которая:</w:t>
-      </w:r>
-    </w:p>
-    <w:p>
-      <w:pPr>
-        <w:spacing w:before="300" w:after="0" w:line="276" w:lineRule="auto"/>
-        <w:ind w:right="850"/>
-        <w:jc w:val="both"/>
-        <w:rPr>
-          <w:rFonts w:ascii="Times New Roman" w:hAnsi="Times New Roman" w:cs="Times New Roman"/>
-          <w:sz w:val="28"/>
-          <w:szCs w:val="28"/>
-        </w:rPr>
-      </w:pPr>
-      <w:r>
-        <w:rPr>
-          <w:rFonts w:ascii="Times New Roman" w:hAnsi="Times New Roman" w:cs="Times New Roman"/>
-          <w:sz w:val="28"/>
-          <w:szCs w:val="28"/>
-        </w:rPr>
-        <w:t>• осуществляет парсинг и конвертацию бинар</w:t>
-      </w:r>
-      <w:r>
-        <w:rPr>
-          <w:rFonts w:ascii="Times New Roman" w:hAnsi="Times New Roman" w:cs="Times New Roman"/>
-          <w:sz w:val="28"/>
-          <w:szCs w:val="28"/>
-        </w:rPr>
-        <w:t>ного</w:t>
-      </w:r>
-      <w:r>
-        <w:rPr>
-          <w:rFonts w:ascii="Times New Roman" w:hAnsi="Times New Roman" w:cs="Times New Roman"/>
-          <w:sz w:val="28"/>
-          <w:szCs w:val="28"/>
-        </w:rPr>
-        <w:t xml:space="preserve"> объекта,</w:t>
-      </w:r>
-    </w:p>
-    <w:p>
-      <w:pPr>
-        <w:spacing w:before="300" w:after="0" w:line="276" w:lineRule="auto"/>
-        <w:ind w:right="850"/>
-        <w:jc w:val="both"/>
-        <w:rPr>
-          <w:rFonts w:ascii="Times New Roman" w:hAnsi="Times New Roman" w:cs="Times New Roman"/>
-          <w:sz w:val="28"/>
-          <w:szCs w:val="28"/>
-        </w:rPr>
-      </w:pPr>
-      <w:r>
-        <w:rPr>
-          <w:rFonts w:ascii="Times New Roman" w:hAnsi="Times New Roman" w:cs="Times New Roman"/>
-          <w:sz w:val="28"/>
-          <w:szCs w:val="28"/>
-        </w:rPr>
-        <w:t>полученного в обязательном задании, в новый формат</w:t>
-      </w:r>
-      <w:r>
-        <w:rPr>
-          <w:rFonts w:ascii="Times New Roman" w:hAnsi="Times New Roman" w:cs="Times New Roman"/>
-          <w:sz w:val="28"/>
-          <w:szCs w:val="28"/>
-        </w:rPr>
-        <w:t xml:space="preserve"> </w:t>
-      </w:r>
-      <w:r>
-        <w:rPr>
-          <w:rFonts w:ascii="Times New Roman" w:hAnsi="Times New Roman" w:cs="Times New Roman"/>
-          <w:sz w:val="28"/>
-          <w:szCs w:val="28"/>
-        </w:rPr>
-        <w:t>(=сериализацию);</w:t>
-      </w:r>
-    </w:p>
-    <w:p>
-      <w:pPr>
-        <w:spacing w:before="300" w:after="0" w:line="276" w:lineRule="auto"/>
-        <w:ind w:right="850"/>
-        <w:jc w:val="both"/>
-        <w:rPr>
-          <w:rFonts w:ascii="Times New Roman" w:hAnsi="Times New Roman" w:cs="Times New Roman"/>
-          <w:sz w:val="28"/>
-          <w:szCs w:val="28"/>
-        </w:rPr>
-      </w:pPr>
-      <w:r>
-        <w:rPr>
-          <w:rFonts w:ascii="Times New Roman" w:hAnsi="Times New Roman" w:cs="Times New Roman"/>
-          <w:sz w:val="28"/>
-          <w:szCs w:val="28"/>
-        </w:rPr>
-        <w:t>• для решения задачи использует формальные грамматики;</w:t>
-      </w:r>
-    </w:p>
-    <w:p>
-      <w:pPr>
-        <w:spacing w:before="300" w:after="0" w:line="276" w:lineRule="auto"/>
-        <w:ind w:right="850"/>
-        <w:jc w:val="both"/>
-        <w:rPr>
-          <w:rFonts w:ascii="Times New Roman" w:hAnsi="Times New Roman" w:cs="Times New Roman"/>
-          <w:sz w:val="28"/>
-          <w:szCs w:val="28"/>
-        </w:rPr>
-      </w:pPr>
-      <w:r>
-        <w:rPr>
-          <w:rFonts w:ascii="Times New Roman" w:hAnsi="Times New Roman" w:cs="Times New Roman"/>
-          <w:sz w:val="28"/>
-          <w:szCs w:val="28"/>
-        </w:rPr>
-        <w:t>• не использует готовые библиотеки, в том числе регулярные</w:t>
-      </w:r>
-    </w:p>
-    <w:p>
-      <w:pPr>
-        <w:spacing w:before="300" w:after="0" w:line="276" w:lineRule="auto"/>
-        <w:ind w:right="850"/>
-        <w:jc w:val="both"/>
-        <w:rPr>
-          <w:rFonts w:ascii="Times New Roman" w:hAnsi="Times New Roman" w:cs="Times New Roman"/>
-          <w:sz w:val="28"/>
-          <w:szCs w:val="28"/>
-        </w:rPr>
-      </w:pPr>
-      <w:r>
-        <w:rPr>
-          <w:rFonts w:ascii="Times New Roman" w:hAnsi="Times New Roman" w:cs="Times New Roman"/>
-          <w:sz w:val="28"/>
-          <w:szCs w:val="28"/>
-        </w:rPr>
-        <w:t>выражения в Python и библиотеки для загрузки файлов.</w:t>
-      </w:r>
-    </w:p>
-    <w:p>
-      <w:pPr>
-        <w:spacing w:before="300" w:after="0" w:line="276" w:lineRule="auto"/>
-        <w:ind w:right="850"/>
-        <w:jc w:val="both"/>
-        <w:rPr>
-          <w:rFonts w:ascii="Times New Roman" w:hAnsi="Times New Roman" w:cs="Times New Roman"/>
-          <w:sz w:val="28"/>
-          <w:szCs w:val="28"/>
-        </w:rPr>
-      </w:pPr>
-      <w:r>
-        <w:rPr>
-          <w:rFonts w:ascii="Times New Roman" w:hAnsi="Times New Roman" w:cs="Times New Roman"/>
-          <w:sz w:val="28"/>
-          <w:szCs w:val="28"/>
-        </w:rPr>
-        <w:t xml:space="preserve">9. </w:t>
-      </w:r>
-      <w:r>
-        <w:rPr>
-          <w:rFonts w:ascii="Times New Roman" w:hAnsi="Times New Roman" w:cs="Times New Roman"/>
-          <w:i/>
-          <w:iCs/>
-          <w:sz w:val="28"/>
-          <w:szCs w:val="28"/>
-        </w:rPr>
-        <w:t>Дополнительное задание №2</w:t>
-      </w:r>
-      <w:r>
-        <w:rPr>
-          <w:rFonts w:ascii="Times New Roman" w:hAnsi="Times New Roman" w:cs="Times New Roman"/>
-          <w:sz w:val="28"/>
-          <w:szCs w:val="28"/>
-        </w:rPr>
-        <w:t xml:space="preserve"> (позволяет набрать +10 процентов от</w:t>
-      </w:r>
-      <w:r>
-        <w:rPr>
-          <w:rFonts w:ascii="Times New Roman" w:hAnsi="Times New Roman" w:cs="Times New Roman"/>
-          <w:sz w:val="28"/>
-          <w:szCs w:val="28"/>
-        </w:rPr>
-        <w:t xml:space="preserve"> </w:t>
-      </w:r>
-      <w:r>
-        <w:rPr>
-          <w:rFonts w:ascii="Times New Roman" w:hAnsi="Times New Roman" w:cs="Times New Roman"/>
-          <w:sz w:val="28"/>
-          <w:szCs w:val="28"/>
-        </w:rPr>
-        <w:t xml:space="preserve">максимального числа баллов </w:t>
-      </w:r>
-      <w:proofErr w:type="spellStart"/>
-      <w:r>
-        <w:rPr>
-          <w:rFonts w:ascii="Times New Roman" w:hAnsi="Times New Roman" w:cs="Times New Roman"/>
-          <w:sz w:val="28"/>
-          <w:szCs w:val="28"/>
-        </w:rPr>
-        <w:t>БаРС</w:t>
-      </w:r>
-      <w:proofErr w:type="spellEnd"/>
-      <w:r>
-        <w:rPr>
-          <w:rFonts w:ascii="Times New Roman" w:hAnsi="Times New Roman" w:cs="Times New Roman"/>
-          <w:sz w:val="28"/>
-          <w:szCs w:val="28"/>
-        </w:rPr>
-        <w:t xml:space="preserve"> за данную лабораторную).</w:t>
-      </w:r>
-    </w:p>
-    <w:p>
-      <w:pPr>
-        <w:spacing w:before="300" w:after="0" w:line="276" w:lineRule="auto"/>
-        <w:ind w:right="850"/>
-        <w:jc w:val="both"/>
-        <w:rPr>
-          <w:rFonts w:ascii="Times New Roman" w:hAnsi="Times New Roman" w:cs="Times New Roman"/>
-          <w:sz w:val="28"/>
-          <w:szCs w:val="28"/>
-        </w:rPr>
-      </w:pPr>
-      <w:r>
-        <w:rPr>
-          <w:rFonts w:ascii="Times New Roman" w:hAnsi="Times New Roman" w:cs="Times New Roman"/>
-          <w:sz w:val="28"/>
-          <w:szCs w:val="28"/>
-        </w:rPr>
-        <w:t>a) Найти готовые библиотеки, осуществляющие аналогичный</w:t>
-      </w:r>
-      <w:r>
-        <w:rPr>
-          <w:rFonts w:ascii="Times New Roman" w:hAnsi="Times New Roman" w:cs="Times New Roman"/>
-          <w:sz w:val="28"/>
-          <w:szCs w:val="28"/>
-        </w:rPr>
-        <w:t xml:space="preserve"> </w:t>
-      </w:r>
-      <w:r>
-        <w:rPr>
-          <w:rFonts w:ascii="Times New Roman" w:hAnsi="Times New Roman" w:cs="Times New Roman"/>
-          <w:sz w:val="28"/>
-          <w:szCs w:val="28"/>
-        </w:rPr>
-        <w:t>парсинг и конвертацию файлов (</w:t>
-      </w:r>
-      <w:proofErr w:type="spellStart"/>
-      <w:r>
-        <w:rPr>
-          <w:rFonts w:ascii="Times New Roman" w:hAnsi="Times New Roman" w:cs="Times New Roman"/>
-          <w:sz w:val="28"/>
-          <w:szCs w:val="28"/>
-        </w:rPr>
-        <w:t>десериализацию</w:t>
-      </w:r>
-      <w:proofErr w:type="spellEnd"/>
-      <w:r>
-        <w:rPr>
-          <w:rFonts w:ascii="Times New Roman" w:hAnsi="Times New Roman" w:cs="Times New Roman"/>
-          <w:sz w:val="28"/>
-          <w:szCs w:val="28"/>
-        </w:rPr>
-        <w:t xml:space="preserve"> и</w:t>
-      </w:r>
-      <w:r>
-        <w:rPr>
-          <w:rFonts w:ascii="Times New Roman" w:hAnsi="Times New Roman" w:cs="Times New Roman"/>
-          <w:sz w:val="28"/>
-          <w:szCs w:val="28"/>
-        </w:rPr>
-        <w:t xml:space="preserve"> </w:t>
-      </w:r>
-      <w:r>
-        <w:rPr>
-          <w:rFonts w:ascii="Times New Roman" w:hAnsi="Times New Roman" w:cs="Times New Roman"/>
-          <w:sz w:val="28"/>
-          <w:szCs w:val="28"/>
-        </w:rPr>
-        <w:t>сериализацию).</w:t>
-      </w:r>
-    </w:p>
-    <w:p>
-      <w:pPr>
-        <w:spacing w:before="300" w:after="0" w:line="276" w:lineRule="auto"/>
-        <w:ind w:right="850"/>
-        <w:jc w:val="both"/>
-        <w:rPr>
-          <w:rFonts w:ascii="Times New Roman" w:hAnsi="Times New Roman" w:cs="Times New Roman"/>
-          <w:sz w:val="28"/>
-          <w:szCs w:val="28"/>
-        </w:rPr>
-      </w:pPr>
-      <w:r>
-        <w:rPr>
-          <w:rFonts w:ascii="Times New Roman" w:hAnsi="Times New Roman" w:cs="Times New Roman"/>
-          <w:sz w:val="28"/>
-          <w:szCs w:val="28"/>
-        </w:rPr>
-        <w:t>b) Переписать исходный код и код из дополнительного задания</w:t>
-      </w:r>
-      <w:r>
-        <w:rPr>
-          <w:rFonts w:ascii="Times New Roman" w:hAnsi="Times New Roman" w:cs="Times New Roman"/>
-          <w:sz w:val="28"/>
-          <w:szCs w:val="28"/>
-        </w:rPr>
-        <w:t xml:space="preserve"> </w:t>
-      </w:r>
-      <w:r>
-        <w:rPr>
-          <w:rFonts w:ascii="Times New Roman" w:hAnsi="Times New Roman" w:cs="Times New Roman"/>
-          <w:sz w:val="28"/>
-          <w:szCs w:val="28"/>
-        </w:rPr>
-        <w:t>№1, применив найденные библиотеки. Регулярные</w:t>
-      </w:r>
-      <w:r>
-        <w:rPr>
-          <w:rFonts w:ascii="Times New Roman" w:hAnsi="Times New Roman" w:cs="Times New Roman"/>
-          <w:sz w:val="28"/>
-          <w:szCs w:val="28"/>
-        </w:rPr>
-        <w:t xml:space="preserve"> </w:t>
-      </w:r>
-      <w:r>
-        <w:rPr>
-          <w:rFonts w:ascii="Times New Roman" w:hAnsi="Times New Roman" w:cs="Times New Roman"/>
-          <w:sz w:val="28"/>
-          <w:szCs w:val="28"/>
-        </w:rPr>
-        <w:t>выражения также нельзя использовать.</w:t>
-      </w:r>
-    </w:p>
-    <w:p>
-      <w:pPr>
-        <w:spacing w:before="300" w:after="0" w:line="276" w:lineRule="auto"/>
-        <w:ind w:right="850"/>
-        <w:jc w:val="both"/>
-        <w:rPr>
-          <w:rFonts w:ascii="Times New Roman" w:hAnsi="Times New Roman" w:cs="Times New Roman"/>
-          <w:sz w:val="28"/>
-          <w:szCs w:val="28"/>
-        </w:rPr>
-      </w:pPr>
-      <w:r>
-        <w:rPr>
-          <w:rFonts w:ascii="Times New Roman" w:hAnsi="Times New Roman" w:cs="Times New Roman"/>
-          <w:sz w:val="28"/>
-          <w:szCs w:val="28"/>
-        </w:rPr>
-        <w:t>c) Сравнить полученные результаты и объяснить их</w:t>
-      </w:r>
-      <w:r>
-        <w:rPr>
-          <w:rFonts w:ascii="Times New Roman" w:hAnsi="Times New Roman" w:cs="Times New Roman"/>
-          <w:sz w:val="28"/>
-          <w:szCs w:val="28"/>
-        </w:rPr>
-        <w:t xml:space="preserve"> </w:t>
-      </w:r>
-      <w:r>
-        <w:rPr>
-          <w:rFonts w:ascii="Times New Roman" w:hAnsi="Times New Roman" w:cs="Times New Roman"/>
-          <w:sz w:val="28"/>
-          <w:szCs w:val="28"/>
-        </w:rPr>
-        <w:t>сходство/различие. Объяснение должно быть отражено в</w:t>
-      </w:r>
-      <w:r>
-        <w:rPr>
-          <w:rFonts w:ascii="Times New Roman" w:hAnsi="Times New Roman" w:cs="Times New Roman"/>
-          <w:sz w:val="28"/>
-          <w:szCs w:val="28"/>
-        </w:rPr>
-        <w:t xml:space="preserve"> </w:t>
-      </w:r>
-      <w:r>
-        <w:rPr>
-          <w:rFonts w:ascii="Times New Roman" w:hAnsi="Times New Roman" w:cs="Times New Roman"/>
-          <w:sz w:val="28"/>
-          <w:szCs w:val="28"/>
-        </w:rPr>
-        <w:t>отчёте.</w:t>
-      </w:r>
-    </w:p>
-    <w:p>
-      <w:pPr>
-        <w:spacing w:before="300" w:after="0" w:line="276" w:lineRule="auto"/>
-        <w:ind w:right="850"/>
-        <w:jc w:val="both"/>
-        <w:rPr>
-          <w:rFonts w:ascii="Times New Roman" w:hAnsi="Times New Roman" w:cs="Times New Roman"/>
-          <w:sz w:val="28"/>
-          <w:szCs w:val="28"/>
-        </w:rPr>
-      </w:pPr>
-      <w:r>
-        <w:rPr>
-          <w:rFonts w:ascii="Times New Roman" w:hAnsi="Times New Roman" w:cs="Times New Roman"/>
-          <w:sz w:val="28"/>
-          <w:szCs w:val="28"/>
-        </w:rPr>
-        <w:t>10.</w:t>
-      </w:r>
-      <w:r>
-        <w:rPr>
-          <w:rFonts w:ascii="Times New Roman" w:hAnsi="Times New Roman" w:cs="Times New Roman"/>
-          <w:sz w:val="28"/>
-          <w:szCs w:val="28"/>
-        </w:rPr>
-        <w:t xml:space="preserve"> </w:t>
-      </w:r>
-      <w:r>
-        <w:rPr>
-          <w:rFonts w:ascii="Times New Roman" w:hAnsi="Times New Roman" w:cs="Times New Roman"/>
-          <w:i/>
-          <w:iCs/>
-          <w:sz w:val="28"/>
-          <w:szCs w:val="28"/>
-        </w:rPr>
-        <w:t>Дополнительное задание №3</w:t>
-      </w:r>
-      <w:r>
-        <w:rPr>
-          <w:rFonts w:ascii="Times New Roman" w:hAnsi="Times New Roman" w:cs="Times New Roman"/>
-          <w:sz w:val="28"/>
-          <w:szCs w:val="28"/>
-        </w:rPr>
-        <w:t xml:space="preserve"> (позволяет набрать +20 процентов от максимального числа баллов </w:t>
-      </w:r>
-      <w:proofErr w:type="spellStart"/>
-      <w:r>
-        <w:rPr>
-          <w:rFonts w:ascii="Times New Roman" w:hAnsi="Times New Roman" w:cs="Times New Roman"/>
-          <w:sz w:val="28"/>
-          <w:szCs w:val="28"/>
-        </w:rPr>
-        <w:t>БаРС</w:t>
-      </w:r>
-      <w:proofErr w:type="spellEnd"/>
-      <w:r>
-        <w:rPr>
-          <w:rFonts w:ascii="Times New Roman" w:hAnsi="Times New Roman" w:cs="Times New Roman"/>
-          <w:sz w:val="28"/>
-          <w:szCs w:val="28"/>
-        </w:rPr>
-        <w:t xml:space="preserve"> за данную лабораторную). Переписать код из дополнительного задания №1, чтобы </w:t>
-      </w:r>
-      <w:proofErr w:type="spellStart"/>
-      <w:r>
-        <w:rPr>
-          <w:rFonts w:ascii="Times New Roman" w:hAnsi="Times New Roman" w:cs="Times New Roman"/>
-          <w:sz w:val="28"/>
-          <w:szCs w:val="28"/>
-        </w:rPr>
-        <w:t>серализация</w:t>
-      </w:r>
-      <w:proofErr w:type="spellEnd"/>
-      <w:r>
-        <w:rPr>
-          <w:rFonts w:ascii="Times New Roman" w:hAnsi="Times New Roman" w:cs="Times New Roman"/>
-          <w:sz w:val="28"/>
-          <w:szCs w:val="28"/>
-        </w:rPr>
-        <w:t xml:space="preserve"> </w:t>
-      </w:r>
-      <w:proofErr w:type="spellStart"/>
-      <w:r>
-        <w:rPr>
-          <w:rFonts w:ascii="Times New Roman" w:hAnsi="Times New Roman" w:cs="Times New Roman"/>
-          <w:sz w:val="28"/>
-          <w:szCs w:val="28"/>
-        </w:rPr>
-        <w:t>происводилась</w:t>
-      </w:r>
-      <w:proofErr w:type="spellEnd"/>
-      <w:r>
-        <w:rPr>
-          <w:rFonts w:ascii="Times New Roman" w:hAnsi="Times New Roman" w:cs="Times New Roman"/>
-          <w:sz w:val="28"/>
-          <w:szCs w:val="28"/>
-        </w:rPr>
-        <w:t xml:space="preserve"> в XML файл.</w:t>
-      </w:r>
-    </w:p>
-    <w:p>
-      <w:pPr>
-        <w:spacing w:before="300" w:after="0" w:line="276" w:lineRule="auto"/>
-        <w:ind w:right="850"/>
-        <w:jc w:val="both"/>
-        <w:rPr>
-          <w:rFonts w:ascii="Times New Roman" w:hAnsi="Times New Roman" w:cs="Times New Roman"/>
-          <w:sz w:val="28"/>
-          <w:szCs w:val="28"/>
-        </w:rPr>
-      </w:pPr>
-      <w:r>
-        <w:rPr>
-          <w:rFonts w:ascii="Times New Roman" w:hAnsi="Times New Roman" w:cs="Times New Roman"/>
-          <w:sz w:val="28"/>
-          <w:szCs w:val="28"/>
-        </w:rPr>
-        <w:t xml:space="preserve">11.Дополнительное задание №4 (позволяет набрать +5 процентов от максимального числа баллов </w:t>
-      </w:r>
-      <w:proofErr w:type="spellStart"/>
-      <w:r>
-        <w:rPr>
-          <w:rFonts w:ascii="Times New Roman" w:hAnsi="Times New Roman" w:cs="Times New Roman"/>
-          <w:sz w:val="28"/>
-          <w:szCs w:val="28"/>
-        </w:rPr>
-        <w:t>БаРС</w:t>
-      </w:r>
-      <w:proofErr w:type="spellEnd"/>
-      <w:r>
-        <w:rPr>
-          <w:rFonts w:ascii="Times New Roman" w:hAnsi="Times New Roman" w:cs="Times New Roman"/>
-          <w:sz w:val="28"/>
-          <w:szCs w:val="28"/>
-        </w:rPr>
-        <w:t xml:space="preserve"> за данную лабораторную).</w:t>
-      </w:r>
-    </w:p>
-    <w:p>
-      <w:pPr>
-        <w:spacing w:before="300" w:after="0" w:line="276" w:lineRule="auto"/>
-        <w:ind w:right="850"/>
-        <w:jc w:val="both"/>
-        <w:rPr>
-          <w:rFonts w:ascii="Times New Roman" w:hAnsi="Times New Roman" w:cs="Times New Roman"/>
-          <w:sz w:val="28"/>
-          <w:szCs w:val="28"/>
-        </w:rPr>
-      </w:pPr>
-      <w:r>
-        <w:rPr>
-          <w:rFonts w:ascii="Times New Roman" w:hAnsi="Times New Roman" w:cs="Times New Roman"/>
-          <w:sz w:val="28"/>
-          <w:szCs w:val="28"/>
-        </w:rPr>
-        <w:t>a) Используя свою исходную программу из обязательного задания и программы из дополнительных заданий, сравнить стократное время выполнения парсинга + конвертации в цикле.</w:t>
-      </w:r>
-    </w:p>
-    <w:p>
-      <w:pPr>
-        <w:spacing w:before="300" w:after="0" w:line="276" w:lineRule="auto"/>
-        <w:ind w:right="850"/>
-        <w:jc w:val="both"/>
-        <w:rPr>
-          <w:rFonts w:ascii="Times New Roman" w:hAnsi="Times New Roman" w:cs="Times New Roman"/>
-          <w:sz w:val="28"/>
-          <w:szCs w:val="28"/>
-        </w:rPr>
-      </w:pPr>
-      <w:r>
-        <w:rPr>
-          <w:rFonts w:ascii="Times New Roman" w:hAnsi="Times New Roman" w:cs="Times New Roman"/>
-          <w:sz w:val="28"/>
-          <w:szCs w:val="28"/>
-        </w:rPr>
-        <w:lastRenderedPageBreak/>
-        <w:t>b) Проанализировать полученные результаты и объяснить их сходство/различие. Объяснение должно быть отражено в отчёте.</w:t>
-      </w:r>
-    </w:p>
-    <w:p>
-      <w:pPr>
-        <w:spacing w:before="300" w:after="0" w:line="276" w:lineRule="auto"/>
-        <w:ind w:right="850"/>
-        <w:jc w:val="both"/>
-        <w:rPr>
-          <w:rFonts w:ascii="Times New Roman" w:hAnsi="Times New Roman" w:cs="Times New Roman"/>
-          <w:sz w:val="28"/>
-          <w:szCs w:val="28"/>
-        </w:rPr>
-      </w:pPr>
-      <w:r>
-        <w:rPr>
-          <w:rFonts w:ascii="Times New Roman" w:hAnsi="Times New Roman" w:cs="Times New Roman"/>
-          <w:sz w:val="28"/>
-          <w:szCs w:val="28"/>
-        </w:rPr>
-        <w:t xml:space="preserve">12.Проверить, что все пункты задания выполнены и выполнены верно. </w:t>
-      </w:r>
-    </w:p>
-    <w:p>
-      <w:pPr>
-        <w:spacing w:before="300" w:after="0" w:line="276" w:lineRule="auto"/>
-        <w:ind w:right="850"/>
-        <w:jc w:val="both"/>
-        <w:rPr>
-          <w:rFonts w:ascii="Times New Roman" w:hAnsi="Times New Roman" w:cs="Times New Roman"/>
-          <w:sz w:val="28"/>
-          <w:szCs w:val="28"/>
-        </w:rPr>
-      </w:pPr>
-      <w:r>
-        <w:rPr>
-          <w:rFonts w:ascii="Times New Roman" w:hAnsi="Times New Roman" w:cs="Times New Roman"/>
-          <w:sz w:val="28"/>
-          <w:szCs w:val="28"/>
-        </w:rPr>
-        <w:t>13.Написать отчёт о проделанной работе.</w:t>
-      </w:r>
-    </w:p>
-    <w:p>
-      <w:pPr>
-        <w:spacing w:before="300" w:after="0" w:line="276" w:lineRule="auto"/>
-        <w:ind w:right="850"/>
-        <w:jc w:val="both"/>
-        <w:rPr>
-          <w:rFonts w:ascii="Times New Roman" w:hAnsi="Times New Roman" w:cs="Times New Roman"/>
-          <w:sz w:val="28"/>
-          <w:szCs w:val="28"/>
-        </w:rPr>
-      </w:pPr>
-      <w:r>
-        <w:rPr>
-          <w:rFonts w:ascii="Times New Roman" w:hAnsi="Times New Roman" w:cs="Times New Roman"/>
-          <w:sz w:val="28"/>
-          <w:szCs w:val="28"/>
-        </w:rPr>
-        <w:t>14.Подготовиться к устным вопросам на защите.</w:t>
-      </w:r>
-    </w:p>
-    <w:p>
-      <w:pPr>
-        <w:jc w:val="both"/>
-        <w:rPr>
-          <w:rFonts w:ascii="Times New Roman" w:hAnsi="Times New Roman" w:cs="Times New Roman"/>
-          <w:sz w:val="28"/>
-          <w:szCs w:val="28"/>
-        </w:rPr>
-      </w:pPr>
-      <w:r>
-        <w:rPr>
-          <w:rFonts w:ascii="Times New Roman" w:hAnsi="Times New Roman" w:cs="Times New Roman"/>
-          <w:sz w:val="28"/>
-          <w:szCs w:val="28"/>
-        </w:rPr>
-        <w:br w:type="page"/>
-      </w:r>
-    </w:p>
-    <w:p>
-      <w:pPr>
-        <w:spacing w:line="360" w:lineRule="auto"/>
-        <w:jc w:val="center"/>
-        <w:rPr>
-          <w:rFonts w:ascii="TimesNewRomanPSMT" w:eastAsia="Times New Roman" w:hAnsi="TimesNewRomanPSMT" w:cs="Times New Roman"/>
-          <w:b/>
-          <w:bCs/>
-          <w:color w:val="00000A"/>
-          <w:kern w:val="0"/>
-          <w:sz w:val="28"/>
-          <w:szCs w:val="28"/>
-          <w:lang w:eastAsia="ru-RU"/>
-          <w14:ligatures w14:val="none"/>
-        </w:rPr>
-      </w:pPr>
-      <w:r>
-        <w:rPr>
-          <w:rFonts w:ascii="TimesNewRomanPSMT" w:eastAsia="Times New Roman" w:hAnsi="TimesNewRomanPSMT" w:cs="Times New Roman"/>
-          <w:b/>
-          <w:bCs/>
-          <w:color w:val="00000A"/>
-          <w:kern w:val="0"/>
-          <w:sz w:val="28"/>
-          <w:szCs w:val="28"/>
-          <w:lang w:eastAsia="ru-RU"/>
-          <w14:ligatures w14:val="none"/>
-        </w:rPr>
-        <w:lastRenderedPageBreak/>
-        <w:t>2. Выполнение задачи</w:t>
-      </w:r>
-    </w:p>
-    <w:p>
-      <w:pPr>
-        <w:spacing w:line="360" w:lineRule="auto"/>
-        <w:rPr>
-          <w:rFonts w:ascii="TimesNewRomanPSMT" w:eastAsia="Times New Roman" w:hAnsi="TimesNewRomanPSMT" w:cs="Times New Roman"/>
-          <w:color w:val="00000A"/>
-          <w:kern w:val="0"/>
-          <w:sz w:val="28"/>
-          <w:szCs w:val="28"/>
-          <w:lang w:eastAsia="ru-RU"/>
-          <w14:ligatures w14:val="none"/>
-        </w:rPr>
-      </w:pPr>
+          <w:color w:val="00000A"/>
+          <w:kern w:val="0"/>
+          <w:sz w:val="28"/>
+          <w:szCs w:val="28"/>
+          <w:lang w:val="en-US" w:eastAsia="ru-RU"/>
+          <w14:ligatures w14:val="none"/>
+        </w:rPr>
+        <w:t>https://habr.com/ru/companies/selectel/articles/754674/</w:t>
+      </w:r>
     </w:p>
     <w:sectPr>
-      <w:footerReference w:type="default" r:id="rId9"/>
+      <w:footerReference w:type="default" r:id="rId22"/>
       <w:pgSz w:w="11906" w:h="16838"/>
       <w:pgMar w:top="1134" w:right="850" w:bottom="1134" w:left="1701" w:header="708" w:footer="708" w:gutter="0"/>
       <w:cols w:space="708"/>
